--- a/docs/generated/docx/architecture/Project_Structure.docx
+++ b/docs/generated/docx/architecture/Project_Structure.docx
@@ -41,7 +41,7 @@
         <w:pStyle w:val="FirstParagraph"/>
       </w:pPr>
       <w:r>
-        <w:t xml:space="preserve">This document describes the physical structure of the Trading Platform Pro repository.</w:t>
+        <w:t xml:space="preserve">This document defines the physical repository and source-code structure of Trading Platform Pro and its primary application, the Trading Cockpit.</w:t>
       </w:r>
     </w:p>
     <w:p>
@@ -49,7 +49,83 @@
         <w:pStyle w:val="BodyText"/>
       </w:pPr>
       <w:r>
-        <w:t xml:space="preserve">A consistent project structure improves maintainability, discoverability and scalability.</w:t>
+        <w:t xml:space="preserve">The project structure shall reflect:</w:t>
+      </w:r>
+    </w:p>
+    <w:p>
+      <w:pPr>
+        <w:pStyle w:val="Compact"/>
+        <w:numPr>
+          <w:ilvl w:val="0"/>
+          <w:numId w:val="1001"/>
+        </w:numPr>
+      </w:pPr>
+      <w:r>
+        <w:t xml:space="preserve">architecture boundaries</w:t>
+      </w:r>
+    </w:p>
+    <w:p>
+      <w:pPr>
+        <w:pStyle w:val="Compact"/>
+        <w:numPr>
+          <w:ilvl w:val="0"/>
+          <w:numId w:val="1001"/>
+        </w:numPr>
+      </w:pPr>
+      <w:r>
+        <w:t xml:space="preserve">domain capability boundaries</w:t>
+      </w:r>
+    </w:p>
+    <w:p>
+      <w:pPr>
+        <w:pStyle w:val="Compact"/>
+        <w:numPr>
+          <w:ilvl w:val="0"/>
+          <w:numId w:val="1001"/>
+        </w:numPr>
+      </w:pPr>
+      <w:r>
+        <w:t xml:space="preserve">vertical product development</w:t>
+      </w:r>
+    </w:p>
+    <w:p>
+      <w:pPr>
+        <w:pStyle w:val="Compact"/>
+        <w:numPr>
+          <w:ilvl w:val="0"/>
+          <w:numId w:val="1001"/>
+        </w:numPr>
+      </w:pPr>
+      <w:r>
+        <w:t xml:space="preserve">explicit technical responsibilities</w:t>
+      </w:r>
+    </w:p>
+    <w:p>
+      <w:pPr>
+        <w:pStyle w:val="Compact"/>
+        <w:numPr>
+          <w:ilvl w:val="0"/>
+          <w:numId w:val="1001"/>
+        </w:numPr>
+      </w:pPr>
+      <w:r>
+        <w:t xml:space="preserve">maintainable repository growth</w:t>
+      </w:r>
+    </w:p>
+    <w:p>
+      <w:pPr>
+        <w:pStyle w:val="FirstParagraph"/>
+      </w:pPr>
+      <w:r>
+        <w:t xml:space="preserve">The repository shall remain easy to navigate.</w:t>
+      </w:r>
+    </w:p>
+    <w:p>
+      <w:pPr>
+        <w:pStyle w:val="BodyText"/>
+      </w:pPr>
+      <w:r>
+        <w:t xml:space="preserve">Avoid directory structures created only for hypothetical future requirements.</w:t>
       </w:r>
     </w:p>
     <w:p>
@@ -149,6 +225,15 @@
         <w:rPr>
           <w:rStyle w:val="VerbatimChar"/>
         </w:rPr>
+        <w:t xml:space="preserve">├── temp/</w:t>
+      </w:r>
+      <w:r>
+        <w:br/>
+      </w:r>
+      <w:r>
+        <w:rPr>
+          <w:rStyle w:val="VerbatimChar"/>
+        </w:rPr>
         <w:t xml:space="preserve">├── .github/</w:t>
       </w:r>
       <w:r>
@@ -185,6 +270,15 @@
         <w:rPr>
           <w:rStyle w:val="VerbatimChar"/>
         </w:rPr>
+        <w:t xml:space="preserve">├── requirements-docs.txt</w:t>
+      </w:r>
+      <w:r>
+        <w:br/>
+      </w:r>
+      <w:r>
+        <w:rPr>
+          <w:rStyle w:val="VerbatimChar"/>
+        </w:rPr>
         <w:t xml:space="preserve">├── README.md</w:t>
       </w:r>
       <w:r>
@@ -195,6 +289,14 @@
           <w:rStyle w:val="VerbatimChar"/>
         </w:rPr>
         <w:t xml:space="preserve">└── AGENTS.md</w:t>
+      </w:r>
+    </w:p>
+    <w:p>
+      <w:pPr>
+        <w:pStyle w:val="FirstParagraph"/>
+      </w:pPr>
+      <w:r>
+        <w:t xml:space="preserve">Each top-level directory shall have an explicit responsibility.</w:t>
       </w:r>
     </w:p>
     <w:p>
@@ -238,15 +340,7 @@
         <w:pStyle w:val="FirstParagraph"/>
       </w:pPr>
       <w:r>
-        <w:t xml:space="preserve">The source code is organized by architectural responsibility rather than technical framework.</w:t>
-      </w:r>
-    </w:p>
-    <w:p>
-      <w:pPr>
-        <w:pStyle w:val="BodyText"/>
-      </w:pPr>
-      <w:r>
-        <w:t xml:space="preserve">Example:</w:t>
+        <w:t xml:space="preserve">Primary Python package:</w:t>
       </w:r>
     </w:p>
     <w:p>
@@ -268,50 +362,13 @@
         </w:rPr>
         <w:t xml:space="preserve">└── trading_platform/</w:t>
       </w:r>
-      <w:r>
-        <w:br/>
-      </w:r>
-      <w:r>
-        <w:rPr>
-          <w:rStyle w:val="VerbatimChar"/>
-        </w:rPr>
-        <w:t xml:space="preserve">    ├── application/</w:t>
-      </w:r>
-      <w:r>
-        <w:br/>
-      </w:r>
-      <w:r>
-        <w:rPr>
-          <w:rStyle w:val="VerbatimChar"/>
-        </w:rPr>
-        <w:t xml:space="preserve">    ├── domain/</w:t>
-      </w:r>
-      <w:r>
-        <w:br/>
-      </w:r>
-      <w:r>
-        <w:rPr>
-          <w:rStyle w:val="VerbatimChar"/>
-        </w:rPr>
-        <w:t xml:space="preserve">    ├── infrastructure/</w:t>
-      </w:r>
-      <w:r>
-        <w:br/>
-      </w:r>
-      <w:r>
-        <w:rPr>
-          <w:rStyle w:val="VerbatimChar"/>
-        </w:rPr>
-        <w:t xml:space="preserve">    ├── presentation/</w:t>
-      </w:r>
-      <w:r>
-        <w:br/>
-      </w:r>
-      <w:r>
-        <w:rPr>
-          <w:rStyle w:val="VerbatimChar"/>
-        </w:rPr>
-        <w:t xml:space="preserve">    └── shared/</w:t>
+    </w:p>
+    <w:p>
+      <w:pPr>
+        <w:pStyle w:val="FirstParagraph"/>
+      </w:pPr>
+      <w:r>
+        <w:t xml:space="preserve">The source structure combines architecture layers with explicit capability boundaries.</w:t>
       </w:r>
     </w:p>
     <w:p>
@@ -322,21 +379,21 @@
       </w:r>
     </w:p>
     <w:bookmarkEnd w:id="12"/>
-    <w:bookmarkStart w:id="13" w:name="documentation"/>
+    <w:bookmarkStart w:id="13" w:name="primary-source-structure"/>
     <w:p>
       <w:pPr>
         <w:pStyle w:val="Heading1"/>
       </w:pPr>
       <w:r>
-        <w:t xml:space="preserve">Documentation</w:t>
-      </w:r>
-    </w:p>
-    <w:p>
-      <w:pPr>
-        <w:pStyle w:val="FirstParagraph"/>
-      </w:pPr>
-      <w:r>
-        <w:t xml:space="preserve">All documentation is located in:</w:t>
+        <w:t xml:space="preserve">Primary Source Structure</w:t>
+      </w:r>
+    </w:p>
+    <w:p>
+      <w:pPr>
+        <w:pStyle w:val="FirstParagraph"/>
+      </w:pPr>
+      <w:r>
+        <w:t xml:space="preserve">Target structure:</w:t>
       </w:r>
     </w:p>
     <w:p>
@@ -347,115 +404,98 @@
         <w:rPr>
           <w:rStyle w:val="VerbatimChar"/>
         </w:rPr>
-        <w:t xml:space="preserve">docs/</w:t>
-      </w:r>
-    </w:p>
-    <w:p>
-      <w:pPr>
-        <w:pStyle w:val="FirstParagraph"/>
-      </w:pPr>
-      <w:r>
-        <w:t xml:space="preserve">Structure:</w:t>
-      </w:r>
-    </w:p>
-    <w:p>
-      <w:pPr>
-        <w:pStyle w:val="SourceCode"/>
-      </w:pPr>
-      <w:r>
-        <w:rPr>
-          <w:rStyle w:val="VerbatimChar"/>
-        </w:rPr>
-        <w:t xml:space="preserve">architecture/</w:t>
-      </w:r>
-      <w:r>
-        <w:br/>
-      </w:r>
-      <w:r>
-        <w:rPr>
-          <w:rStyle w:val="VerbatimChar"/>
-        </w:rPr>
-        <w:t xml:space="preserve">product/</w:t>
-      </w:r>
-      <w:r>
-        <w:br/>
-      </w:r>
-      <w:r>
-        <w:rPr>
-          <w:rStyle w:val="VerbatimChar"/>
-        </w:rPr>
-        <w:t xml:space="preserve">developer/</w:t>
-      </w:r>
-      <w:r>
-        <w:br/>
-      </w:r>
-      <w:r>
-        <w:rPr>
-          <w:rStyle w:val="VerbatimChar"/>
-        </w:rPr>
-        <w:t xml:space="preserve">operations/</w:t>
-      </w:r>
-      <w:r>
-        <w:br/>
-      </w:r>
-      <w:r>
-        <w:rPr>
-          <w:rStyle w:val="VerbatimChar"/>
-        </w:rPr>
-        <w:t xml:space="preserve">adr/</w:t>
-      </w:r>
-      <w:r>
-        <w:br/>
-      </w:r>
-      <w:r>
-        <w:rPr>
-          <w:rStyle w:val="VerbatimChar"/>
-        </w:rPr>
-        <w:t xml:space="preserve">api/</w:t>
-      </w:r>
-      <w:r>
-        <w:br/>
-      </w:r>
-      <w:r>
-        <w:rPr>
-          <w:rStyle w:val="VerbatimChar"/>
-        </w:rPr>
-        <w:t xml:space="preserve">ui/</w:t>
-      </w:r>
-      <w:r>
-        <w:br/>
-      </w:r>
-      <w:r>
-        <w:rPr>
-          <w:rStyle w:val="VerbatimChar"/>
-        </w:rPr>
-        <w:t xml:space="preserve">user/</w:t>
-      </w:r>
-      <w:r>
-        <w:br/>
-      </w:r>
-      <w:r>
-        <w:rPr>
-          <w:rStyle w:val="VerbatimChar"/>
-        </w:rPr>
-        <w:t xml:space="preserve">specifications/</w:t>
-      </w:r>
-      <w:r>
-        <w:br/>
-      </w:r>
-      <w:r>
-        <w:rPr>
-          <w:rStyle w:val="VerbatimChar"/>
-        </w:rPr>
-        <w:t xml:space="preserve">decisions/</w:t>
-      </w:r>
-    </w:p>
-    <w:p>
-      <w:pPr>
-        <w:pStyle w:val="FirstParagraph"/>
-      </w:pPr>
-      <w:r>
-        <w:t xml:space="preserve">Each directory has a single responsibility.</w:t>
+        <w:t xml:space="preserve">src/</w:t>
+      </w:r>
+      <w:r>
+        <w:br/>
+      </w:r>
+      <w:r>
+        <w:rPr>
+          <w:rStyle w:val="VerbatimChar"/>
+        </w:rPr>
+        <w:t xml:space="preserve">└── trading_platform/</w:t>
+      </w:r>
+      <w:r>
+        <w:br/>
+      </w:r>
+      <w:r>
+        <w:rPr>
+          <w:rStyle w:val="VerbatimChar"/>
+        </w:rPr>
+        <w:t xml:space="preserve">    │</w:t>
+      </w:r>
+      <w:r>
+        <w:br/>
+      </w:r>
+      <w:r>
+        <w:rPr>
+          <w:rStyle w:val="VerbatimChar"/>
+        </w:rPr>
+        <w:t xml:space="preserve">    ├── domain/</w:t>
+      </w:r>
+      <w:r>
+        <w:br/>
+      </w:r>
+      <w:r>
+        <w:rPr>
+          <w:rStyle w:val="VerbatimChar"/>
+        </w:rPr>
+        <w:t xml:space="preserve">    ├── application/</w:t>
+      </w:r>
+      <w:r>
+        <w:br/>
+      </w:r>
+      <w:r>
+        <w:rPr>
+          <w:rStyle w:val="VerbatimChar"/>
+        </w:rPr>
+        <w:t xml:space="preserve">    ├── infrastructure/</w:t>
+      </w:r>
+      <w:r>
+        <w:br/>
+      </w:r>
+      <w:r>
+        <w:rPr>
+          <w:rStyle w:val="VerbatimChar"/>
+        </w:rPr>
+        <w:t xml:space="preserve">    ├── presentation/</w:t>
+      </w:r>
+      <w:r>
+        <w:br/>
+      </w:r>
+      <w:r>
+        <w:rPr>
+          <w:rStyle w:val="VerbatimChar"/>
+        </w:rPr>
+        <w:t xml:space="preserve">    └── shared/</w:t>
+      </w:r>
+    </w:p>
+    <w:p>
+      <w:pPr>
+        <w:pStyle w:val="FirstParagraph"/>
+      </w:pPr>
+      <w:r>
+        <w:t xml:space="preserve">Architecture layer responsibilities are defined in</w:t>
+      </w:r>
+      <w:r>
+        <w:t xml:space="preserve"> </w:t>
+      </w:r>
+      <w:r>
+        <w:rPr>
+          <w:rStyle w:val="VerbatimChar"/>
+        </w:rPr>
+        <w:t xml:space="preserve">Architecture.md</w:t>
+      </w:r>
+      <w:r>
+        <w:t xml:space="preserve">.</w:t>
+      </w:r>
+    </w:p>
+    <w:p>
+      <w:pPr>
+        <w:pStyle w:val="BodyText"/>
+      </w:pPr>
+      <w:r>
+        <w:t xml:space="preserve">The physical structure shall preserve dependency direction.</w:t>
       </w:r>
     </w:p>
     <w:p>
@@ -466,21 +506,29 @@
       </w:r>
     </w:p>
     <w:bookmarkEnd w:id="13"/>
-    <w:bookmarkStart w:id="14" w:name="tests"/>
+    <w:bookmarkStart w:id="14" w:name="domain-structure"/>
     <w:p>
       <w:pPr>
         <w:pStyle w:val="Heading1"/>
       </w:pPr>
       <w:r>
-        <w:t xml:space="preserve">Tests</w:t>
-      </w:r>
-    </w:p>
-    <w:p>
-      <w:pPr>
-        <w:pStyle w:val="FirstParagraph"/>
-      </w:pPr>
-      <w:r>
-        <w:t xml:space="preserve">Automated tests reside in:</w:t>
+        <w:t xml:space="preserve">Domain Structure</w:t>
+      </w:r>
+    </w:p>
+    <w:p>
+      <w:pPr>
+        <w:pStyle w:val="FirstParagraph"/>
+      </w:pPr>
+      <w:r>
+        <w:t xml:space="preserve">Domain code is organized by business capability.</w:t>
+      </w:r>
+    </w:p>
+    <w:p>
+      <w:pPr>
+        <w:pStyle w:val="BodyText"/>
+      </w:pPr>
+      <w:r>
+        <w:t xml:space="preserve">Target structure:</w:t>
       </w:r>
     </w:p>
     <w:p>
@@ -491,15 +539,105 @@
         <w:rPr>
           <w:rStyle w:val="VerbatimChar"/>
         </w:rPr>
-        <w:t xml:space="preserve">tests/</w:t>
-      </w:r>
-    </w:p>
-    <w:p>
-      <w:pPr>
-        <w:pStyle w:val="FirstParagraph"/>
-      </w:pPr>
-      <w:r>
-        <w:t xml:space="preserve">Typical structure:</w:t>
+        <w:t xml:space="preserve">domain/</w:t>
+      </w:r>
+      <w:r>
+        <w:br/>
+      </w:r>
+      <w:r>
+        <w:rPr>
+          <w:rStyle w:val="VerbatimChar"/>
+        </w:rPr>
+        <w:t xml:space="preserve">│</w:t>
+      </w:r>
+      <w:r>
+        <w:br/>
+      </w:r>
+      <w:r>
+        <w:rPr>
+          <w:rStyle w:val="VerbatimChar"/>
+        </w:rPr>
+        <w:t xml:space="preserve">├── instruments/</w:t>
+      </w:r>
+      <w:r>
+        <w:br/>
+      </w:r>
+      <w:r>
+        <w:rPr>
+          <w:rStyle w:val="VerbatimChar"/>
+        </w:rPr>
+        <w:t xml:space="preserve">├── watchlists/</w:t>
+      </w:r>
+      <w:r>
+        <w:br/>
+      </w:r>
+      <w:r>
+        <w:rPr>
+          <w:rStyle w:val="VerbatimChar"/>
+        </w:rPr>
+        <w:t xml:space="preserve">├── trading_candidates/</w:t>
+      </w:r>
+      <w:r>
+        <w:br/>
+      </w:r>
+      <w:r>
+        <w:rPr>
+          <w:rStyle w:val="VerbatimChar"/>
+        </w:rPr>
+        <w:t xml:space="preserve">├── trading_decisions/</w:t>
+      </w:r>
+      <w:r>
+        <w:br/>
+      </w:r>
+      <w:r>
+        <w:rPr>
+          <w:rStyle w:val="VerbatimChar"/>
+        </w:rPr>
+        <w:t xml:space="preserve">├── portfolio/</w:t>
+      </w:r>
+      <w:r>
+        <w:br/>
+      </w:r>
+      <w:r>
+        <w:rPr>
+          <w:rStyle w:val="VerbatimChar"/>
+        </w:rPr>
+        <w:t xml:space="preserve">├── positions/</w:t>
+      </w:r>
+      <w:r>
+        <w:br/>
+      </w:r>
+      <w:r>
+        <w:rPr>
+          <w:rStyle w:val="VerbatimChar"/>
+        </w:rPr>
+        <w:t xml:space="preserve">├── orders/</w:t>
+      </w:r>
+      <w:r>
+        <w:br/>
+      </w:r>
+      <w:r>
+        <w:rPr>
+          <w:rStyle w:val="VerbatimChar"/>
+        </w:rPr>
+        <w:t xml:space="preserve">├── risk/</w:t>
+      </w:r>
+      <w:r>
+        <w:br/>
+      </w:r>
+      <w:r>
+        <w:rPr>
+          <w:rStyle w:val="VerbatimChar"/>
+        </w:rPr>
+        <w:t xml:space="preserve">└── trading_review/</w:t>
+      </w:r>
+    </w:p>
+    <w:p>
+      <w:pPr>
+        <w:pStyle w:val="FirstParagraph"/>
+      </w:pPr>
+      <w:r>
+        <w:t xml:space="preserve">A capability package may contain:</w:t>
       </w:r>
     </w:p>
     <w:p>
@@ -510,54 +648,94 @@
         <w:rPr>
           <w:rStyle w:val="VerbatimChar"/>
         </w:rPr>
-        <w:t xml:space="preserve">tests/</w:t>
-      </w:r>
-      <w:r>
-        <w:br/>
-      </w:r>
-      <w:r>
-        <w:br/>
-      </w:r>
-      <w:r>
-        <w:rPr>
-          <w:rStyle w:val="VerbatimChar"/>
-        </w:rPr>
-        <w:t xml:space="preserve">├── unit/</w:t>
-      </w:r>
-      <w:r>
-        <w:br/>
-      </w:r>
-      <w:r>
-        <w:rPr>
-          <w:rStyle w:val="VerbatimChar"/>
-        </w:rPr>
-        <w:t xml:space="preserve">├── integration/</w:t>
-      </w:r>
-      <w:r>
-        <w:br/>
-      </w:r>
-      <w:r>
-        <w:rPr>
-          <w:rStyle w:val="VerbatimChar"/>
-        </w:rPr>
-        <w:t xml:space="preserve">├── system/</w:t>
-      </w:r>
-      <w:r>
-        <w:br/>
-      </w:r>
-      <w:r>
-        <w:rPr>
-          <w:rStyle w:val="VerbatimChar"/>
-        </w:rPr>
-        <w:t xml:space="preserve">└── performance/</w:t>
-      </w:r>
-    </w:p>
-    <w:p>
-      <w:pPr>
-        <w:pStyle w:val="FirstParagraph"/>
-      </w:pPr>
-      <w:r>
-        <w:t xml:space="preserve">Tests mirror the production structure where practical.</w:t>
+        <w:t xml:space="preserve">orders/</w:t>
+      </w:r>
+      <w:r>
+        <w:br/>
+      </w:r>
+      <w:r>
+        <w:rPr>
+          <w:rStyle w:val="VerbatimChar"/>
+        </w:rPr>
+        <w:t xml:space="preserve">│</w:t>
+      </w:r>
+      <w:r>
+        <w:br/>
+      </w:r>
+      <w:r>
+        <w:rPr>
+          <w:rStyle w:val="VerbatimChar"/>
+        </w:rPr>
+        <w:t xml:space="preserve">├── entities.py</w:t>
+      </w:r>
+      <w:r>
+        <w:br/>
+      </w:r>
+      <w:r>
+        <w:rPr>
+          <w:rStyle w:val="VerbatimChar"/>
+        </w:rPr>
+        <w:t xml:space="preserve">├── value_objects.py</w:t>
+      </w:r>
+      <w:r>
+        <w:br/>
+      </w:r>
+      <w:r>
+        <w:rPr>
+          <w:rStyle w:val="VerbatimChar"/>
+        </w:rPr>
+        <w:t xml:space="preserve">├── events.py</w:t>
+      </w:r>
+      <w:r>
+        <w:br/>
+      </w:r>
+      <w:r>
+        <w:rPr>
+          <w:rStyle w:val="VerbatimChar"/>
+        </w:rPr>
+        <w:t xml:space="preserve">├── services.py</w:t>
+      </w:r>
+      <w:r>
+        <w:br/>
+      </w:r>
+      <w:r>
+        <w:rPr>
+          <w:rStyle w:val="VerbatimChar"/>
+        </w:rPr>
+        <w:t xml:space="preserve">├── exceptions.py</w:t>
+      </w:r>
+      <w:r>
+        <w:br/>
+      </w:r>
+      <w:r>
+        <w:rPr>
+          <w:rStyle w:val="VerbatimChar"/>
+        </w:rPr>
+        <w:t xml:space="preserve">└── repositories.py</w:t>
+      </w:r>
+    </w:p>
+    <w:p>
+      <w:pPr>
+        <w:pStyle w:val="FirstParagraph"/>
+      </w:pPr>
+      <w:r>
+        <w:t xml:space="preserve">Files shall only be introduced when required.</w:t>
+      </w:r>
+    </w:p>
+    <w:p>
+      <w:pPr>
+        <w:pStyle w:val="BodyText"/>
+      </w:pPr>
+      <w:r>
+        <w:t xml:space="preserve">Do not create empty architectural placeholder files without implementation need.</w:t>
+      </w:r>
+    </w:p>
+    <w:p>
+      <w:pPr>
+        <w:pStyle w:val="BodyText"/>
+      </w:pPr>
+      <w:r>
+        <w:t xml:space="preserve">Domain packages shall not depend on infrastructure or presentation.</w:t>
       </w:r>
     </w:p>
     <w:p>
@@ -568,21 +746,29 @@
       </w:r>
     </w:p>
     <w:bookmarkEnd w:id="14"/>
-    <w:bookmarkStart w:id="15" w:name="configuration"/>
+    <w:bookmarkStart w:id="15" w:name="application-structure"/>
     <w:p>
       <w:pPr>
         <w:pStyle w:val="Heading1"/>
       </w:pPr>
       <w:r>
-        <w:t xml:space="preserve">Configuration</w:t>
-      </w:r>
-    </w:p>
-    <w:p>
-      <w:pPr>
-        <w:pStyle w:val="FirstParagraph"/>
-      </w:pPr>
-      <w:r>
-        <w:t xml:space="preserve">Configuration files reside in:</w:t>
+        <w:t xml:space="preserve">Application Structure</w:t>
+      </w:r>
+    </w:p>
+    <w:p>
+      <w:pPr>
+        <w:pStyle w:val="FirstParagraph"/>
+      </w:pPr>
+      <w:r>
+        <w:t xml:space="preserve">Application code is organized around use cases and workflow coordination.</w:t>
+      </w:r>
+    </w:p>
+    <w:p>
+      <w:pPr>
+        <w:pStyle w:val="BodyText"/>
+      </w:pPr>
+      <w:r>
+        <w:t xml:space="preserve">Target structure:</w:t>
       </w:r>
     </w:p>
     <w:p>
@@ -593,15 +779,178 @@
         <w:rPr>
           <w:rStyle w:val="VerbatimChar"/>
         </w:rPr>
-        <w:t xml:space="preserve">config/</w:t>
-      </w:r>
-    </w:p>
-    <w:p>
-      <w:pPr>
-        <w:pStyle w:val="FirstParagraph"/>
-      </w:pPr>
-      <w:r>
-        <w:t xml:space="preserve">Configuration is externalized and environment-specific.</w:t>
+        <w:t xml:space="preserve">application/</w:t>
+      </w:r>
+      <w:r>
+        <w:br/>
+      </w:r>
+      <w:r>
+        <w:rPr>
+          <w:rStyle w:val="VerbatimChar"/>
+        </w:rPr>
+        <w:t xml:space="preserve">│</w:t>
+      </w:r>
+      <w:r>
+        <w:br/>
+      </w:r>
+      <w:r>
+        <w:rPr>
+          <w:rStyle w:val="VerbatimChar"/>
+        </w:rPr>
+        <w:t xml:space="preserve">├── instruments/</w:t>
+      </w:r>
+      <w:r>
+        <w:br/>
+      </w:r>
+      <w:r>
+        <w:rPr>
+          <w:rStyle w:val="VerbatimChar"/>
+        </w:rPr>
+        <w:t xml:space="preserve">├── watchlists/</w:t>
+      </w:r>
+      <w:r>
+        <w:br/>
+      </w:r>
+      <w:r>
+        <w:rPr>
+          <w:rStyle w:val="VerbatimChar"/>
+        </w:rPr>
+        <w:t xml:space="preserve">├── trading_candidates/</w:t>
+      </w:r>
+      <w:r>
+        <w:br/>
+      </w:r>
+      <w:r>
+        <w:rPr>
+          <w:rStyle w:val="VerbatimChar"/>
+        </w:rPr>
+        <w:t xml:space="preserve">├── trading_decisions/</w:t>
+      </w:r>
+      <w:r>
+        <w:br/>
+      </w:r>
+      <w:r>
+        <w:rPr>
+          <w:rStyle w:val="VerbatimChar"/>
+        </w:rPr>
+        <w:t xml:space="preserve">├── portfolio/</w:t>
+      </w:r>
+      <w:r>
+        <w:br/>
+      </w:r>
+      <w:r>
+        <w:rPr>
+          <w:rStyle w:val="VerbatimChar"/>
+        </w:rPr>
+        <w:t xml:space="preserve">├── positions/</w:t>
+      </w:r>
+      <w:r>
+        <w:br/>
+      </w:r>
+      <w:r>
+        <w:rPr>
+          <w:rStyle w:val="VerbatimChar"/>
+        </w:rPr>
+        <w:t xml:space="preserve">├── orders/</w:t>
+      </w:r>
+      <w:r>
+        <w:br/>
+      </w:r>
+      <w:r>
+        <w:rPr>
+          <w:rStyle w:val="VerbatimChar"/>
+        </w:rPr>
+        <w:t xml:space="preserve">├── risk/</w:t>
+      </w:r>
+      <w:r>
+        <w:br/>
+      </w:r>
+      <w:r>
+        <w:rPr>
+          <w:rStyle w:val="VerbatimChar"/>
+        </w:rPr>
+        <w:t xml:space="preserve">└── trading_review/</w:t>
+      </w:r>
+    </w:p>
+    <w:p>
+      <w:pPr>
+        <w:pStyle w:val="FirstParagraph"/>
+      </w:pPr>
+      <w:r>
+        <w:t xml:space="preserve">A capability package may contain:</w:t>
+      </w:r>
+    </w:p>
+    <w:p>
+      <w:pPr>
+        <w:pStyle w:val="SourceCode"/>
+      </w:pPr>
+      <w:r>
+        <w:rPr>
+          <w:rStyle w:val="VerbatimChar"/>
+        </w:rPr>
+        <w:t xml:space="preserve">orders/</w:t>
+      </w:r>
+      <w:r>
+        <w:br/>
+      </w:r>
+      <w:r>
+        <w:rPr>
+          <w:rStyle w:val="VerbatimChar"/>
+        </w:rPr>
+        <w:t xml:space="preserve">│</w:t>
+      </w:r>
+      <w:r>
+        <w:br/>
+      </w:r>
+      <w:r>
+        <w:rPr>
+          <w:rStyle w:val="VerbatimChar"/>
+        </w:rPr>
+        <w:t xml:space="preserve">├── commands.py</w:t>
+      </w:r>
+      <w:r>
+        <w:br/>
+      </w:r>
+      <w:r>
+        <w:rPr>
+          <w:rStyle w:val="VerbatimChar"/>
+        </w:rPr>
+        <w:t xml:space="preserve">├── queries.py</w:t>
+      </w:r>
+      <w:r>
+        <w:br/>
+      </w:r>
+      <w:r>
+        <w:rPr>
+          <w:rStyle w:val="VerbatimChar"/>
+        </w:rPr>
+        <w:t xml:space="preserve">├── services.py</w:t>
+      </w:r>
+      <w:r>
+        <w:br/>
+      </w:r>
+      <w:r>
+        <w:rPr>
+          <w:rStyle w:val="VerbatimChar"/>
+        </w:rPr>
+        <w:t xml:space="preserve">├── ports.py</w:t>
+      </w:r>
+      <w:r>
+        <w:br/>
+      </w:r>
+      <w:r>
+        <w:rPr>
+          <w:rStyle w:val="VerbatimChar"/>
+        </w:rPr>
+        <w:t xml:space="preserve">└── dto.py</w:t>
+      </w:r>
+    </w:p>
+    <w:p>
+      <w:pPr>
+        <w:pStyle w:val="FirstParagraph"/>
+      </w:pPr>
+      <w:r>
+        <w:t xml:space="preserve">Application packages coordinate use cases.</w:t>
       </w:r>
     </w:p>
     <w:p>
@@ -609,43 +958,7 @@
         <w:pStyle w:val="BodyText"/>
       </w:pPr>
       <w:r>
-        <w:t xml:space="preserve">Examples:</w:t>
-      </w:r>
-    </w:p>
-    <w:p>
-      <w:pPr>
-        <w:pStyle w:val="Compact"/>
-        <w:numPr>
-          <w:ilvl w:val="0"/>
-          <w:numId w:val="1001"/>
-        </w:numPr>
-      </w:pPr>
-      <w:r>
-        <w:t xml:space="preserve">development</w:t>
-      </w:r>
-    </w:p>
-    <w:p>
-      <w:pPr>
-        <w:pStyle w:val="Compact"/>
-        <w:numPr>
-          <w:ilvl w:val="0"/>
-          <w:numId w:val="1001"/>
-        </w:numPr>
-      </w:pPr>
-      <w:r>
-        <w:t xml:space="preserve">testing</w:t>
-      </w:r>
-    </w:p>
-    <w:p>
-      <w:pPr>
-        <w:pStyle w:val="Compact"/>
-        <w:numPr>
-          <w:ilvl w:val="0"/>
-          <w:numId w:val="1001"/>
-        </w:numPr>
-      </w:pPr>
-      <w:r>
-        <w:t xml:space="preserve">production</w:t>
+        <w:t xml:space="preserve">Application packages shall not contain presentation code.</w:t>
       </w:r>
     </w:p>
     <w:p>
@@ -656,21 +969,29 @@
       </w:r>
     </w:p>
     <w:bookmarkEnd w:id="15"/>
-    <w:bookmarkStart w:id="16" w:name="scripts"/>
+    <w:bookmarkStart w:id="16" w:name="infrastructure-structure"/>
     <w:p>
       <w:pPr>
         <w:pStyle w:val="Heading1"/>
       </w:pPr>
       <w:r>
-        <w:t xml:space="preserve">Scripts</w:t>
-      </w:r>
-    </w:p>
-    <w:p>
-      <w:pPr>
-        <w:pStyle w:val="FirstParagraph"/>
-      </w:pPr>
-      <w:r>
-        <w:t xml:space="preserve">Reusable automation scripts are stored in:</w:t>
+        <w:t xml:space="preserve">Infrastructure Structure</w:t>
+      </w:r>
+    </w:p>
+    <w:p>
+      <w:pPr>
+        <w:pStyle w:val="FirstParagraph"/>
+      </w:pPr>
+      <w:r>
+        <w:t xml:space="preserve">Infrastructure is organized by technical capability.</w:t>
+      </w:r>
+    </w:p>
+    <w:p>
+      <w:pPr>
+        <w:pStyle w:val="BodyText"/>
+      </w:pPr>
+      <w:r>
+        <w:t xml:space="preserve">Target structure:</w:t>
       </w:r>
     </w:p>
     <w:p>
@@ -681,63 +1002,158 @@
         <w:rPr>
           <w:rStyle w:val="VerbatimChar"/>
         </w:rPr>
-        <w:t xml:space="preserve">scripts/</w:t>
-      </w:r>
-    </w:p>
-    <w:p>
-      <w:pPr>
-        <w:pStyle w:val="FirstParagraph"/>
-      </w:pPr>
-      <w:r>
-        <w:t xml:space="preserve">Examples:</w:t>
-      </w:r>
-    </w:p>
-    <w:p>
-      <w:pPr>
-        <w:pStyle w:val="Compact"/>
-        <w:numPr>
-          <w:ilvl w:val="0"/>
-          <w:numId w:val="1002"/>
-        </w:numPr>
-      </w:pPr>
-      <w:r>
-        <w:t xml:space="preserve">build</w:t>
-      </w:r>
-    </w:p>
-    <w:p>
-      <w:pPr>
-        <w:pStyle w:val="Compact"/>
-        <w:numPr>
-          <w:ilvl w:val="0"/>
-          <w:numId w:val="1002"/>
-        </w:numPr>
-      </w:pPr>
-      <w:r>
-        <w:t xml:space="preserve">maintenance</w:t>
-      </w:r>
-    </w:p>
-    <w:p>
-      <w:pPr>
-        <w:pStyle w:val="Compact"/>
-        <w:numPr>
-          <w:ilvl w:val="0"/>
-          <w:numId w:val="1002"/>
-        </w:numPr>
-      </w:pPr>
-      <w:r>
-        <w:t xml:space="preserve">release</w:t>
-      </w:r>
-    </w:p>
-    <w:p>
-      <w:pPr>
-        <w:pStyle w:val="Compact"/>
-        <w:numPr>
-          <w:ilvl w:val="0"/>
-          <w:numId w:val="1002"/>
-        </w:numPr>
-      </w:pPr>
-      <w:r>
-        <w:t xml:space="preserve">utilities</w:t>
+        <w:t xml:space="preserve">infrastructure/</w:t>
+      </w:r>
+      <w:r>
+        <w:br/>
+      </w:r>
+      <w:r>
+        <w:rPr>
+          <w:rStyle w:val="VerbatimChar"/>
+        </w:rPr>
+        <w:t xml:space="preserve">│</w:t>
+      </w:r>
+      <w:r>
+        <w:br/>
+      </w:r>
+      <w:r>
+        <w:rPr>
+          <w:rStyle w:val="VerbatimChar"/>
+        </w:rPr>
+        <w:t xml:space="preserve">├── bootstrap/</w:t>
+      </w:r>
+      <w:r>
+        <w:br/>
+      </w:r>
+      <w:r>
+        <w:rPr>
+          <w:rStyle w:val="VerbatimChar"/>
+        </w:rPr>
+        <w:t xml:space="preserve">├── config/</w:t>
+      </w:r>
+      <w:r>
+        <w:br/>
+      </w:r>
+      <w:r>
+        <w:rPr>
+          <w:rStyle w:val="VerbatimChar"/>
+        </w:rPr>
+        <w:t xml:space="preserve">├── logging/</w:t>
+      </w:r>
+      <w:r>
+        <w:br/>
+      </w:r>
+      <w:r>
+        <w:rPr>
+          <w:rStyle w:val="VerbatimChar"/>
+        </w:rPr>
+        <w:t xml:space="preserve">├── persistence/</w:t>
+      </w:r>
+      <w:r>
+        <w:br/>
+      </w:r>
+      <w:r>
+        <w:rPr>
+          <w:rStyle w:val="VerbatimChar"/>
+        </w:rPr>
+        <w:t xml:space="preserve">├── broker/</w:t>
+      </w:r>
+      <w:r>
+        <w:br/>
+      </w:r>
+      <w:r>
+        <w:rPr>
+          <w:rStyle w:val="VerbatimChar"/>
+        </w:rPr>
+        <w:t xml:space="preserve">├── market_data/</w:t>
+      </w:r>
+      <w:r>
+        <w:br/>
+      </w:r>
+      <w:r>
+        <w:rPr>
+          <w:rStyle w:val="VerbatimChar"/>
+        </w:rPr>
+        <w:t xml:space="preserve">├── messaging/</w:t>
+      </w:r>
+      <w:r>
+        <w:br/>
+      </w:r>
+      <w:r>
+        <w:rPr>
+          <w:rStyle w:val="VerbatimChar"/>
+        </w:rPr>
+        <w:t xml:space="preserve">├── runtime/</w:t>
+      </w:r>
+      <w:r>
+        <w:br/>
+      </w:r>
+      <w:r>
+        <w:rPr>
+          <w:rStyle w:val="VerbatimChar"/>
+        </w:rPr>
+        <w:t xml:space="preserve">├── scheduler/</w:t>
+      </w:r>
+      <w:r>
+        <w:br/>
+      </w:r>
+      <w:r>
+        <w:rPr>
+          <w:rStyle w:val="VerbatimChar"/>
+        </w:rPr>
+        <w:t xml:space="preserve">├── monitoring/</w:t>
+      </w:r>
+      <w:r>
+        <w:br/>
+      </w:r>
+      <w:r>
+        <w:rPr>
+          <w:rStyle w:val="VerbatimChar"/>
+        </w:rPr>
+        <w:t xml:space="preserve">├── health/</w:t>
+      </w:r>
+      <w:r>
+        <w:br/>
+      </w:r>
+      <w:r>
+        <w:rPr>
+          <w:rStyle w:val="VerbatimChar"/>
+        </w:rPr>
+        <w:t xml:space="preserve">├── files/</w:t>
+      </w:r>
+      <w:r>
+        <w:br/>
+      </w:r>
+      <w:r>
+        <w:rPr>
+          <w:rStyle w:val="VerbatimChar"/>
+        </w:rPr>
+        <w:t xml:space="preserve">├── serialization/</w:t>
+      </w:r>
+      <w:r>
+        <w:br/>
+      </w:r>
+      <w:r>
+        <w:rPr>
+          <w:rStyle w:val="VerbatimChar"/>
+        </w:rPr>
+        <w:t xml:space="preserve">└── security/</w:t>
+      </w:r>
+    </w:p>
+    <w:p>
+      <w:pPr>
+        <w:pStyle w:val="FirstParagraph"/>
+      </w:pPr>
+      <w:r>
+        <w:t xml:space="preserve">Infrastructure packages implement technical capabilities and external adapters.</w:t>
+      </w:r>
+    </w:p>
+    <w:p>
+      <w:pPr>
+        <w:pStyle w:val="BodyText"/>
+      </w:pPr>
+      <w:r>
+        <w:t xml:space="preserve">Infrastructure shall not contain trading decisions or domain business rules.</w:t>
       </w:r>
     </w:p>
     <w:p>
@@ -748,21 +1164,21 @@
       </w:r>
     </w:p>
     <w:bookmarkEnd w:id="16"/>
-    <w:bookmarkStart w:id="17" w:name="github"/>
+    <w:bookmarkStart w:id="17" w:name="broker-infrastructure"/>
     <w:p>
       <w:pPr>
         <w:pStyle w:val="Heading1"/>
       </w:pPr>
       <w:r>
-        <w:t xml:space="preserve">GitHub</w:t>
-      </w:r>
-    </w:p>
-    <w:p>
-      <w:pPr>
-        <w:pStyle w:val="FirstParagraph"/>
-      </w:pPr>
-      <w:r>
-        <w:t xml:space="preserve">Repository automation resides in:</w:t>
+        <w:t xml:space="preserve">Broker Infrastructure</w:t>
+      </w:r>
+    </w:p>
+    <w:p>
+      <w:pPr>
+        <w:pStyle w:val="FirstParagraph"/>
+      </w:pPr>
+      <w:r>
+        <w:t xml:space="preserve">Broker-specific implementations reside under:</w:t>
       </w:r>
     </w:p>
     <w:p>
@@ -773,51 +1189,160 @@
         <w:rPr>
           <w:rStyle w:val="VerbatimChar"/>
         </w:rPr>
-        <w:t xml:space="preserve">.github/</w:t>
-      </w:r>
-    </w:p>
-    <w:p>
-      <w:pPr>
-        <w:pStyle w:val="FirstParagraph"/>
-      </w:pPr>
-      <w:r>
-        <w:t xml:space="preserve">Including:</w:t>
-      </w:r>
-    </w:p>
-    <w:p>
-      <w:pPr>
-        <w:pStyle w:val="Compact"/>
-        <w:numPr>
-          <w:ilvl w:val="0"/>
-          <w:numId w:val="1003"/>
-        </w:numPr>
-      </w:pPr>
-      <w:r>
-        <w:t xml:space="preserve">CI/CD</w:t>
-      </w:r>
-    </w:p>
-    <w:p>
-      <w:pPr>
-        <w:pStyle w:val="Compact"/>
-        <w:numPr>
-          <w:ilvl w:val="0"/>
-          <w:numId w:val="1003"/>
-        </w:numPr>
-      </w:pPr>
-      <w:r>
-        <w:t xml:space="preserve">Workflows</w:t>
-      </w:r>
-    </w:p>
-    <w:p>
-      <w:pPr>
-        <w:pStyle w:val="Compact"/>
-        <w:numPr>
-          <w:ilvl w:val="0"/>
-          <w:numId w:val="1003"/>
-        </w:numPr>
-      </w:pPr>
-      <w:r>
-        <w:t xml:space="preserve">Templates</w:t>
+        <w:t xml:space="preserve">infrastructure/</w:t>
+      </w:r>
+      <w:r>
+        <w:br/>
+      </w:r>
+      <w:r>
+        <w:rPr>
+          <w:rStyle w:val="VerbatimChar"/>
+        </w:rPr>
+        <w:t xml:space="preserve">└── broker/</w:t>
+      </w:r>
+    </w:p>
+    <w:p>
+      <w:pPr>
+        <w:pStyle w:val="FirstParagraph"/>
+      </w:pPr>
+      <w:r>
+        <w:t xml:space="preserve">Example:</w:t>
+      </w:r>
+    </w:p>
+    <w:p>
+      <w:pPr>
+        <w:pStyle w:val="SourceCode"/>
+      </w:pPr>
+      <w:r>
+        <w:rPr>
+          <w:rStyle w:val="VerbatimChar"/>
+        </w:rPr>
+        <w:t xml:space="preserve">broker/</w:t>
+      </w:r>
+      <w:r>
+        <w:br/>
+      </w:r>
+      <w:r>
+        <w:rPr>
+          <w:rStyle w:val="VerbatimChar"/>
+        </w:rPr>
+        <w:t xml:space="preserve">│</w:t>
+      </w:r>
+      <w:r>
+        <w:br/>
+      </w:r>
+      <w:r>
+        <w:rPr>
+          <w:rStyle w:val="VerbatimChar"/>
+        </w:rPr>
+        <w:t xml:space="preserve">├── base/</w:t>
+      </w:r>
+      <w:r>
+        <w:br/>
+      </w:r>
+      <w:r>
+        <w:rPr>
+          <w:rStyle w:val="VerbatimChar"/>
+        </w:rPr>
+        <w:t xml:space="preserve">└── interactive_brokers/</w:t>
+      </w:r>
+    </w:p>
+    <w:p>
+      <w:pPr>
+        <w:pStyle w:val="FirstParagraph"/>
+      </w:pPr>
+      <w:r>
+        <w:t xml:space="preserve">A provider-specific package may contain:</w:t>
+      </w:r>
+    </w:p>
+    <w:p>
+      <w:pPr>
+        <w:pStyle w:val="SourceCode"/>
+      </w:pPr>
+      <w:r>
+        <w:rPr>
+          <w:rStyle w:val="VerbatimChar"/>
+        </w:rPr>
+        <w:t xml:space="preserve">interactive_brokers/</w:t>
+      </w:r>
+      <w:r>
+        <w:br/>
+      </w:r>
+      <w:r>
+        <w:rPr>
+          <w:rStyle w:val="VerbatimChar"/>
+        </w:rPr>
+        <w:t xml:space="preserve">│</w:t>
+      </w:r>
+      <w:r>
+        <w:br/>
+      </w:r>
+      <w:r>
+        <w:rPr>
+          <w:rStyle w:val="VerbatimChar"/>
+        </w:rPr>
+        <w:t xml:space="preserve">├── adapter.py</w:t>
+      </w:r>
+      <w:r>
+        <w:br/>
+      </w:r>
+      <w:r>
+        <w:rPr>
+          <w:rStyle w:val="VerbatimChar"/>
+        </w:rPr>
+        <w:t xml:space="preserve">├── connection.py</w:t>
+      </w:r>
+      <w:r>
+        <w:br/>
+      </w:r>
+      <w:r>
+        <w:rPr>
+          <w:rStyle w:val="VerbatimChar"/>
+        </w:rPr>
+        <w:t xml:space="preserve">├── order_mapper.py</w:t>
+      </w:r>
+      <w:r>
+        <w:br/>
+      </w:r>
+      <w:r>
+        <w:rPr>
+          <w:rStyle w:val="VerbatimChar"/>
+        </w:rPr>
+        <w:t xml:space="preserve">├── position_mapper.py</w:t>
+      </w:r>
+      <w:r>
+        <w:br/>
+      </w:r>
+      <w:r>
+        <w:rPr>
+          <w:rStyle w:val="VerbatimChar"/>
+        </w:rPr>
+        <w:t xml:space="preserve">├── models.py</w:t>
+      </w:r>
+      <w:r>
+        <w:br/>
+      </w:r>
+      <w:r>
+        <w:rPr>
+          <w:rStyle w:val="VerbatimChar"/>
+        </w:rPr>
+        <w:t xml:space="preserve">└── errors.py</w:t>
+      </w:r>
+    </w:p>
+    <w:p>
+      <w:pPr>
+        <w:pStyle w:val="FirstParagraph"/>
+      </w:pPr>
+      <w:r>
+        <w:t xml:space="preserve">Provider-specific structures shall only be created when implementation requires them.</w:t>
+      </w:r>
+    </w:p>
+    <w:p>
+      <w:pPr>
+        <w:pStyle w:val="BodyText"/>
+      </w:pPr>
+      <w:r>
+        <w:t xml:space="preserve">Broker APIs shall not leak into Domain packages.</w:t>
       </w:r>
     </w:p>
     <w:p>
@@ -828,137 +1353,168 @@
       </w:r>
     </w:p>
     <w:bookmarkEnd w:id="17"/>
-    <w:bookmarkStart w:id="18" w:name="naming-conventions"/>
+    <w:bookmarkStart w:id="18" w:name="market-data-infrastructure"/>
     <w:p>
       <w:pPr>
         <w:pStyle w:val="Heading1"/>
       </w:pPr>
       <w:r>
-        <w:t xml:space="preserve">Naming Conventions</w:t>
-      </w:r>
-    </w:p>
-    <w:p>
-      <w:pPr>
-        <w:pStyle w:val="FirstParagraph"/>
-      </w:pPr>
-      <w:r>
-        <w:t xml:space="preserve">Directories:</w:t>
-      </w:r>
-    </w:p>
-    <w:p>
-      <w:pPr>
-        <w:pStyle w:val="Compact"/>
-        <w:numPr>
-          <w:ilvl w:val="0"/>
-          <w:numId w:val="1004"/>
-        </w:numPr>
-      </w:pPr>
-      <w:r>
-        <w:t xml:space="preserve">lowercase</w:t>
-      </w:r>
-    </w:p>
-    <w:p>
-      <w:pPr>
-        <w:pStyle w:val="Compact"/>
-        <w:numPr>
-          <w:ilvl w:val="0"/>
-          <w:numId w:val="1004"/>
-        </w:numPr>
-      </w:pPr>
-      <w:r>
-        <w:t xml:space="preserve">singular where appropriate</w:t>
-      </w:r>
-    </w:p>
-    <w:p>
-      <w:pPr>
-        <w:pStyle w:val="Compact"/>
-        <w:numPr>
-          <w:ilvl w:val="0"/>
-          <w:numId w:val="1004"/>
-        </w:numPr>
-      </w:pPr>
-      <w:r>
-        <w:t xml:space="preserve">descriptive names</w:t>
-      </w:r>
-    </w:p>
-    <w:p>
-      <w:pPr>
-        <w:pStyle w:val="FirstParagraph"/>
-      </w:pPr>
-      <w:r>
-        <w:t xml:space="preserve">Python files:</w:t>
-      </w:r>
-    </w:p>
-    <w:p>
-      <w:pPr>
-        <w:pStyle w:val="Compact"/>
-        <w:numPr>
-          <w:ilvl w:val="0"/>
-          <w:numId w:val="1005"/>
-        </w:numPr>
-      </w:pPr>
-      <w:r>
-        <w:t xml:space="preserve">snake_case</w:t>
-      </w:r>
-    </w:p>
-    <w:p>
-      <w:pPr>
-        <w:pStyle w:val="FirstParagraph"/>
-      </w:pPr>
-      <w:r>
-        <w:t xml:space="preserve">Classes:</w:t>
-      </w:r>
-    </w:p>
-    <w:p>
-      <w:pPr>
-        <w:pStyle w:val="Compact"/>
-        <w:numPr>
-          <w:ilvl w:val="0"/>
-          <w:numId w:val="1006"/>
-        </w:numPr>
-      </w:pPr>
-      <w:r>
-        <w:t xml:space="preserve">PascalCase</w:t>
-      </w:r>
-    </w:p>
-    <w:p>
-      <w:pPr>
-        <w:pStyle w:val="FirstParagraph"/>
-      </w:pPr>
-      <w:r>
-        <w:t xml:space="preserve">Functions:</w:t>
-      </w:r>
-    </w:p>
-    <w:p>
-      <w:pPr>
-        <w:pStyle w:val="Compact"/>
-        <w:numPr>
-          <w:ilvl w:val="0"/>
-          <w:numId w:val="1007"/>
-        </w:numPr>
-      </w:pPr>
-      <w:r>
-        <w:t xml:space="preserve">snake_case</w:t>
-      </w:r>
-    </w:p>
-    <w:p>
-      <w:pPr>
-        <w:pStyle w:val="FirstParagraph"/>
-      </w:pPr>
-      <w:r>
-        <w:t xml:space="preserve">Constants:</w:t>
-      </w:r>
-    </w:p>
-    <w:p>
-      <w:pPr>
-        <w:pStyle w:val="Compact"/>
-        <w:numPr>
-          <w:ilvl w:val="0"/>
-          <w:numId w:val="1008"/>
-        </w:numPr>
-      </w:pPr>
-      <w:r>
-        <w:t xml:space="preserve">UPPER_CASE</w:t>
+        <w:t xml:space="preserve">Market Data Infrastructure</w:t>
+      </w:r>
+    </w:p>
+    <w:p>
+      <w:pPr>
+        <w:pStyle w:val="FirstParagraph"/>
+      </w:pPr>
+      <w:r>
+        <w:t xml:space="preserve">Market data implementations reside under:</w:t>
+      </w:r>
+    </w:p>
+    <w:p>
+      <w:pPr>
+        <w:pStyle w:val="SourceCode"/>
+      </w:pPr>
+      <w:r>
+        <w:rPr>
+          <w:rStyle w:val="VerbatimChar"/>
+        </w:rPr>
+        <w:t xml:space="preserve">infrastructure/</w:t>
+      </w:r>
+      <w:r>
+        <w:br/>
+      </w:r>
+      <w:r>
+        <w:rPr>
+          <w:rStyle w:val="VerbatimChar"/>
+        </w:rPr>
+        <w:t xml:space="preserve">└── market_data/</w:t>
+      </w:r>
+    </w:p>
+    <w:p>
+      <w:pPr>
+        <w:pStyle w:val="FirstParagraph"/>
+      </w:pPr>
+      <w:r>
+        <w:t xml:space="preserve">Example:</w:t>
+      </w:r>
+    </w:p>
+    <w:p>
+      <w:pPr>
+        <w:pStyle w:val="SourceCode"/>
+      </w:pPr>
+      <w:r>
+        <w:rPr>
+          <w:rStyle w:val="VerbatimChar"/>
+        </w:rPr>
+        <w:t xml:space="preserve">market_data/</w:t>
+      </w:r>
+      <w:r>
+        <w:br/>
+      </w:r>
+      <w:r>
+        <w:rPr>
+          <w:rStyle w:val="VerbatimChar"/>
+        </w:rPr>
+        <w:t xml:space="preserve">│</w:t>
+      </w:r>
+      <w:r>
+        <w:br/>
+      </w:r>
+      <w:r>
+        <w:rPr>
+          <w:rStyle w:val="VerbatimChar"/>
+        </w:rPr>
+        <w:t xml:space="preserve">├── base/</w:t>
+      </w:r>
+      <w:r>
+        <w:br/>
+      </w:r>
+      <w:r>
+        <w:rPr>
+          <w:rStyle w:val="VerbatimChar"/>
+        </w:rPr>
+        <w:t xml:space="preserve">└── providers/</w:t>
+      </w:r>
+    </w:p>
+    <w:p>
+      <w:pPr>
+        <w:pStyle w:val="FirstParagraph"/>
+      </w:pPr>
+      <w:r>
+        <w:t xml:space="preserve">Provider packages may contain:</w:t>
+      </w:r>
+    </w:p>
+    <w:p>
+      <w:pPr>
+        <w:pStyle w:val="SourceCode"/>
+      </w:pPr>
+      <w:r>
+        <w:rPr>
+          <w:rStyle w:val="VerbatimChar"/>
+        </w:rPr>
+        <w:t xml:space="preserve">provider_name/</w:t>
+      </w:r>
+      <w:r>
+        <w:br/>
+      </w:r>
+      <w:r>
+        <w:rPr>
+          <w:rStyle w:val="VerbatimChar"/>
+        </w:rPr>
+        <w:t xml:space="preserve">│</w:t>
+      </w:r>
+      <w:r>
+        <w:br/>
+      </w:r>
+      <w:r>
+        <w:rPr>
+          <w:rStyle w:val="VerbatimChar"/>
+        </w:rPr>
+        <w:t xml:space="preserve">├── adapter.py</w:t>
+      </w:r>
+      <w:r>
+        <w:br/>
+      </w:r>
+      <w:r>
+        <w:rPr>
+          <w:rStyle w:val="VerbatimChar"/>
+        </w:rPr>
+        <w:t xml:space="preserve">├── connection.py</w:t>
+      </w:r>
+      <w:r>
+        <w:br/>
+      </w:r>
+      <w:r>
+        <w:rPr>
+          <w:rStyle w:val="VerbatimChar"/>
+        </w:rPr>
+        <w:t xml:space="preserve">├── subscription.py</w:t>
+      </w:r>
+      <w:r>
+        <w:br/>
+      </w:r>
+      <w:r>
+        <w:rPr>
+          <w:rStyle w:val="VerbatimChar"/>
+        </w:rPr>
+        <w:t xml:space="preserve">├── mapper.py</w:t>
+      </w:r>
+      <w:r>
+        <w:br/>
+      </w:r>
+      <w:r>
+        <w:rPr>
+          <w:rStyle w:val="VerbatimChar"/>
+        </w:rPr>
+        <w:t xml:space="preserve">└── errors.py</w:t>
+      </w:r>
+    </w:p>
+    <w:p>
+      <w:pPr>
+        <w:pStyle w:val="FirstParagraph"/>
+      </w:pPr>
+      <w:r>
+        <w:t xml:space="preserve">Market data provider types shall not become Domain models.</w:t>
       </w:r>
     </w:p>
     <w:p>
@@ -969,81 +1525,130 @@
       </w:r>
     </w:p>
     <w:bookmarkEnd w:id="18"/>
-    <w:bookmarkStart w:id="19" w:name="design-principles"/>
+    <w:bookmarkStart w:id="19" w:name="persistence-infrastructure"/>
     <w:p>
       <w:pPr>
         <w:pStyle w:val="Heading1"/>
       </w:pPr>
       <w:r>
-        <w:t xml:space="preserve">Design Principles</w:t>
-      </w:r>
-    </w:p>
-    <w:p>
-      <w:pPr>
-        <w:pStyle w:val="FirstParagraph"/>
-      </w:pPr>
-      <w:r>
-        <w:t xml:space="preserve">The repository structure shall:</w:t>
-      </w:r>
-    </w:p>
-    <w:p>
-      <w:pPr>
-        <w:pStyle w:val="Compact"/>
-        <w:numPr>
-          <w:ilvl w:val="0"/>
-          <w:numId w:val="1009"/>
-        </w:numPr>
-      </w:pPr>
-      <w:r>
-        <w:t xml:space="preserve">remain simple</w:t>
-      </w:r>
-    </w:p>
-    <w:p>
-      <w:pPr>
-        <w:pStyle w:val="Compact"/>
-        <w:numPr>
-          <w:ilvl w:val="0"/>
-          <w:numId w:val="1009"/>
-        </w:numPr>
-      </w:pPr>
-      <w:r>
-        <w:t xml:space="preserve">be easy to navigate</w:t>
-      </w:r>
-    </w:p>
-    <w:p>
-      <w:pPr>
-        <w:pStyle w:val="Compact"/>
-        <w:numPr>
-          <w:ilvl w:val="0"/>
-          <w:numId w:val="1009"/>
-        </w:numPr>
-      </w:pPr>
-      <w:r>
-        <w:t xml:space="preserve">scale with project growth</w:t>
-      </w:r>
-    </w:p>
-    <w:p>
-      <w:pPr>
-        <w:pStyle w:val="Compact"/>
-        <w:numPr>
-          <w:ilvl w:val="0"/>
-          <w:numId w:val="1009"/>
-        </w:numPr>
-      </w:pPr>
-      <w:r>
-        <w:t xml:space="preserve">reflect the architecture</w:t>
-      </w:r>
-    </w:p>
-    <w:p>
-      <w:pPr>
-        <w:pStyle w:val="Compact"/>
-        <w:numPr>
-          <w:ilvl w:val="0"/>
-          <w:numId w:val="1009"/>
-        </w:numPr>
-      </w:pPr>
-      <w:r>
-        <w:t xml:space="preserve">minimize unnecessary nesting</w:t>
+        <w:t xml:space="preserve">Persistence Infrastructure</w:t>
+      </w:r>
+    </w:p>
+    <w:p>
+      <w:pPr>
+        <w:pStyle w:val="FirstParagraph"/>
+      </w:pPr>
+      <w:r>
+        <w:t xml:space="preserve">Persistence implementations reside under:</w:t>
+      </w:r>
+    </w:p>
+    <w:p>
+      <w:pPr>
+        <w:pStyle w:val="SourceCode"/>
+      </w:pPr>
+      <w:r>
+        <w:rPr>
+          <w:rStyle w:val="VerbatimChar"/>
+        </w:rPr>
+        <w:t xml:space="preserve">infrastructure/</w:t>
+      </w:r>
+      <w:r>
+        <w:br/>
+      </w:r>
+      <w:r>
+        <w:rPr>
+          <w:rStyle w:val="VerbatimChar"/>
+        </w:rPr>
+        <w:t xml:space="preserve">└── persistence/</w:t>
+      </w:r>
+    </w:p>
+    <w:p>
+      <w:pPr>
+        <w:pStyle w:val="FirstParagraph"/>
+      </w:pPr>
+      <w:r>
+        <w:t xml:space="preserve">Target structure may include:</w:t>
+      </w:r>
+    </w:p>
+    <w:p>
+      <w:pPr>
+        <w:pStyle w:val="SourceCode"/>
+      </w:pPr>
+      <w:r>
+        <w:rPr>
+          <w:rStyle w:val="VerbatimChar"/>
+        </w:rPr>
+        <w:t xml:space="preserve">persistence/</w:t>
+      </w:r>
+      <w:r>
+        <w:br/>
+      </w:r>
+      <w:r>
+        <w:rPr>
+          <w:rStyle w:val="VerbatimChar"/>
+        </w:rPr>
+        <w:t xml:space="preserve">│</w:t>
+      </w:r>
+      <w:r>
+        <w:br/>
+      </w:r>
+      <w:r>
+        <w:rPr>
+          <w:rStyle w:val="VerbatimChar"/>
+        </w:rPr>
+        <w:t xml:space="preserve">├── database/</w:t>
+      </w:r>
+      <w:r>
+        <w:br/>
+      </w:r>
+      <w:r>
+        <w:rPr>
+          <w:rStyle w:val="VerbatimChar"/>
+        </w:rPr>
+        <w:t xml:space="preserve">├── models/</w:t>
+      </w:r>
+      <w:r>
+        <w:br/>
+      </w:r>
+      <w:r>
+        <w:rPr>
+          <w:rStyle w:val="VerbatimChar"/>
+        </w:rPr>
+        <w:t xml:space="preserve">├── repositories/</w:t>
+      </w:r>
+      <w:r>
+        <w:br/>
+      </w:r>
+      <w:r>
+        <w:rPr>
+          <w:rStyle w:val="VerbatimChar"/>
+        </w:rPr>
+        <w:t xml:space="preserve">├── mappings/</w:t>
+      </w:r>
+      <w:r>
+        <w:br/>
+      </w:r>
+      <w:r>
+        <w:rPr>
+          <w:rStyle w:val="VerbatimChar"/>
+        </w:rPr>
+        <w:t xml:space="preserve">└── migrations/</w:t>
+      </w:r>
+    </w:p>
+    <w:p>
+      <w:pPr>
+        <w:pStyle w:val="FirstParagraph"/>
+      </w:pPr>
+      <w:r>
+        <w:t xml:space="preserve">SQLAlchemy-specific code shall remain inside Infrastructure.</w:t>
+      </w:r>
+    </w:p>
+    <w:p>
+      <w:pPr>
+        <w:pStyle w:val="BodyText"/>
+      </w:pPr>
+      <w:r>
+        <w:t xml:space="preserve">Persistence models shall remain distinguishable from Domain models.</w:t>
       </w:r>
     </w:p>
     <w:p>
@@ -1054,69 +1659,148 @@
       </w:r>
     </w:p>
     <w:bookmarkEnd w:id="19"/>
-    <w:bookmarkStart w:id="20" w:name="evolution-rules"/>
+    <w:bookmarkStart w:id="20" w:name="presentation-structure"/>
     <w:p>
       <w:pPr>
         <w:pStyle w:val="Heading1"/>
       </w:pPr>
       <w:r>
-        <w:t xml:space="preserve">Evolution Rules</w:t>
-      </w:r>
-    </w:p>
-    <w:p>
-      <w:pPr>
-        <w:pStyle w:val="FirstParagraph"/>
-      </w:pPr>
-      <w:r>
-        <w:t xml:space="preserve">When introducing new modules:</w:t>
-      </w:r>
-    </w:p>
-    <w:p>
-      <w:pPr>
-        <w:pStyle w:val="Compact"/>
-        <w:numPr>
-          <w:ilvl w:val="0"/>
-          <w:numId w:val="1010"/>
-        </w:numPr>
-      </w:pPr>
-      <w:r>
-        <w:t xml:space="preserve">preserve architectural boundaries</w:t>
-      </w:r>
-    </w:p>
-    <w:p>
-      <w:pPr>
-        <w:pStyle w:val="Compact"/>
-        <w:numPr>
-          <w:ilvl w:val="0"/>
-          <w:numId w:val="1010"/>
-        </w:numPr>
-      </w:pPr>
-      <w:r>
-        <w:t xml:space="preserve">keep related functionality together</w:t>
-      </w:r>
-    </w:p>
-    <w:p>
-      <w:pPr>
-        <w:pStyle w:val="Compact"/>
-        <w:numPr>
-          <w:ilvl w:val="0"/>
-          <w:numId w:val="1010"/>
-        </w:numPr>
-      </w:pPr>
-      <w:r>
-        <w:t xml:space="preserve">avoid duplication</w:t>
-      </w:r>
-    </w:p>
-    <w:p>
-      <w:pPr>
-        <w:pStyle w:val="Compact"/>
-        <w:numPr>
-          <w:ilvl w:val="0"/>
-          <w:numId w:val="1010"/>
-        </w:numPr>
-      </w:pPr>
-      <w:r>
-        <w:t xml:space="preserve">document structural changes</w:t>
+        <w:t xml:space="preserve">Presentation Structure</w:t>
+      </w:r>
+    </w:p>
+    <w:p>
+      <w:pPr>
+        <w:pStyle w:val="FirstParagraph"/>
+      </w:pPr>
+      <w:r>
+        <w:t xml:space="preserve">Trading Cockpit presentation code resides under:</w:t>
+      </w:r>
+    </w:p>
+    <w:p>
+      <w:pPr>
+        <w:pStyle w:val="SourceCode"/>
+      </w:pPr>
+      <w:r>
+        <w:rPr>
+          <w:rStyle w:val="VerbatimChar"/>
+        </w:rPr>
+        <w:t xml:space="preserve">presentation/</w:t>
+      </w:r>
+    </w:p>
+    <w:p>
+      <w:pPr>
+        <w:pStyle w:val="FirstParagraph"/>
+      </w:pPr>
+      <w:r>
+        <w:t xml:space="preserve">Target structure:</w:t>
+      </w:r>
+    </w:p>
+    <w:p>
+      <w:pPr>
+        <w:pStyle w:val="SourceCode"/>
+      </w:pPr>
+      <w:r>
+        <w:rPr>
+          <w:rStyle w:val="VerbatimChar"/>
+        </w:rPr>
+        <w:t xml:space="preserve">presentation/</w:t>
+      </w:r>
+      <w:r>
+        <w:br/>
+      </w:r>
+      <w:r>
+        <w:rPr>
+          <w:rStyle w:val="VerbatimChar"/>
+        </w:rPr>
+        <w:t xml:space="preserve">│</w:t>
+      </w:r>
+      <w:r>
+        <w:br/>
+      </w:r>
+      <w:r>
+        <w:rPr>
+          <w:rStyle w:val="VerbatimChar"/>
+        </w:rPr>
+        <w:t xml:space="preserve">├── app/</w:t>
+      </w:r>
+      <w:r>
+        <w:br/>
+      </w:r>
+      <w:r>
+        <w:rPr>
+          <w:rStyle w:val="VerbatimChar"/>
+        </w:rPr>
+        <w:t xml:space="preserve">├── workspace/</w:t>
+      </w:r>
+      <w:r>
+        <w:br/>
+      </w:r>
+      <w:r>
+        <w:rPr>
+          <w:rStyle w:val="VerbatimChar"/>
+        </w:rPr>
+        <w:t xml:space="preserve">├── widgets/</w:t>
+      </w:r>
+      <w:r>
+        <w:br/>
+      </w:r>
+      <w:r>
+        <w:rPr>
+          <w:rStyle w:val="VerbatimChar"/>
+        </w:rPr>
+        <w:t xml:space="preserve">├── context/</w:t>
+      </w:r>
+      <w:r>
+        <w:br/>
+      </w:r>
+      <w:r>
+        <w:rPr>
+          <w:rStyle w:val="VerbatimChar"/>
+        </w:rPr>
+        <w:t xml:space="preserve">├── commands/</w:t>
+      </w:r>
+      <w:r>
+        <w:br/>
+      </w:r>
+      <w:r>
+        <w:rPr>
+          <w:rStyle w:val="VerbatimChar"/>
+        </w:rPr>
+        <w:t xml:space="preserve">├── notifications/</w:t>
+      </w:r>
+      <w:r>
+        <w:br/>
+      </w:r>
+      <w:r>
+        <w:rPr>
+          <w:rStyle w:val="VerbatimChar"/>
+        </w:rPr>
+        <w:t xml:space="preserve">├── themes/</w:t>
+      </w:r>
+      <w:r>
+        <w:br/>
+      </w:r>
+      <w:r>
+        <w:rPr>
+          <w:rStyle w:val="VerbatimChar"/>
+        </w:rPr>
+        <w:t xml:space="preserve">└── common/</w:t>
+      </w:r>
+    </w:p>
+    <w:p>
+      <w:pPr>
+        <w:pStyle w:val="FirstParagraph"/>
+      </w:pPr>
+      <w:r>
+        <w:t xml:space="preserve">Presentation packages shall not access concrete Infrastructure adapters directly.</w:t>
+      </w:r>
+    </w:p>
+    <w:p>
+      <w:pPr>
+        <w:pStyle w:val="BodyText"/>
+      </w:pPr>
+      <w:r>
+        <w:t xml:space="preserve">Presentation shall not contain domain business rules.</w:t>
       </w:r>
     </w:p>
     <w:p>
@@ -1127,81 +1811,164 @@
       </w:r>
     </w:p>
     <w:bookmarkEnd w:id="20"/>
-    <w:bookmarkStart w:id="21" w:name="repository-organization-rules"/>
+    <w:bookmarkStart w:id="21" w:name="application-shell"/>
     <w:p>
       <w:pPr>
         <w:pStyle w:val="Heading1"/>
       </w:pPr>
       <w:r>
-        <w:t xml:space="preserve">Repository Organization Rules</w:t>
-      </w:r>
-    </w:p>
-    <w:p>
-      <w:pPr>
-        <w:pStyle w:val="FirstParagraph"/>
-      </w:pPr>
-      <w:r>
-        <w:t xml:space="preserve">The repository shall follow these principles:</w:t>
-      </w:r>
-    </w:p>
-    <w:p>
-      <w:pPr>
-        <w:pStyle w:val="Compact"/>
-        <w:numPr>
-          <w:ilvl w:val="0"/>
-          <w:numId w:val="1011"/>
-        </w:numPr>
-      </w:pPr>
-      <w:r>
-        <w:t xml:space="preserve">one responsibility per directory</w:t>
-      </w:r>
-    </w:p>
-    <w:p>
-      <w:pPr>
-        <w:pStyle w:val="Compact"/>
-        <w:numPr>
-          <w:ilvl w:val="0"/>
-          <w:numId w:val="1011"/>
-        </w:numPr>
-      </w:pPr>
-      <w:r>
-        <w:t xml:space="preserve">clear separation of source code and documentation</w:t>
-      </w:r>
-    </w:p>
-    <w:p>
-      <w:pPr>
-        <w:pStyle w:val="Compact"/>
-        <w:numPr>
-          <w:ilvl w:val="0"/>
-          <w:numId w:val="1011"/>
-        </w:numPr>
-      </w:pPr>
-      <w:r>
-        <w:t xml:space="preserve">consistent naming conventions</w:t>
-      </w:r>
-    </w:p>
-    <w:p>
-      <w:pPr>
-        <w:pStyle w:val="Compact"/>
-        <w:numPr>
-          <w:ilvl w:val="0"/>
-          <w:numId w:val="1011"/>
-        </w:numPr>
-      </w:pPr>
-      <w:r>
-        <w:t xml:space="preserve">minimal directory depth</w:t>
-      </w:r>
-    </w:p>
-    <w:p>
-      <w:pPr>
-        <w:pStyle w:val="Compact"/>
-        <w:numPr>
-          <w:ilvl w:val="0"/>
-          <w:numId w:val="1011"/>
-        </w:numPr>
-      </w:pPr>
-      <w:r>
-        <w:t xml:space="preserve">avoid duplicated structures</w:t>
+        <w:t xml:space="preserve">Application Shell</w:t>
+      </w:r>
+    </w:p>
+    <w:p>
+      <w:pPr>
+        <w:pStyle w:val="FirstParagraph"/>
+      </w:pPr>
+      <w:r>
+        <w:t xml:space="preserve">Application shell components reside under:</w:t>
+      </w:r>
+    </w:p>
+    <w:p>
+      <w:pPr>
+        <w:pStyle w:val="SourceCode"/>
+      </w:pPr>
+      <w:r>
+        <w:rPr>
+          <w:rStyle w:val="VerbatimChar"/>
+        </w:rPr>
+        <w:t xml:space="preserve">presentation/</w:t>
+      </w:r>
+      <w:r>
+        <w:br/>
+      </w:r>
+      <w:r>
+        <w:rPr>
+          <w:rStyle w:val="VerbatimChar"/>
+        </w:rPr>
+        <w:t xml:space="preserve">└── app/</w:t>
+      </w:r>
+    </w:p>
+    <w:p>
+      <w:pPr>
+        <w:pStyle w:val="FirstParagraph"/>
+      </w:pPr>
+      <w:r>
+        <w:t xml:space="preserve">Responsibilities may include:</w:t>
+      </w:r>
+    </w:p>
+    <w:p>
+      <w:pPr>
+        <w:pStyle w:val="Compact"/>
+        <w:numPr>
+          <w:ilvl w:val="0"/>
+          <w:numId w:val="1002"/>
+        </w:numPr>
+      </w:pPr>
+      <w:r>
+        <w:t xml:space="preserve">main window</w:t>
+      </w:r>
+    </w:p>
+    <w:p>
+      <w:pPr>
+        <w:pStyle w:val="Compact"/>
+        <w:numPr>
+          <w:ilvl w:val="0"/>
+          <w:numId w:val="1002"/>
+        </w:numPr>
+      </w:pPr>
+      <w:r>
+        <w:t xml:space="preserve">application startup presentation</w:t>
+      </w:r>
+    </w:p>
+    <w:p>
+      <w:pPr>
+        <w:pStyle w:val="Compact"/>
+        <w:numPr>
+          <w:ilvl w:val="0"/>
+          <w:numId w:val="1002"/>
+        </w:numPr>
+      </w:pPr>
+      <w:r>
+        <w:t xml:space="preserve">application shutdown presentation</w:t>
+      </w:r>
+    </w:p>
+    <w:p>
+      <w:pPr>
+        <w:pStyle w:val="Compact"/>
+        <w:numPr>
+          <w:ilvl w:val="0"/>
+          <w:numId w:val="1002"/>
+        </w:numPr>
+      </w:pPr>
+      <w:r>
+        <w:t xml:space="preserve">status bar</w:t>
+      </w:r>
+    </w:p>
+    <w:p>
+      <w:pPr>
+        <w:pStyle w:val="Compact"/>
+        <w:numPr>
+          <w:ilvl w:val="0"/>
+          <w:numId w:val="1002"/>
+        </w:numPr>
+      </w:pPr>
+      <w:r>
+        <w:t xml:space="preserve">top-level navigation</w:t>
+      </w:r>
+    </w:p>
+    <w:p>
+      <w:pPr>
+        <w:pStyle w:val="FirstParagraph"/>
+      </w:pPr>
+      <w:r>
+        <w:t xml:space="preserve">Example:</w:t>
+      </w:r>
+    </w:p>
+    <w:p>
+      <w:pPr>
+        <w:pStyle w:val="SourceCode"/>
+      </w:pPr>
+      <w:r>
+        <w:rPr>
+          <w:rStyle w:val="VerbatimChar"/>
+        </w:rPr>
+        <w:t xml:space="preserve">app/</w:t>
+      </w:r>
+      <w:r>
+        <w:br/>
+      </w:r>
+      <w:r>
+        <w:rPr>
+          <w:rStyle w:val="VerbatimChar"/>
+        </w:rPr>
+        <w:t xml:space="preserve">│</w:t>
+      </w:r>
+      <w:r>
+        <w:br/>
+      </w:r>
+      <w:r>
+        <w:rPr>
+          <w:rStyle w:val="VerbatimChar"/>
+        </w:rPr>
+        <w:t xml:space="preserve">├── main_window.py</w:t>
+      </w:r>
+      <w:r>
+        <w:br/>
+      </w:r>
+      <w:r>
+        <w:rPr>
+          <w:rStyle w:val="VerbatimChar"/>
+        </w:rPr>
+        <w:t xml:space="preserve">├── navigation.py</w:t>
+      </w:r>
+      <w:r>
+        <w:br/>
+      </w:r>
+      <w:r>
+        <w:rPr>
+          <w:rStyle w:val="VerbatimChar"/>
+        </w:rPr>
+        <w:t xml:space="preserve">└── status_bar.py</w:t>
       </w:r>
     </w:p>
     <w:p>
@@ -1212,137 +1979,181 @@
       </w:r>
     </w:p>
     <w:bookmarkEnd w:id="21"/>
-    <w:bookmarkStart w:id="22" w:name="documentation-structure"/>
+    <w:bookmarkStart w:id="22" w:name="workspace-structure"/>
     <w:p>
       <w:pPr>
         <w:pStyle w:val="Heading1"/>
       </w:pPr>
       <w:r>
-        <w:t xml:space="preserve">Documentation Structure</w:t>
-      </w:r>
-    </w:p>
-    <w:p>
-      <w:pPr>
-        <w:pStyle w:val="FirstParagraph"/>
-      </w:pPr>
-      <w:r>
-        <w:t xml:space="preserve">Documentation shall be organized by domain:</w:t>
-      </w:r>
-    </w:p>
-    <w:p>
-      <w:pPr>
-        <w:pStyle w:val="Compact"/>
-        <w:numPr>
-          <w:ilvl w:val="0"/>
-          <w:numId w:val="1012"/>
-        </w:numPr>
-      </w:pPr>
-      <w:r>
-        <w:t xml:space="preserve">product</w:t>
-      </w:r>
-    </w:p>
-    <w:p>
-      <w:pPr>
-        <w:pStyle w:val="Compact"/>
-        <w:numPr>
-          <w:ilvl w:val="0"/>
-          <w:numId w:val="1012"/>
-        </w:numPr>
-      </w:pPr>
-      <w:r>
-        <w:t xml:space="preserve">architecture</w:t>
-      </w:r>
-    </w:p>
-    <w:p>
-      <w:pPr>
-        <w:pStyle w:val="Compact"/>
-        <w:numPr>
-          <w:ilvl w:val="0"/>
-          <w:numId w:val="1012"/>
-        </w:numPr>
-      </w:pPr>
-      <w:r>
-        <w:t xml:space="preserve">specifications</w:t>
-      </w:r>
-    </w:p>
-    <w:p>
-      <w:pPr>
-        <w:pStyle w:val="Compact"/>
-        <w:numPr>
-          <w:ilvl w:val="0"/>
-          <w:numId w:val="1012"/>
-        </w:numPr>
-      </w:pPr>
-      <w:r>
-        <w:t xml:space="preserve">api</w:t>
-      </w:r>
-    </w:p>
-    <w:p>
-      <w:pPr>
-        <w:pStyle w:val="Compact"/>
-        <w:numPr>
-          <w:ilvl w:val="0"/>
-          <w:numId w:val="1012"/>
-        </w:numPr>
-      </w:pPr>
-      <w:r>
-        <w:t xml:space="preserve">ui</w:t>
-      </w:r>
-    </w:p>
-    <w:p>
-      <w:pPr>
-        <w:pStyle w:val="Compact"/>
-        <w:numPr>
-          <w:ilvl w:val="0"/>
-          <w:numId w:val="1012"/>
-        </w:numPr>
-      </w:pPr>
-      <w:r>
-        <w:t xml:space="preserve">operations</w:t>
-      </w:r>
-    </w:p>
-    <w:p>
-      <w:pPr>
-        <w:pStyle w:val="Compact"/>
-        <w:numPr>
-          <w:ilvl w:val="0"/>
-          <w:numId w:val="1012"/>
-        </w:numPr>
-      </w:pPr>
-      <w:r>
-        <w:t xml:space="preserve">developer</w:t>
-      </w:r>
-    </w:p>
-    <w:p>
-      <w:pPr>
-        <w:pStyle w:val="Compact"/>
-        <w:numPr>
-          <w:ilvl w:val="0"/>
-          <w:numId w:val="1012"/>
-        </w:numPr>
-      </w:pPr>
-      <w:r>
-        <w:t xml:space="preserve">user</w:t>
-      </w:r>
-    </w:p>
-    <w:p>
-      <w:pPr>
-        <w:pStyle w:val="Compact"/>
-        <w:numPr>
-          <w:ilvl w:val="0"/>
-          <w:numId w:val="1012"/>
-        </w:numPr>
-      </w:pPr>
-      <w:r>
-        <w:t xml:space="preserve">decisions</w:t>
-      </w:r>
-    </w:p>
-    <w:p>
-      <w:pPr>
-        <w:pStyle w:val="FirstParagraph"/>
-      </w:pPr>
-      <w:r>
-        <w:t xml:space="preserve">Each document shall have a single authoritative location.</w:t>
+        <w:t xml:space="preserve">Workspace Structure</w:t>
+      </w:r>
+    </w:p>
+    <w:p>
+      <w:pPr>
+        <w:pStyle w:val="FirstParagraph"/>
+      </w:pPr>
+      <w:r>
+        <w:t xml:space="preserve">Workspace presentation components reside under:</w:t>
+      </w:r>
+    </w:p>
+    <w:p>
+      <w:pPr>
+        <w:pStyle w:val="SourceCode"/>
+      </w:pPr>
+      <w:r>
+        <w:rPr>
+          <w:rStyle w:val="VerbatimChar"/>
+        </w:rPr>
+        <w:t xml:space="preserve">presentation/</w:t>
+      </w:r>
+      <w:r>
+        <w:br/>
+      </w:r>
+      <w:r>
+        <w:rPr>
+          <w:rStyle w:val="VerbatimChar"/>
+        </w:rPr>
+        <w:t xml:space="preserve">└── workspace/</w:t>
+      </w:r>
+    </w:p>
+    <w:p>
+      <w:pPr>
+        <w:pStyle w:val="FirstParagraph"/>
+      </w:pPr>
+      <w:r>
+        <w:t xml:space="preserve">Responsibilities may include:</w:t>
+      </w:r>
+    </w:p>
+    <w:p>
+      <w:pPr>
+        <w:pStyle w:val="Compact"/>
+        <w:numPr>
+          <w:ilvl w:val="0"/>
+          <w:numId w:val="1003"/>
+        </w:numPr>
+      </w:pPr>
+      <w:r>
+        <w:t xml:space="preserve">workspace manager</w:t>
+      </w:r>
+    </w:p>
+    <w:p>
+      <w:pPr>
+        <w:pStyle w:val="Compact"/>
+        <w:numPr>
+          <w:ilvl w:val="0"/>
+          <w:numId w:val="1003"/>
+        </w:numPr>
+      </w:pPr>
+      <w:r>
+        <w:t xml:space="preserve">docking coordination</w:t>
+      </w:r>
+    </w:p>
+    <w:p>
+      <w:pPr>
+        <w:pStyle w:val="Compact"/>
+        <w:numPr>
+          <w:ilvl w:val="0"/>
+          <w:numId w:val="1003"/>
+        </w:numPr>
+      </w:pPr>
+      <w:r>
+        <w:t xml:space="preserve">widget registry</w:t>
+      </w:r>
+    </w:p>
+    <w:p>
+      <w:pPr>
+        <w:pStyle w:val="Compact"/>
+        <w:numPr>
+          <w:ilvl w:val="0"/>
+          <w:numId w:val="1003"/>
+        </w:numPr>
+      </w:pPr>
+      <w:r>
+        <w:t xml:space="preserve">workspace restoration</w:t>
+      </w:r>
+    </w:p>
+    <w:p>
+      <w:pPr>
+        <w:pStyle w:val="Compact"/>
+        <w:numPr>
+          <w:ilvl w:val="0"/>
+          <w:numId w:val="1003"/>
+        </w:numPr>
+      </w:pPr>
+      <w:r>
+        <w:t xml:space="preserve">workspace persistence coordination</w:t>
+      </w:r>
+    </w:p>
+    <w:p>
+      <w:pPr>
+        <w:pStyle w:val="FirstParagraph"/>
+      </w:pPr>
+      <w:r>
+        <w:t xml:space="preserve">Example:</w:t>
+      </w:r>
+    </w:p>
+    <w:p>
+      <w:pPr>
+        <w:pStyle w:val="SourceCode"/>
+      </w:pPr>
+      <w:r>
+        <w:rPr>
+          <w:rStyle w:val="VerbatimChar"/>
+        </w:rPr>
+        <w:t xml:space="preserve">workspace/</w:t>
+      </w:r>
+      <w:r>
+        <w:br/>
+      </w:r>
+      <w:r>
+        <w:rPr>
+          <w:rStyle w:val="VerbatimChar"/>
+        </w:rPr>
+        <w:t xml:space="preserve">│</w:t>
+      </w:r>
+      <w:r>
+        <w:br/>
+      </w:r>
+      <w:r>
+        <w:rPr>
+          <w:rStyle w:val="VerbatimChar"/>
+        </w:rPr>
+        <w:t xml:space="preserve">├── workspace_manager.py</w:t>
+      </w:r>
+      <w:r>
+        <w:br/>
+      </w:r>
+      <w:r>
+        <w:rPr>
+          <w:rStyle w:val="VerbatimChar"/>
+        </w:rPr>
+        <w:t xml:space="preserve">├── widget_registry.py</w:t>
+      </w:r>
+      <w:r>
+        <w:br/>
+      </w:r>
+      <w:r>
+        <w:rPr>
+          <w:rStyle w:val="VerbatimChar"/>
+        </w:rPr>
+        <w:t xml:space="preserve">├── workspace_state.py</w:t>
+      </w:r>
+      <w:r>
+        <w:br/>
+      </w:r>
+      <w:r>
+        <w:rPr>
+          <w:rStyle w:val="VerbatimChar"/>
+        </w:rPr>
+        <w:t xml:space="preserve">└── docking.py</w:t>
+      </w:r>
+    </w:p>
+    <w:p>
+      <w:pPr>
+        <w:pStyle w:val="FirstParagraph"/>
+      </w:pPr>
+      <w:r>
+        <w:t xml:space="preserve">Workspace state shall remain separate from business persistence.</w:t>
       </w:r>
     </w:p>
     <w:p>
@@ -1353,69 +2164,305 @@
       </w:r>
     </w:p>
     <w:bookmarkEnd w:id="22"/>
-    <w:bookmarkStart w:id="23" w:name="repository-growth"/>
+    <w:bookmarkStart w:id="23" w:name="widget-structure"/>
     <w:p>
       <w:pPr>
         <w:pStyle w:val="Heading1"/>
       </w:pPr>
       <w:r>
-        <w:t xml:space="preserve">Repository Growth</w:t>
-      </w:r>
-    </w:p>
-    <w:p>
-      <w:pPr>
-        <w:pStyle w:val="FirstParagraph"/>
-      </w:pPr>
-      <w:r>
-        <w:t xml:space="preserve">As the project evolves:</w:t>
-      </w:r>
-    </w:p>
-    <w:p>
-      <w:pPr>
-        <w:pStyle w:val="Compact"/>
-        <w:numPr>
-          <w:ilvl w:val="0"/>
-          <w:numId w:val="1013"/>
-        </w:numPr>
-      </w:pPr>
-      <w:r>
-        <w:t xml:space="preserve">extend existing structures before creating new ones</w:t>
-      </w:r>
-    </w:p>
-    <w:p>
-      <w:pPr>
-        <w:pStyle w:val="Compact"/>
-        <w:numPr>
-          <w:ilvl w:val="0"/>
-          <w:numId w:val="1013"/>
-        </w:numPr>
-      </w:pPr>
-      <w:r>
-        <w:t xml:space="preserve">preserve architectural consistency</w:t>
-      </w:r>
-    </w:p>
-    <w:p>
-      <w:pPr>
-        <w:pStyle w:val="Compact"/>
-        <w:numPr>
-          <w:ilvl w:val="0"/>
-          <w:numId w:val="1013"/>
-        </w:numPr>
-      </w:pPr>
-      <w:r>
-        <w:t xml:space="preserve">avoid parallel implementations</w:t>
-      </w:r>
-    </w:p>
-    <w:p>
-      <w:pPr>
-        <w:pStyle w:val="Compact"/>
-        <w:numPr>
-          <w:ilvl w:val="0"/>
-          <w:numId w:val="1013"/>
-        </w:numPr>
-      </w:pPr>
-      <w:r>
-        <w:t xml:space="preserve">review the overall structure regularly</w:t>
+        <w:t xml:space="preserve">Widget Structure</w:t>
+      </w:r>
+    </w:p>
+    <w:p>
+      <w:pPr>
+        <w:pStyle w:val="FirstParagraph"/>
+      </w:pPr>
+      <w:r>
+        <w:t xml:space="preserve">Widgets reside under:</w:t>
+      </w:r>
+    </w:p>
+    <w:p>
+      <w:pPr>
+        <w:pStyle w:val="SourceCode"/>
+      </w:pPr>
+      <w:r>
+        <w:rPr>
+          <w:rStyle w:val="VerbatimChar"/>
+        </w:rPr>
+        <w:t xml:space="preserve">presentation/</w:t>
+      </w:r>
+      <w:r>
+        <w:br/>
+      </w:r>
+      <w:r>
+        <w:rPr>
+          <w:rStyle w:val="VerbatimChar"/>
+        </w:rPr>
+        <w:t xml:space="preserve">└── widgets/</w:t>
+      </w:r>
+    </w:p>
+    <w:p>
+      <w:pPr>
+        <w:pStyle w:val="FirstParagraph"/>
+      </w:pPr>
+      <w:r>
+        <w:t xml:space="preserve">Widgets should be organized by product capability.</w:t>
+      </w:r>
+    </w:p>
+    <w:p>
+      <w:pPr>
+        <w:pStyle w:val="BodyText"/>
+      </w:pPr>
+      <w:r>
+        <w:t xml:space="preserve">Target structure:</w:t>
+      </w:r>
+    </w:p>
+    <w:p>
+      <w:pPr>
+        <w:pStyle w:val="SourceCode"/>
+      </w:pPr>
+      <w:r>
+        <w:rPr>
+          <w:rStyle w:val="VerbatimChar"/>
+        </w:rPr>
+        <w:t xml:space="preserve">widgets/</w:t>
+      </w:r>
+      <w:r>
+        <w:br/>
+      </w:r>
+      <w:r>
+        <w:rPr>
+          <w:rStyle w:val="VerbatimChar"/>
+        </w:rPr>
+        <w:t xml:space="preserve">│</w:t>
+      </w:r>
+      <w:r>
+        <w:br/>
+      </w:r>
+      <w:r>
+        <w:rPr>
+          <w:rStyle w:val="VerbatimChar"/>
+        </w:rPr>
+        <w:t xml:space="preserve">├── market/</w:t>
+      </w:r>
+      <w:r>
+        <w:br/>
+      </w:r>
+      <w:r>
+        <w:rPr>
+          <w:rStyle w:val="VerbatimChar"/>
+        </w:rPr>
+        <w:t xml:space="preserve">├── charts/</w:t>
+      </w:r>
+      <w:r>
+        <w:br/>
+      </w:r>
+      <w:r>
+        <w:rPr>
+          <w:rStyle w:val="VerbatimChar"/>
+        </w:rPr>
+        <w:t xml:space="preserve">├── decision_center/</w:t>
+      </w:r>
+      <w:r>
+        <w:br/>
+      </w:r>
+      <w:r>
+        <w:rPr>
+          <w:rStyle w:val="VerbatimChar"/>
+        </w:rPr>
+        <w:t xml:space="preserve">├── portfolio/</w:t>
+      </w:r>
+      <w:r>
+        <w:br/>
+      </w:r>
+      <w:r>
+        <w:rPr>
+          <w:rStyle w:val="VerbatimChar"/>
+        </w:rPr>
+        <w:t xml:space="preserve">├── risk/</w:t>
+      </w:r>
+      <w:r>
+        <w:br/>
+      </w:r>
+      <w:r>
+        <w:rPr>
+          <w:rStyle w:val="VerbatimChar"/>
+        </w:rPr>
+        <w:t xml:space="preserve">├── trading/</w:t>
+      </w:r>
+      <w:r>
+        <w:br/>
+      </w:r>
+      <w:r>
+        <w:rPr>
+          <w:rStyle w:val="VerbatimChar"/>
+        </w:rPr>
+        <w:t xml:space="preserve">├── reporting/</w:t>
+      </w:r>
+      <w:r>
+        <w:br/>
+      </w:r>
+      <w:r>
+        <w:rPr>
+          <w:rStyle w:val="VerbatimChar"/>
+        </w:rPr>
+        <w:t xml:space="preserve">└── workspace/</w:t>
+      </w:r>
+    </w:p>
+    <w:p>
+      <w:pPr>
+        <w:pStyle w:val="FirstParagraph"/>
+      </w:pPr>
+      <w:r>
+        <w:t xml:space="preserve">Example:</w:t>
+      </w:r>
+    </w:p>
+    <w:p>
+      <w:pPr>
+        <w:pStyle w:val="SourceCode"/>
+      </w:pPr>
+      <w:r>
+        <w:rPr>
+          <w:rStyle w:val="VerbatimChar"/>
+        </w:rPr>
+        <w:t xml:space="preserve">widgets/</w:t>
+      </w:r>
+      <w:r>
+        <w:br/>
+      </w:r>
+      <w:r>
+        <w:rPr>
+          <w:rStyle w:val="VerbatimChar"/>
+        </w:rPr>
+        <w:t xml:space="preserve">└── trading/</w:t>
+      </w:r>
+      <w:r>
+        <w:br/>
+      </w:r>
+      <w:r>
+        <w:rPr>
+          <w:rStyle w:val="VerbatimChar"/>
+        </w:rPr>
+        <w:t xml:space="preserve">    ├── order_entry/</w:t>
+      </w:r>
+      <w:r>
+        <w:br/>
+      </w:r>
+      <w:r>
+        <w:rPr>
+          <w:rStyle w:val="VerbatimChar"/>
+        </w:rPr>
+        <w:t xml:space="preserve">    ├── order_review/</w:t>
+      </w:r>
+      <w:r>
+        <w:br/>
+      </w:r>
+      <w:r>
+        <w:rPr>
+          <w:rStyle w:val="VerbatimChar"/>
+        </w:rPr>
+        <w:t xml:space="preserve">    ├── open_orders/</w:t>
+      </w:r>
+      <w:r>
+        <w:br/>
+      </w:r>
+      <w:r>
+        <w:rPr>
+          <w:rStyle w:val="VerbatimChar"/>
+        </w:rPr>
+        <w:t xml:space="preserve">    └── execution_monitor/</w:t>
+      </w:r>
+    </w:p>
+    <w:p>
+      <w:pPr>
+        <w:pStyle w:val="FirstParagraph"/>
+      </w:pPr>
+      <w:r>
+        <w:t xml:space="preserve">A widget package may contain:</w:t>
+      </w:r>
+    </w:p>
+    <w:p>
+      <w:pPr>
+        <w:pStyle w:val="SourceCode"/>
+      </w:pPr>
+      <w:r>
+        <w:rPr>
+          <w:rStyle w:val="VerbatimChar"/>
+        </w:rPr>
+        <w:t xml:space="preserve">order_entry/</w:t>
+      </w:r>
+      <w:r>
+        <w:br/>
+      </w:r>
+      <w:r>
+        <w:rPr>
+          <w:rStyle w:val="VerbatimChar"/>
+        </w:rPr>
+        <w:t xml:space="preserve">│</w:t>
+      </w:r>
+      <w:r>
+        <w:br/>
+      </w:r>
+      <w:r>
+        <w:rPr>
+          <w:rStyle w:val="VerbatimChar"/>
+        </w:rPr>
+        <w:t xml:space="preserve">├── widget.py</w:t>
+      </w:r>
+      <w:r>
+        <w:br/>
+      </w:r>
+      <w:r>
+        <w:rPr>
+          <w:rStyle w:val="VerbatimChar"/>
+        </w:rPr>
+        <w:t xml:space="preserve">├── view_model.py</w:t>
+      </w:r>
+      <w:r>
+        <w:br/>
+      </w:r>
+      <w:r>
+        <w:rPr>
+          <w:rStyle w:val="VerbatimChar"/>
+        </w:rPr>
+        <w:t xml:space="preserve">├── models.py</w:t>
+      </w:r>
+      <w:r>
+        <w:br/>
+      </w:r>
+      <w:r>
+        <w:rPr>
+          <w:rStyle w:val="VerbatimChar"/>
+        </w:rPr>
+        <w:t xml:space="preserve">└── delegates.py</w:t>
+      </w:r>
+    </w:p>
+    <w:p>
+      <w:pPr>
+        <w:pStyle w:val="FirstParagraph"/>
+      </w:pPr>
+      <w:r>
+        <w:t xml:space="preserve">Only required files shall be introduced.</w:t>
+      </w:r>
+    </w:p>
+    <w:p>
+      <w:pPr>
+        <w:pStyle w:val="BodyText"/>
+      </w:pPr>
+      <w:r>
+        <w:t xml:space="preserve">Widgets shall follow</w:t>
+      </w:r>
+      <w:r>
+        <w:t xml:space="preserve"> </w:t>
+      </w:r>
+      <w:r>
+        <w:rPr>
+          <w:rStyle w:val="VerbatimChar"/>
+        </w:rPr>
+        <w:t xml:space="preserve">Widget_Catalog.md</w:t>
+      </w:r>
+      <w:r>
+        <w:t xml:space="preserve">.</w:t>
       </w:r>
     </w:p>
     <w:p>
@@ -1426,81 +2473,112 @@
       </w:r>
     </w:p>
     <w:bookmarkEnd w:id="23"/>
-    <w:bookmarkStart w:id="24" w:name="structure-review-checklist"/>
+    <w:bookmarkStart w:id="24" w:name="shared-instrument-context-structure"/>
     <w:p>
       <w:pPr>
         <w:pStyle w:val="Heading1"/>
       </w:pPr>
       <w:r>
-        <w:t xml:space="preserve">Structure Review Checklist</w:t>
-      </w:r>
-    </w:p>
-    <w:p>
-      <w:pPr>
-        <w:pStyle w:val="FirstParagraph"/>
-      </w:pPr>
-      <w:r>
-        <w:t xml:space="preserve">Before introducing new folders verify:</w:t>
-      </w:r>
-    </w:p>
-    <w:p>
-      <w:pPr>
-        <w:pStyle w:val="Compact"/>
-        <w:numPr>
-          <w:ilvl w:val="0"/>
-          <w:numId w:val="1014"/>
-        </w:numPr>
-      </w:pPr>
-      <w:r>
-        <w:t xml:space="preserve">existing location cannot be reused</w:t>
-      </w:r>
-    </w:p>
-    <w:p>
-      <w:pPr>
-        <w:pStyle w:val="Compact"/>
-        <w:numPr>
-          <w:ilvl w:val="0"/>
-          <w:numId w:val="1014"/>
-        </w:numPr>
-      </w:pPr>
-      <w:r>
-        <w:t xml:space="preserve">architecture remains consistent</w:t>
-      </w:r>
-    </w:p>
-    <w:p>
-      <w:pPr>
-        <w:pStyle w:val="Compact"/>
-        <w:numPr>
-          <w:ilvl w:val="0"/>
-          <w:numId w:val="1014"/>
-        </w:numPr>
-      </w:pPr>
-      <w:r>
-        <w:t xml:space="preserve">naming follows conventions</w:t>
-      </w:r>
-    </w:p>
-    <w:p>
-      <w:pPr>
-        <w:pStyle w:val="Compact"/>
-        <w:numPr>
-          <w:ilvl w:val="0"/>
-          <w:numId w:val="1014"/>
-        </w:numPr>
-      </w:pPr>
-      <w:r>
-        <w:t xml:space="preserve">documentation is updated</w:t>
-      </w:r>
-    </w:p>
-    <w:p>
-      <w:pPr>
-        <w:pStyle w:val="Compact"/>
-        <w:numPr>
-          <w:ilvl w:val="0"/>
-          <w:numId w:val="1014"/>
-        </w:numPr>
-      </w:pPr>
-      <w:r>
-        <w:t xml:space="preserve">no duplicate responsibility is introduced</w:t>
+        <w:t xml:space="preserve">Shared Instrument Context Structure</w:t>
+      </w:r>
+    </w:p>
+    <w:p>
+      <w:pPr>
+        <w:pStyle w:val="FirstParagraph"/>
+      </w:pPr>
+      <w:r>
+        <w:t xml:space="preserve">Shared Instrument Context presentation code resides under:</w:t>
+      </w:r>
+    </w:p>
+    <w:p>
+      <w:pPr>
+        <w:pStyle w:val="SourceCode"/>
+      </w:pPr>
+      <w:r>
+        <w:rPr>
+          <w:rStyle w:val="VerbatimChar"/>
+        </w:rPr>
+        <w:t xml:space="preserve">presentation/</w:t>
+      </w:r>
+      <w:r>
+        <w:br/>
+      </w:r>
+      <w:r>
+        <w:rPr>
+          <w:rStyle w:val="VerbatimChar"/>
+        </w:rPr>
+        <w:t xml:space="preserve">└── context/</w:t>
+      </w:r>
+    </w:p>
+    <w:p>
+      <w:pPr>
+        <w:pStyle w:val="FirstParagraph"/>
+      </w:pPr>
+      <w:r>
+        <w:t xml:space="preserve">Example:</w:t>
+      </w:r>
+    </w:p>
+    <w:p>
+      <w:pPr>
+        <w:pStyle w:val="SourceCode"/>
+      </w:pPr>
+      <w:r>
+        <w:rPr>
+          <w:rStyle w:val="VerbatimChar"/>
+        </w:rPr>
+        <w:t xml:space="preserve">context/</w:t>
+      </w:r>
+      <w:r>
+        <w:br/>
+      </w:r>
+      <w:r>
+        <w:rPr>
+          <w:rStyle w:val="VerbatimChar"/>
+        </w:rPr>
+        <w:t xml:space="preserve">│</w:t>
+      </w:r>
+      <w:r>
+        <w:br/>
+      </w:r>
+      <w:r>
+        <w:rPr>
+          <w:rStyle w:val="VerbatimChar"/>
+        </w:rPr>
+        <w:t xml:space="preserve">├── instrument_context.py</w:t>
+      </w:r>
+      <w:r>
+        <w:br/>
+      </w:r>
+      <w:r>
+        <w:rPr>
+          <w:rStyle w:val="VerbatimChar"/>
+        </w:rPr>
+        <w:t xml:space="preserve">├── context_events.py</w:t>
+      </w:r>
+      <w:r>
+        <w:br/>
+      </w:r>
+      <w:r>
+        <w:rPr>
+          <w:rStyle w:val="VerbatimChar"/>
+        </w:rPr>
+        <w:t xml:space="preserve">└── context_binding.py</w:t>
+      </w:r>
+    </w:p>
+    <w:p>
+      <w:pPr>
+        <w:pStyle w:val="FirstParagraph"/>
+      </w:pPr>
+      <w:r>
+        <w:t xml:space="preserve">Shared context shall not become unrestricted global mutable state.</w:t>
+      </w:r>
+    </w:p>
+    <w:p>
+      <w:pPr>
+        <w:pStyle w:val="BodyText"/>
+      </w:pPr>
+      <w:r>
+        <w:t xml:space="preserve">Context ownership and propagation shall remain explicit.</w:t>
       </w:r>
     </w:p>
     <w:p>
@@ -1511,12 +2589,2840 @@
       </w:r>
     </w:p>
     <w:bookmarkEnd w:id="24"/>
-    <w:bookmarkStart w:id="25" w:name="related-documents"/>
+    <w:bookmarkStart w:id="25" w:name="shared-code"/>
     <w:p>
       <w:pPr>
         <w:pStyle w:val="Heading1"/>
       </w:pPr>
       <w:r>
+        <w:t xml:space="preserve">Shared Code</w:t>
+      </w:r>
+    </w:p>
+    <w:p>
+      <w:pPr>
+        <w:pStyle w:val="FirstParagraph"/>
+      </w:pPr>
+      <w:r>
+        <w:t xml:space="preserve">The</w:t>
+      </w:r>
+      <w:r>
+        <w:t xml:space="preserve"> </w:t>
+      </w:r>
+      <w:r>
+        <w:rPr>
+          <w:rStyle w:val="VerbatimChar"/>
+        </w:rPr>
+        <w:t xml:space="preserve">shared/</w:t>
+      </w:r>
+      <w:r>
+        <w:t xml:space="preserve"> </w:t>
+      </w:r>
+      <w:r>
+        <w:t xml:space="preserve">package is reserved for code with demonstrated cross-capability reuse.</w:t>
+      </w:r>
+    </w:p>
+    <w:p>
+      <w:pPr>
+        <w:pStyle w:val="BodyText"/>
+      </w:pPr>
+      <w:r>
+        <w:t xml:space="preserve">Example:</w:t>
+      </w:r>
+    </w:p>
+    <w:p>
+      <w:pPr>
+        <w:pStyle w:val="SourceCode"/>
+      </w:pPr>
+      <w:r>
+        <w:rPr>
+          <w:rStyle w:val="VerbatimChar"/>
+        </w:rPr>
+        <w:t xml:space="preserve">shared/</w:t>
+      </w:r>
+      <w:r>
+        <w:br/>
+      </w:r>
+      <w:r>
+        <w:rPr>
+          <w:rStyle w:val="VerbatimChar"/>
+        </w:rPr>
+        <w:t xml:space="preserve">│</w:t>
+      </w:r>
+      <w:r>
+        <w:br/>
+      </w:r>
+      <w:r>
+        <w:rPr>
+          <w:rStyle w:val="VerbatimChar"/>
+        </w:rPr>
+        <w:t xml:space="preserve">├── types/</w:t>
+      </w:r>
+      <w:r>
+        <w:br/>
+      </w:r>
+      <w:r>
+        <w:rPr>
+          <w:rStyle w:val="VerbatimChar"/>
+        </w:rPr>
+        <w:t xml:space="preserve">└── utilities/</w:t>
+      </w:r>
+    </w:p>
+    <w:p>
+      <w:pPr>
+        <w:pStyle w:val="FirstParagraph"/>
+      </w:pPr>
+      <w:r>
+        <w:t xml:space="preserve">The</w:t>
+      </w:r>
+      <w:r>
+        <w:t xml:space="preserve"> </w:t>
+      </w:r>
+      <w:r>
+        <w:rPr>
+          <w:rStyle w:val="VerbatimChar"/>
+        </w:rPr>
+        <w:t xml:space="preserve">shared/</w:t>
+      </w:r>
+      <w:r>
+        <w:t xml:space="preserve"> </w:t>
+      </w:r>
+      <w:r>
+        <w:t xml:space="preserve">package shall remain small.</w:t>
+      </w:r>
+    </w:p>
+    <w:p>
+      <w:pPr>
+        <w:pStyle w:val="BodyText"/>
+      </w:pPr>
+      <w:r>
+        <w:t xml:space="preserve">Do not move code into</w:t>
+      </w:r>
+      <w:r>
+        <w:t xml:space="preserve"> </w:t>
+      </w:r>
+      <w:r>
+        <w:rPr>
+          <w:rStyle w:val="VerbatimChar"/>
+        </w:rPr>
+        <w:t xml:space="preserve">shared/</w:t>
+      </w:r>
+      <w:r>
+        <w:t xml:space="preserve"> </w:t>
+      </w:r>
+      <w:r>
+        <w:t xml:space="preserve">solely because its ownership is unclear.</w:t>
+      </w:r>
+    </w:p>
+    <w:p>
+      <w:pPr>
+        <w:pStyle w:val="BodyText"/>
+      </w:pPr>
+      <w:r>
+        <w:t xml:space="preserve">Before introducing shared code verify:</w:t>
+      </w:r>
+    </w:p>
+    <w:p>
+      <w:pPr>
+        <w:pStyle w:val="Compact"/>
+        <w:numPr>
+          <w:ilvl w:val="0"/>
+          <w:numId w:val="1004"/>
+        </w:numPr>
+      </w:pPr>
+      <w:r>
+        <w:t xml:space="preserve">at least two real consumers exist</w:t>
+      </w:r>
+    </w:p>
+    <w:p>
+      <w:pPr>
+        <w:pStyle w:val="Compact"/>
+        <w:numPr>
+          <w:ilvl w:val="0"/>
+          <w:numId w:val="1004"/>
+        </w:numPr>
+      </w:pPr>
+      <w:r>
+        <w:t xml:space="preserve">responsibility is technical or genuinely cross-capability</w:t>
+      </w:r>
+    </w:p>
+    <w:p>
+      <w:pPr>
+        <w:pStyle w:val="Compact"/>
+        <w:numPr>
+          <w:ilvl w:val="0"/>
+          <w:numId w:val="1004"/>
+        </w:numPr>
+      </w:pPr>
+      <w:r>
+        <w:t xml:space="preserve">no domain boundary is weakened</w:t>
+      </w:r>
+    </w:p>
+    <w:p>
+      <w:pPr>
+        <w:pStyle w:val="FirstParagraph"/>
+      </w:pPr>
+      <w:r>
+        <w:rPr>
+          <w:rStyle w:val="VerbatimChar"/>
+        </w:rPr>
+        <w:t xml:space="preserve">shared/</w:t>
+      </w:r>
+      <w:r>
+        <w:t xml:space="preserve"> </w:t>
+      </w:r>
+      <w:r>
+        <w:t xml:space="preserve">shall not become a miscellaneous package.</w:t>
+      </w:r>
+    </w:p>
+    <w:p>
+      <w:r>
+        <w:pict>
+          <v:rect style="width:0;height:1.5pt" o:hralign="center" o:hrstd="t" o:hr="t"/>
+        </w:pict>
+      </w:r>
+    </w:p>
+    <w:bookmarkEnd w:id="25"/>
+    <w:bookmarkStart w:id="26" w:name="vertical-product-slices"/>
+    <w:p>
+      <w:pPr>
+        <w:pStyle w:val="Heading1"/>
+      </w:pPr>
+      <w:r>
+        <w:t xml:space="preserve">Vertical Product Slices</w:t>
+      </w:r>
+    </w:p>
+    <w:p>
+      <w:pPr>
+        <w:pStyle w:val="FirstParagraph"/>
+      </w:pPr>
+      <w:r>
+        <w:t xml:space="preserve">A product increment may modify multiple architecture layers.</w:t>
+      </w:r>
+    </w:p>
+    <w:p>
+      <w:pPr>
+        <w:pStyle w:val="BodyText"/>
+      </w:pPr>
+      <w:r>
+        <w:t xml:space="preserve">Example:</w:t>
+      </w:r>
+    </w:p>
+    <w:p>
+      <w:pPr>
+        <w:pStyle w:val="SourceCode"/>
+      </w:pPr>
+      <w:r>
+        <w:rPr>
+          <w:rStyle w:val="VerbatimChar"/>
+        </w:rPr>
+        <w:t xml:space="preserve">Watchlist Workflow</w:t>
+      </w:r>
+      <w:r>
+        <w:br/>
+      </w:r>
+      <w:r>
+        <w:rPr>
+          <w:rStyle w:val="VerbatimChar"/>
+        </w:rPr>
+        <w:t xml:space="preserve">│</w:t>
+      </w:r>
+      <w:r>
+        <w:br/>
+      </w:r>
+      <w:r>
+        <w:rPr>
+          <w:rStyle w:val="VerbatimChar"/>
+        </w:rPr>
+        <w:t xml:space="preserve">├── domain/watchlists/</w:t>
+      </w:r>
+      <w:r>
+        <w:br/>
+      </w:r>
+      <w:r>
+        <w:rPr>
+          <w:rStyle w:val="VerbatimChar"/>
+        </w:rPr>
+        <w:t xml:space="preserve">├── application/watchlists/</w:t>
+      </w:r>
+      <w:r>
+        <w:br/>
+      </w:r>
+      <w:r>
+        <w:rPr>
+          <w:rStyle w:val="VerbatimChar"/>
+        </w:rPr>
+        <w:t xml:space="preserve">├── infrastructure/persistence/repositories/</w:t>
+      </w:r>
+      <w:r>
+        <w:br/>
+      </w:r>
+      <w:r>
+        <w:rPr>
+          <w:rStyle w:val="VerbatimChar"/>
+        </w:rPr>
+        <w:t xml:space="preserve">├── presentation/widgets/market/watchlist/</w:t>
+      </w:r>
+      <w:r>
+        <w:br/>
+      </w:r>
+      <w:r>
+        <w:rPr>
+          <w:rStyle w:val="VerbatimChar"/>
+        </w:rPr>
+        <w:t xml:space="preserve">├── tests/</w:t>
+      </w:r>
+      <w:r>
+        <w:br/>
+      </w:r>
+      <w:r>
+        <w:rPr>
+          <w:rStyle w:val="VerbatimChar"/>
+        </w:rPr>
+        <w:t xml:space="preserve">└── docs/</w:t>
+      </w:r>
+    </w:p>
+    <w:p>
+      <w:pPr>
+        <w:pStyle w:val="FirstParagraph"/>
+      </w:pPr>
+      <w:r>
+        <w:t xml:space="preserve">This is expected.</w:t>
+      </w:r>
+    </w:p>
+    <w:p>
+      <w:pPr>
+        <w:pStyle w:val="BodyText"/>
+      </w:pPr>
+      <w:r>
+        <w:t xml:space="preserve">Vertical product development does not mean mixing layer responsibilities.</w:t>
+      </w:r>
+    </w:p>
+    <w:p>
+      <w:pPr>
+        <w:pStyle w:val="BodyText"/>
+      </w:pPr>
+      <w:r>
+        <w:t xml:space="preserve">Each implementation remains in the appropriate architecture layer.</w:t>
+      </w:r>
+    </w:p>
+    <w:p>
+      <w:r>
+        <w:pict>
+          <v:rect style="width:0;height:1.5pt" o:hralign="center" o:hrstd="t" o:hr="t"/>
+        </w:pict>
+      </w:r>
+    </w:p>
+    <w:bookmarkEnd w:id="26"/>
+    <w:bookmarkStart w:id="27" w:name="documentation-structure"/>
+    <w:p>
+      <w:pPr>
+        <w:pStyle w:val="Heading1"/>
+      </w:pPr>
+      <w:r>
+        <w:t xml:space="preserve">Documentation Structure</w:t>
+      </w:r>
+    </w:p>
+    <w:p>
+      <w:pPr>
+        <w:pStyle w:val="FirstParagraph"/>
+      </w:pPr>
+      <w:r>
+        <w:t xml:space="preserve">All authoritative documentation resides under:</w:t>
+      </w:r>
+    </w:p>
+    <w:p>
+      <w:pPr>
+        <w:pStyle w:val="SourceCode"/>
+      </w:pPr>
+      <w:r>
+        <w:rPr>
+          <w:rStyle w:val="VerbatimChar"/>
+        </w:rPr>
+        <w:t xml:space="preserve">docs/</w:t>
+      </w:r>
+    </w:p>
+    <w:p>
+      <w:pPr>
+        <w:pStyle w:val="FirstParagraph"/>
+      </w:pPr>
+      <w:r>
+        <w:t xml:space="preserve">Target structure:</w:t>
+      </w:r>
+    </w:p>
+    <w:p>
+      <w:pPr>
+        <w:pStyle w:val="SourceCode"/>
+      </w:pPr>
+      <w:r>
+        <w:rPr>
+          <w:rStyle w:val="VerbatimChar"/>
+        </w:rPr>
+        <w:t xml:space="preserve">docs/</w:t>
+      </w:r>
+      <w:r>
+        <w:br/>
+      </w:r>
+      <w:r>
+        <w:rPr>
+          <w:rStyle w:val="VerbatimChar"/>
+        </w:rPr>
+        <w:t xml:space="preserve">│</w:t>
+      </w:r>
+      <w:r>
+        <w:br/>
+      </w:r>
+      <w:r>
+        <w:rPr>
+          <w:rStyle w:val="VerbatimChar"/>
+        </w:rPr>
+        <w:t xml:space="preserve">├── product/</w:t>
+      </w:r>
+      <w:r>
+        <w:br/>
+      </w:r>
+      <w:r>
+        <w:rPr>
+          <w:rStyle w:val="VerbatimChar"/>
+        </w:rPr>
+        <w:t xml:space="preserve">├── architecture/</w:t>
+      </w:r>
+      <w:r>
+        <w:br/>
+      </w:r>
+      <w:r>
+        <w:rPr>
+          <w:rStyle w:val="VerbatimChar"/>
+        </w:rPr>
+        <w:t xml:space="preserve">├── specifications/</w:t>
+      </w:r>
+      <w:r>
+        <w:br/>
+      </w:r>
+      <w:r>
+        <w:rPr>
+          <w:rStyle w:val="VerbatimChar"/>
+        </w:rPr>
+        <w:t xml:space="preserve">├── api/</w:t>
+      </w:r>
+      <w:r>
+        <w:br/>
+      </w:r>
+      <w:r>
+        <w:rPr>
+          <w:rStyle w:val="VerbatimChar"/>
+        </w:rPr>
+        <w:t xml:space="preserve">├── ui/</w:t>
+      </w:r>
+      <w:r>
+        <w:br/>
+      </w:r>
+      <w:r>
+        <w:rPr>
+          <w:rStyle w:val="VerbatimChar"/>
+        </w:rPr>
+        <w:t xml:space="preserve">├── operations/</w:t>
+      </w:r>
+      <w:r>
+        <w:br/>
+      </w:r>
+      <w:r>
+        <w:rPr>
+          <w:rStyle w:val="VerbatimChar"/>
+        </w:rPr>
+        <w:t xml:space="preserve">├── developer/</w:t>
+      </w:r>
+      <w:r>
+        <w:br/>
+      </w:r>
+      <w:r>
+        <w:rPr>
+          <w:rStyle w:val="VerbatimChar"/>
+        </w:rPr>
+        <w:t xml:space="preserve">├── user/</w:t>
+      </w:r>
+      <w:r>
+        <w:br/>
+      </w:r>
+      <w:r>
+        <w:rPr>
+          <w:rStyle w:val="VerbatimChar"/>
+        </w:rPr>
+        <w:t xml:space="preserve">├── decisions/</w:t>
+      </w:r>
+      <w:r>
+        <w:br/>
+      </w:r>
+      <w:r>
+        <w:rPr>
+          <w:rStyle w:val="VerbatimChar"/>
+        </w:rPr>
+        <w:t xml:space="preserve">└── generated/</w:t>
+      </w:r>
+    </w:p>
+    <w:p>
+      <w:pPr>
+        <w:pStyle w:val="FirstParagraph"/>
+      </w:pPr>
+      <w:r>
+        <w:t xml:space="preserve">Each documentation directory has one primary responsibility.</w:t>
+      </w:r>
+    </w:p>
+    <w:p>
+      <w:pPr>
+        <w:pStyle w:val="BodyText"/>
+      </w:pPr>
+      <w:r>
+        <w:t xml:space="preserve">Markdown files are the documentation source of truth.</w:t>
+      </w:r>
+    </w:p>
+    <w:p>
+      <w:r>
+        <w:pict>
+          <v:rect style="width:0;height:1.5pt" o:hralign="center" o:hrstd="t" o:hr="t"/>
+        </w:pict>
+      </w:r>
+    </w:p>
+    <w:bookmarkEnd w:id="27"/>
+    <w:bookmarkStart w:id="28" w:name="generated-documentation"/>
+    <w:p>
+      <w:pPr>
+        <w:pStyle w:val="Heading1"/>
+      </w:pPr>
+      <w:r>
+        <w:t xml:space="preserve">Generated Documentation</w:t>
+      </w:r>
+    </w:p>
+    <w:p>
+      <w:pPr>
+        <w:pStyle w:val="FirstParagraph"/>
+      </w:pPr>
+      <w:r>
+        <w:t xml:space="preserve">Generated documentation resides under:</w:t>
+      </w:r>
+    </w:p>
+    <w:p>
+      <w:pPr>
+        <w:pStyle w:val="SourceCode"/>
+      </w:pPr>
+      <w:r>
+        <w:rPr>
+          <w:rStyle w:val="VerbatimChar"/>
+        </w:rPr>
+        <w:t xml:space="preserve">docs/generated/</w:t>
+      </w:r>
+    </w:p>
+    <w:p>
+      <w:pPr>
+        <w:pStyle w:val="FirstParagraph"/>
+      </w:pPr>
+      <w:r>
+        <w:t xml:space="preserve">Structure:</w:t>
+      </w:r>
+    </w:p>
+    <w:p>
+      <w:pPr>
+        <w:pStyle w:val="SourceCode"/>
+      </w:pPr>
+      <w:r>
+        <w:rPr>
+          <w:rStyle w:val="VerbatimChar"/>
+        </w:rPr>
+        <w:t xml:space="preserve">generated/</w:t>
+      </w:r>
+      <w:r>
+        <w:br/>
+      </w:r>
+      <w:r>
+        <w:rPr>
+          <w:rStyle w:val="VerbatimChar"/>
+        </w:rPr>
+        <w:t xml:space="preserve">│</w:t>
+      </w:r>
+      <w:r>
+        <w:br/>
+      </w:r>
+      <w:r>
+        <w:rPr>
+          <w:rStyle w:val="VerbatimChar"/>
+        </w:rPr>
+        <w:t xml:space="preserve">├── docx/</w:t>
+      </w:r>
+      <w:r>
+        <w:br/>
+      </w:r>
+      <w:r>
+        <w:rPr>
+          <w:rStyle w:val="VerbatimChar"/>
+        </w:rPr>
+        <w:t xml:space="preserve">└── pdf/</w:t>
+      </w:r>
+    </w:p>
+    <w:p>
+      <w:pPr>
+        <w:pStyle w:val="FirstParagraph"/>
+      </w:pPr>
+      <w:r>
+        <w:t xml:space="preserve">Generated files are derived from Markdown source documents.</w:t>
+      </w:r>
+    </w:p>
+    <w:p>
+      <w:pPr>
+        <w:pStyle w:val="BodyText"/>
+      </w:pPr>
+      <w:r>
+        <w:t xml:space="preserve">Generated files shall not be edited manually.</w:t>
+      </w:r>
+    </w:p>
+    <w:p>
+      <w:pPr>
+        <w:pStyle w:val="BodyText"/>
+      </w:pPr>
+      <w:r>
+        <w:t xml:space="preserve">The documentation generation pipeline is implemented in:</w:t>
+      </w:r>
+    </w:p>
+    <w:p>
+      <w:pPr>
+        <w:pStyle w:val="SourceCode"/>
+      </w:pPr>
+      <w:r>
+        <w:rPr>
+          <w:rStyle w:val="VerbatimChar"/>
+        </w:rPr>
+        <w:t xml:space="preserve">scripts/generate_docs.py</w:t>
+      </w:r>
+    </w:p>
+    <w:p>
+      <w:r>
+        <w:pict>
+          <v:rect style="width:0;height:1.5pt" o:hralign="center" o:hrstd="t" o:hr="t"/>
+        </w:pict>
+      </w:r>
+    </w:p>
+    <w:bookmarkEnd w:id="28"/>
+    <w:bookmarkStart w:id="29" w:name="product-documentation"/>
+    <w:p>
+      <w:pPr>
+        <w:pStyle w:val="Heading1"/>
+      </w:pPr>
+      <w:r>
+        <w:t xml:space="preserve">Product Documentation</w:t>
+      </w:r>
+    </w:p>
+    <w:p>
+      <w:pPr>
+        <w:pStyle w:val="FirstParagraph"/>
+      </w:pPr>
+      <w:r>
+        <w:t xml:space="preserve">Product documents reside under:</w:t>
+      </w:r>
+    </w:p>
+    <w:p>
+      <w:pPr>
+        <w:pStyle w:val="SourceCode"/>
+      </w:pPr>
+      <w:r>
+        <w:rPr>
+          <w:rStyle w:val="VerbatimChar"/>
+        </w:rPr>
+        <w:t xml:space="preserve">docs/product/</w:t>
+      </w:r>
+    </w:p>
+    <w:p>
+      <w:pPr>
+        <w:pStyle w:val="FirstParagraph"/>
+      </w:pPr>
+      <w:r>
+        <w:t xml:space="preserve">Examples:</w:t>
+      </w:r>
+    </w:p>
+    <w:p>
+      <w:pPr>
+        <w:pStyle w:val="Compact"/>
+        <w:numPr>
+          <w:ilvl w:val="0"/>
+          <w:numId w:val="1005"/>
+        </w:numPr>
+      </w:pPr>
+      <w:r>
+        <w:t xml:space="preserve">Product_Vision.md</w:t>
+      </w:r>
+    </w:p>
+    <w:p>
+      <w:pPr>
+        <w:pStyle w:val="Compact"/>
+        <w:numPr>
+          <w:ilvl w:val="0"/>
+          <w:numId w:val="1005"/>
+        </w:numPr>
+      </w:pPr>
+      <w:r>
+        <w:t xml:space="preserve">Product_Roadmap.md</w:t>
+      </w:r>
+    </w:p>
+    <w:p>
+      <w:pPr>
+        <w:pStyle w:val="Compact"/>
+        <w:numPr>
+          <w:ilvl w:val="0"/>
+          <w:numId w:val="1005"/>
+        </w:numPr>
+      </w:pPr>
+      <w:r>
+        <w:t xml:space="preserve">Project_Overview.md</w:t>
+      </w:r>
+    </w:p>
+    <w:p>
+      <w:pPr>
+        <w:pStyle w:val="FirstParagraph"/>
+      </w:pPr>
+      <w:r>
+        <w:t xml:space="preserve">Product documentation defines product direction and workflow priorities.</w:t>
+      </w:r>
+    </w:p>
+    <w:p>
+      <w:r>
+        <w:pict>
+          <v:rect style="width:0;height:1.5pt" o:hralign="center" o:hrstd="t" o:hr="t"/>
+        </w:pict>
+      </w:r>
+    </w:p>
+    <w:bookmarkEnd w:id="29"/>
+    <w:bookmarkStart w:id="30" w:name="architecture-documentation"/>
+    <w:p>
+      <w:pPr>
+        <w:pStyle w:val="Heading1"/>
+      </w:pPr>
+      <w:r>
+        <w:t xml:space="preserve">Architecture Documentation</w:t>
+      </w:r>
+    </w:p>
+    <w:p>
+      <w:pPr>
+        <w:pStyle w:val="FirstParagraph"/>
+      </w:pPr>
+      <w:r>
+        <w:t xml:space="preserve">Architecture documents reside under:</w:t>
+      </w:r>
+    </w:p>
+    <w:p>
+      <w:pPr>
+        <w:pStyle w:val="SourceCode"/>
+      </w:pPr>
+      <w:r>
+        <w:rPr>
+          <w:rStyle w:val="VerbatimChar"/>
+        </w:rPr>
+        <w:t xml:space="preserve">docs/architecture/</w:t>
+      </w:r>
+    </w:p>
+    <w:p>
+      <w:pPr>
+        <w:pStyle w:val="FirstParagraph"/>
+      </w:pPr>
+      <w:r>
+        <w:t xml:space="preserve">Examples:</w:t>
+      </w:r>
+    </w:p>
+    <w:p>
+      <w:pPr>
+        <w:pStyle w:val="Compact"/>
+        <w:numPr>
+          <w:ilvl w:val="0"/>
+          <w:numId w:val="1006"/>
+        </w:numPr>
+      </w:pPr>
+      <w:r>
+        <w:t xml:space="preserve">Architecture.md</w:t>
+      </w:r>
+    </w:p>
+    <w:p>
+      <w:pPr>
+        <w:pStyle w:val="Compact"/>
+        <w:numPr>
+          <w:ilvl w:val="0"/>
+          <w:numId w:val="1006"/>
+        </w:numPr>
+      </w:pPr>
+      <w:r>
+        <w:t xml:space="preserve">Domain_Model.md</w:t>
+      </w:r>
+    </w:p>
+    <w:p>
+      <w:pPr>
+        <w:pStyle w:val="Compact"/>
+        <w:numPr>
+          <w:ilvl w:val="0"/>
+          <w:numId w:val="1006"/>
+        </w:numPr>
+      </w:pPr>
+      <w:r>
+        <w:t xml:space="preserve">Infrastructure.md</w:t>
+      </w:r>
+    </w:p>
+    <w:p>
+      <w:pPr>
+        <w:pStyle w:val="Compact"/>
+        <w:numPr>
+          <w:ilvl w:val="0"/>
+          <w:numId w:val="1006"/>
+        </w:numPr>
+      </w:pPr>
+      <w:r>
+        <w:t xml:space="preserve">Project_Structure.md</w:t>
+      </w:r>
+    </w:p>
+    <w:p>
+      <w:pPr>
+        <w:pStyle w:val="FirstParagraph"/>
+      </w:pPr>
+      <w:r>
+        <w:t xml:space="preserve">Architecture documentation defines structural and dependency boundaries.</w:t>
+      </w:r>
+    </w:p>
+    <w:p>
+      <w:r>
+        <w:pict>
+          <v:rect style="width:0;height:1.5pt" o:hralign="center" o:hrstd="t" o:hr="t"/>
+        </w:pict>
+      </w:r>
+    </w:p>
+    <w:bookmarkEnd w:id="30"/>
+    <w:bookmarkStart w:id="31" w:name="specification-documentation"/>
+    <w:p>
+      <w:pPr>
+        <w:pStyle w:val="Heading1"/>
+      </w:pPr>
+      <w:r>
+        <w:t xml:space="preserve">Specification Documentation</w:t>
+      </w:r>
+    </w:p>
+    <w:p>
+      <w:pPr>
+        <w:pStyle w:val="FirstParagraph"/>
+      </w:pPr>
+      <w:r>
+        <w:t xml:space="preserve">Technical and product specifications reside under:</w:t>
+      </w:r>
+    </w:p>
+    <w:p>
+      <w:pPr>
+        <w:pStyle w:val="SourceCode"/>
+      </w:pPr>
+      <w:r>
+        <w:rPr>
+          <w:rStyle w:val="VerbatimChar"/>
+        </w:rPr>
+        <w:t xml:space="preserve">docs/specifications/</w:t>
+      </w:r>
+    </w:p>
+    <w:p>
+      <w:pPr>
+        <w:pStyle w:val="FirstParagraph"/>
+      </w:pPr>
+      <w:r>
+        <w:t xml:space="preserve">Examples:</w:t>
+      </w:r>
+    </w:p>
+    <w:p>
+      <w:pPr>
+        <w:pStyle w:val="Compact"/>
+        <w:numPr>
+          <w:ilvl w:val="0"/>
+          <w:numId w:val="1007"/>
+        </w:numPr>
+      </w:pPr>
+      <w:r>
+        <w:t xml:space="preserve">Technical_Specifications.md</w:t>
+      </w:r>
+    </w:p>
+    <w:p>
+      <w:pPr>
+        <w:pStyle w:val="Compact"/>
+        <w:numPr>
+          <w:ilvl w:val="0"/>
+          <w:numId w:val="1007"/>
+        </w:numPr>
+      </w:pPr>
+      <w:r>
+        <w:t xml:space="preserve">Widget_Catalog.md</w:t>
+      </w:r>
+    </w:p>
+    <w:p>
+      <w:pPr>
+        <w:pStyle w:val="FirstParagraph"/>
+      </w:pPr>
+      <w:r>
+        <w:t xml:space="preserve">Specifications define implementation and product capability requirements.</w:t>
+      </w:r>
+    </w:p>
+    <w:p>
+      <w:r>
+        <w:pict>
+          <v:rect style="width:0;height:1.5pt" o:hralign="center" o:hrstd="t" o:hr="t"/>
+        </w:pict>
+      </w:r>
+    </w:p>
+    <w:bookmarkEnd w:id="31"/>
+    <w:bookmarkStart w:id="32" w:name="api-documentation"/>
+    <w:p>
+      <w:pPr>
+        <w:pStyle w:val="Heading1"/>
+      </w:pPr>
+      <w:r>
+        <w:t xml:space="preserve">API Documentation</w:t>
+      </w:r>
+    </w:p>
+    <w:p>
+      <w:pPr>
+        <w:pStyle w:val="FirstParagraph"/>
+      </w:pPr>
+      <w:r>
+        <w:t xml:space="preserve">API documentation resides under:</w:t>
+      </w:r>
+    </w:p>
+    <w:p>
+      <w:pPr>
+        <w:pStyle w:val="SourceCode"/>
+      </w:pPr>
+      <w:r>
+        <w:rPr>
+          <w:rStyle w:val="VerbatimChar"/>
+        </w:rPr>
+        <w:t xml:space="preserve">docs/api/</w:t>
+      </w:r>
+    </w:p>
+    <w:p>
+      <w:pPr>
+        <w:pStyle w:val="FirstParagraph"/>
+      </w:pPr>
+      <w:r>
+        <w:t xml:space="preserve">Examples:</w:t>
+      </w:r>
+    </w:p>
+    <w:p>
+      <w:pPr>
+        <w:pStyle w:val="Compact"/>
+        <w:numPr>
+          <w:ilvl w:val="0"/>
+          <w:numId w:val="1008"/>
+        </w:numPr>
+      </w:pPr>
+      <w:r>
+        <w:t xml:space="preserve">API_Guidelines.md</w:t>
+      </w:r>
+    </w:p>
+    <w:p>
+      <w:pPr>
+        <w:pStyle w:val="Compact"/>
+        <w:numPr>
+          <w:ilvl w:val="0"/>
+          <w:numId w:val="1008"/>
+        </w:numPr>
+      </w:pPr>
+      <w:r>
+        <w:t xml:space="preserve">API_Specification.md</w:t>
+      </w:r>
+    </w:p>
+    <w:p>
+      <w:pPr>
+        <w:pStyle w:val="Compact"/>
+        <w:numPr>
+          <w:ilvl w:val="0"/>
+          <w:numId w:val="1008"/>
+        </w:numPr>
+      </w:pPr>
+      <w:r>
+        <w:t xml:space="preserve">Data_Models.md</w:t>
+      </w:r>
+    </w:p>
+    <w:p>
+      <w:pPr>
+        <w:pStyle w:val="Compact"/>
+        <w:numPr>
+          <w:ilvl w:val="0"/>
+          <w:numId w:val="1008"/>
+        </w:numPr>
+      </w:pPr>
+      <w:r>
+        <w:t xml:space="preserve">Error_Codes.md</w:t>
+      </w:r>
+    </w:p>
+    <w:p>
+      <w:r>
+        <w:pict>
+          <v:rect style="width:0;height:1.5pt" o:hralign="center" o:hrstd="t" o:hr="t"/>
+        </w:pict>
+      </w:r>
+    </w:p>
+    <w:bookmarkEnd w:id="32"/>
+    <w:bookmarkStart w:id="33" w:name="ui-documentation"/>
+    <w:p>
+      <w:pPr>
+        <w:pStyle w:val="Heading1"/>
+      </w:pPr>
+      <w:r>
+        <w:t xml:space="preserve">UI Documentation</w:t>
+      </w:r>
+    </w:p>
+    <w:p>
+      <w:pPr>
+        <w:pStyle w:val="FirstParagraph"/>
+      </w:pPr>
+      <w:r>
+        <w:t xml:space="preserve">UI documentation resides under:</w:t>
+      </w:r>
+    </w:p>
+    <w:p>
+      <w:pPr>
+        <w:pStyle w:val="SourceCode"/>
+      </w:pPr>
+      <w:r>
+        <w:rPr>
+          <w:rStyle w:val="VerbatimChar"/>
+        </w:rPr>
+        <w:t xml:space="preserve">docs/ui/</w:t>
+      </w:r>
+    </w:p>
+    <w:p>
+      <w:pPr>
+        <w:pStyle w:val="FirstParagraph"/>
+      </w:pPr>
+      <w:r>
+        <w:t xml:space="preserve">Examples:</w:t>
+      </w:r>
+    </w:p>
+    <w:p>
+      <w:pPr>
+        <w:pStyle w:val="Compact"/>
+        <w:numPr>
+          <w:ilvl w:val="0"/>
+          <w:numId w:val="1009"/>
+        </w:numPr>
+      </w:pPr>
+      <w:r>
+        <w:t xml:space="preserve">UI_Guidelines.md</w:t>
+      </w:r>
+    </w:p>
+    <w:p>
+      <w:pPr>
+        <w:pStyle w:val="Compact"/>
+        <w:numPr>
+          <w:ilvl w:val="0"/>
+          <w:numId w:val="1009"/>
+        </w:numPr>
+      </w:pPr>
+      <w:r>
+        <w:t xml:space="preserve">Accessibility.md</w:t>
+      </w:r>
+    </w:p>
+    <w:p>
+      <w:pPr>
+        <w:pStyle w:val="Compact"/>
+        <w:numPr>
+          <w:ilvl w:val="0"/>
+          <w:numId w:val="1009"/>
+        </w:numPr>
+      </w:pPr>
+      <w:r>
+        <w:t xml:space="preserve">Keyboard_Shortcuts.md</w:t>
+      </w:r>
+    </w:p>
+    <w:p>
+      <w:r>
+        <w:pict>
+          <v:rect style="width:0;height:1.5pt" o:hralign="center" o:hrstd="t" o:hr="t"/>
+        </w:pict>
+      </w:r>
+    </w:p>
+    <w:bookmarkEnd w:id="33"/>
+    <w:bookmarkStart w:id="34" w:name="operations-documentation"/>
+    <w:p>
+      <w:pPr>
+        <w:pStyle w:val="Heading1"/>
+      </w:pPr>
+      <w:r>
+        <w:t xml:space="preserve">Operations Documentation</w:t>
+      </w:r>
+    </w:p>
+    <w:p>
+      <w:pPr>
+        <w:pStyle w:val="FirstParagraph"/>
+      </w:pPr>
+      <w:r>
+        <w:t xml:space="preserve">Operational documentation resides under:</w:t>
+      </w:r>
+    </w:p>
+    <w:p>
+      <w:pPr>
+        <w:pStyle w:val="SourceCode"/>
+      </w:pPr>
+      <w:r>
+        <w:rPr>
+          <w:rStyle w:val="VerbatimChar"/>
+        </w:rPr>
+        <w:t xml:space="preserve">docs/operations/</w:t>
+      </w:r>
+    </w:p>
+    <w:p>
+      <w:pPr>
+        <w:pStyle w:val="FirstParagraph"/>
+      </w:pPr>
+      <w:r>
+        <w:t xml:space="preserve">Examples:</w:t>
+      </w:r>
+    </w:p>
+    <w:p>
+      <w:pPr>
+        <w:pStyle w:val="Compact"/>
+        <w:numPr>
+          <w:ilvl w:val="0"/>
+          <w:numId w:val="1010"/>
+        </w:numPr>
+      </w:pPr>
+      <w:r>
+        <w:t xml:space="preserve">Deployment.md</w:t>
+      </w:r>
+    </w:p>
+    <w:p>
+      <w:pPr>
+        <w:pStyle w:val="Compact"/>
+        <w:numPr>
+          <w:ilvl w:val="0"/>
+          <w:numId w:val="1010"/>
+        </w:numPr>
+      </w:pPr>
+      <w:r>
+        <w:t xml:space="preserve">Monitoring.md</w:t>
+      </w:r>
+    </w:p>
+    <w:p>
+      <w:pPr>
+        <w:pStyle w:val="Compact"/>
+        <w:numPr>
+          <w:ilvl w:val="0"/>
+          <w:numId w:val="1010"/>
+        </w:numPr>
+      </w:pPr>
+      <w:r>
+        <w:t xml:space="preserve">Operations_Manual.md</w:t>
+      </w:r>
+    </w:p>
+    <w:p>
+      <w:pPr>
+        <w:pStyle w:val="Compact"/>
+        <w:numPr>
+          <w:ilvl w:val="0"/>
+          <w:numId w:val="1010"/>
+        </w:numPr>
+      </w:pPr>
+      <w:r>
+        <w:t xml:space="preserve">Security.md</w:t>
+      </w:r>
+    </w:p>
+    <w:p>
+      <w:r>
+        <w:pict>
+          <v:rect style="width:0;height:1.5pt" o:hralign="center" o:hrstd="t" o:hr="t"/>
+        </w:pict>
+      </w:r>
+    </w:p>
+    <w:bookmarkEnd w:id="34"/>
+    <w:bookmarkStart w:id="35" w:name="developer-documentation"/>
+    <w:p>
+      <w:pPr>
+        <w:pStyle w:val="Heading1"/>
+      </w:pPr>
+      <w:r>
+        <w:t xml:space="preserve">Developer Documentation</w:t>
+      </w:r>
+    </w:p>
+    <w:p>
+      <w:pPr>
+        <w:pStyle w:val="FirstParagraph"/>
+      </w:pPr>
+      <w:r>
+        <w:t xml:space="preserve">Developer documentation resides under:</w:t>
+      </w:r>
+    </w:p>
+    <w:p>
+      <w:pPr>
+        <w:pStyle w:val="SourceCode"/>
+      </w:pPr>
+      <w:r>
+        <w:rPr>
+          <w:rStyle w:val="VerbatimChar"/>
+        </w:rPr>
+        <w:t xml:space="preserve">docs/developer/</w:t>
+      </w:r>
+    </w:p>
+    <w:p>
+      <w:pPr>
+        <w:pStyle w:val="FirstParagraph"/>
+      </w:pPr>
+      <w:r>
+        <w:t xml:space="preserve">Examples:</w:t>
+      </w:r>
+    </w:p>
+    <w:p>
+      <w:pPr>
+        <w:pStyle w:val="Compact"/>
+        <w:numPr>
+          <w:ilvl w:val="0"/>
+          <w:numId w:val="1011"/>
+        </w:numPr>
+      </w:pPr>
+      <w:r>
+        <w:t xml:space="preserve">Coding_Standards.md</w:t>
+      </w:r>
+    </w:p>
+    <w:p>
+      <w:pPr>
+        <w:pStyle w:val="Compact"/>
+        <w:numPr>
+          <w:ilvl w:val="0"/>
+          <w:numId w:val="1011"/>
+        </w:numPr>
+      </w:pPr>
+      <w:r>
+        <w:t xml:space="preserve">Development_Guidelines.md</w:t>
+      </w:r>
+    </w:p>
+    <w:p>
+      <w:pPr>
+        <w:pStyle w:val="Compact"/>
+        <w:numPr>
+          <w:ilvl w:val="0"/>
+          <w:numId w:val="1011"/>
+        </w:numPr>
+      </w:pPr>
+      <w:r>
+        <w:t xml:space="preserve">Testing_Strategy.md</w:t>
+      </w:r>
+    </w:p>
+    <w:p>
+      <w:pPr>
+        <w:pStyle w:val="Compact"/>
+        <w:numPr>
+          <w:ilvl w:val="0"/>
+          <w:numId w:val="1011"/>
+        </w:numPr>
+      </w:pPr>
+      <w:r>
+        <w:t xml:space="preserve">Configuration.md</w:t>
+      </w:r>
+    </w:p>
+    <w:p>
+      <w:pPr>
+        <w:pStyle w:val="Compact"/>
+        <w:numPr>
+          <w:ilvl w:val="0"/>
+          <w:numId w:val="1011"/>
+        </w:numPr>
+      </w:pPr>
+      <w:r>
+        <w:t xml:space="preserve">Runtime.md</w:t>
+      </w:r>
+    </w:p>
+    <w:p>
+      <w:pPr>
+        <w:pStyle w:val="Compact"/>
+        <w:numPr>
+          <w:ilvl w:val="0"/>
+          <w:numId w:val="1011"/>
+        </w:numPr>
+      </w:pPr>
+      <w:r>
+        <w:t xml:space="preserve">Logging.md</w:t>
+      </w:r>
+    </w:p>
+    <w:p>
+      <w:r>
+        <w:pict>
+          <v:rect style="width:0;height:1.5pt" o:hralign="center" o:hrstd="t" o:hr="t"/>
+        </w:pict>
+      </w:r>
+    </w:p>
+    <w:bookmarkEnd w:id="35"/>
+    <w:bookmarkStart w:id="36" w:name="user-documentation"/>
+    <w:p>
+      <w:pPr>
+        <w:pStyle w:val="Heading1"/>
+      </w:pPr>
+      <w:r>
+        <w:t xml:space="preserve">User Documentation</w:t>
+      </w:r>
+    </w:p>
+    <w:p>
+      <w:pPr>
+        <w:pStyle w:val="FirstParagraph"/>
+      </w:pPr>
+      <w:r>
+        <w:t xml:space="preserve">User documentation resides under:</w:t>
+      </w:r>
+    </w:p>
+    <w:p>
+      <w:pPr>
+        <w:pStyle w:val="SourceCode"/>
+      </w:pPr>
+      <w:r>
+        <w:rPr>
+          <w:rStyle w:val="VerbatimChar"/>
+        </w:rPr>
+        <w:t xml:space="preserve">docs/user/</w:t>
+      </w:r>
+    </w:p>
+    <w:p>
+      <w:pPr>
+        <w:pStyle w:val="FirstParagraph"/>
+      </w:pPr>
+      <w:r>
+        <w:t xml:space="preserve">Examples:</w:t>
+      </w:r>
+    </w:p>
+    <w:p>
+      <w:pPr>
+        <w:pStyle w:val="Compact"/>
+        <w:numPr>
+          <w:ilvl w:val="0"/>
+          <w:numId w:val="1012"/>
+        </w:numPr>
+      </w:pPr>
+      <w:r>
+        <w:t xml:space="preserve">User_Manual.md</w:t>
+      </w:r>
+    </w:p>
+    <w:p>
+      <w:pPr>
+        <w:pStyle w:val="Compact"/>
+        <w:numPr>
+          <w:ilvl w:val="0"/>
+          <w:numId w:val="1012"/>
+        </w:numPr>
+      </w:pPr>
+      <w:r>
+        <w:t xml:space="preserve">Quick_Start.md</w:t>
+      </w:r>
+    </w:p>
+    <w:p>
+      <w:pPr>
+        <w:pStyle w:val="Compact"/>
+        <w:numPr>
+          <w:ilvl w:val="0"/>
+          <w:numId w:val="1012"/>
+        </w:numPr>
+      </w:pPr>
+      <w:r>
+        <w:t xml:space="preserve">Troubleshooting.md</w:t>
+      </w:r>
+    </w:p>
+    <w:p>
+      <w:r>
+        <w:pict>
+          <v:rect style="width:0;height:1.5pt" o:hralign="center" o:hrstd="t" o:hr="t"/>
+        </w:pict>
+      </w:r>
+    </w:p>
+    <w:bookmarkEnd w:id="36"/>
+    <w:bookmarkStart w:id="37" w:name="decision-documentation"/>
+    <w:p>
+      <w:pPr>
+        <w:pStyle w:val="Heading1"/>
+      </w:pPr>
+      <w:r>
+        <w:t xml:space="preserve">Decision Documentation</w:t>
+      </w:r>
+    </w:p>
+    <w:p>
+      <w:pPr>
+        <w:pStyle w:val="FirstParagraph"/>
+      </w:pPr>
+      <w:r>
+        <w:t xml:space="preserve">Decision and roadmap documentation resides under:</w:t>
+      </w:r>
+    </w:p>
+    <w:p>
+      <w:pPr>
+        <w:pStyle w:val="SourceCode"/>
+      </w:pPr>
+      <w:r>
+        <w:rPr>
+          <w:rStyle w:val="VerbatimChar"/>
+        </w:rPr>
+        <w:t xml:space="preserve">docs/decisions/</w:t>
+      </w:r>
+    </w:p>
+    <w:p>
+      <w:pPr>
+        <w:pStyle w:val="FirstParagraph"/>
+      </w:pPr>
+      <w:r>
+        <w:t xml:space="preserve">Examples:</w:t>
+      </w:r>
+    </w:p>
+    <w:p>
+      <w:pPr>
+        <w:pStyle w:val="Compact"/>
+        <w:numPr>
+          <w:ilvl w:val="0"/>
+          <w:numId w:val="1013"/>
+        </w:numPr>
+      </w:pPr>
+      <w:r>
+        <w:t xml:space="preserve">Decision_Log.md</w:t>
+      </w:r>
+    </w:p>
+    <w:p>
+      <w:pPr>
+        <w:pStyle w:val="Compact"/>
+        <w:numPr>
+          <w:ilvl w:val="0"/>
+          <w:numId w:val="1013"/>
+        </w:numPr>
+      </w:pPr>
+      <w:r>
+        <w:t xml:space="preserve">Roadmap.md</w:t>
+      </w:r>
+    </w:p>
+    <w:p>
+      <w:pPr>
+        <w:pStyle w:val="Compact"/>
+        <w:numPr>
+          <w:ilvl w:val="0"/>
+          <w:numId w:val="1013"/>
+        </w:numPr>
+      </w:pPr>
+      <w:r>
+        <w:t xml:space="preserve">Change_Log.md</w:t>
+      </w:r>
+    </w:p>
+    <w:p>
+      <w:pPr>
+        <w:pStyle w:val="FirstParagraph"/>
+      </w:pPr>
+      <w:r>
+        <w:t xml:space="preserve">Significant architectural decisions may additionally use ADR files where required.</w:t>
+      </w:r>
+    </w:p>
+    <w:p>
+      <w:r>
+        <w:pict>
+          <v:rect style="width:0;height:1.5pt" o:hralign="center" o:hrstd="t" o:hr="t"/>
+        </w:pict>
+      </w:r>
+    </w:p>
+    <w:bookmarkEnd w:id="37"/>
+    <w:bookmarkStart w:id="38" w:name="tests"/>
+    <w:p>
+      <w:pPr>
+        <w:pStyle w:val="Heading1"/>
+      </w:pPr>
+      <w:r>
+        <w:t xml:space="preserve">Tests</w:t>
+      </w:r>
+    </w:p>
+    <w:p>
+      <w:pPr>
+        <w:pStyle w:val="FirstParagraph"/>
+      </w:pPr>
+      <w:r>
+        <w:t xml:space="preserve">Automated tests reside under:</w:t>
+      </w:r>
+    </w:p>
+    <w:p>
+      <w:pPr>
+        <w:pStyle w:val="SourceCode"/>
+      </w:pPr>
+      <w:r>
+        <w:rPr>
+          <w:rStyle w:val="VerbatimChar"/>
+        </w:rPr>
+        <w:t xml:space="preserve">tests/</w:t>
+      </w:r>
+    </w:p>
+    <w:p>
+      <w:pPr>
+        <w:pStyle w:val="FirstParagraph"/>
+      </w:pPr>
+      <w:r>
+        <w:t xml:space="preserve">Primary test structure:</w:t>
+      </w:r>
+    </w:p>
+    <w:p>
+      <w:pPr>
+        <w:pStyle w:val="SourceCode"/>
+      </w:pPr>
+      <w:r>
+        <w:rPr>
+          <w:rStyle w:val="VerbatimChar"/>
+        </w:rPr>
+        <w:t xml:space="preserve">tests/</w:t>
+      </w:r>
+      <w:r>
+        <w:br/>
+      </w:r>
+      <w:r>
+        <w:rPr>
+          <w:rStyle w:val="VerbatimChar"/>
+        </w:rPr>
+        <w:t xml:space="preserve">│</w:t>
+      </w:r>
+      <w:r>
+        <w:br/>
+      </w:r>
+      <w:r>
+        <w:rPr>
+          <w:rStyle w:val="VerbatimChar"/>
+        </w:rPr>
+        <w:t xml:space="preserve">├── unit/</w:t>
+      </w:r>
+      <w:r>
+        <w:br/>
+      </w:r>
+      <w:r>
+        <w:rPr>
+          <w:rStyle w:val="VerbatimChar"/>
+        </w:rPr>
+        <w:t xml:space="preserve">├── integration/</w:t>
+      </w:r>
+      <w:r>
+        <w:br/>
+      </w:r>
+      <w:r>
+        <w:rPr>
+          <w:rStyle w:val="VerbatimChar"/>
+        </w:rPr>
+        <w:t xml:space="preserve">├── system/</w:t>
+      </w:r>
+      <w:r>
+        <w:br/>
+      </w:r>
+      <w:r>
+        <w:rPr>
+          <w:rStyle w:val="VerbatimChar"/>
+        </w:rPr>
+        <w:t xml:space="preserve">└── performance/</w:t>
+      </w:r>
+    </w:p>
+    <w:p>
+      <w:pPr>
+        <w:pStyle w:val="FirstParagraph"/>
+      </w:pPr>
+      <w:r>
+        <w:t xml:space="preserve">Tests should mirror production capability boundaries where practical.</w:t>
+      </w:r>
+    </w:p>
+    <w:p>
+      <w:pPr>
+        <w:pStyle w:val="BodyText"/>
+      </w:pPr>
+      <w:r>
+        <w:t xml:space="preserve">Example:</w:t>
+      </w:r>
+    </w:p>
+    <w:p>
+      <w:pPr>
+        <w:pStyle w:val="SourceCode"/>
+      </w:pPr>
+      <w:r>
+        <w:rPr>
+          <w:rStyle w:val="VerbatimChar"/>
+        </w:rPr>
+        <w:t xml:space="preserve">tests/</w:t>
+      </w:r>
+      <w:r>
+        <w:br/>
+      </w:r>
+      <w:r>
+        <w:rPr>
+          <w:rStyle w:val="VerbatimChar"/>
+        </w:rPr>
+        <w:t xml:space="preserve">└── unit/</w:t>
+      </w:r>
+      <w:r>
+        <w:br/>
+      </w:r>
+      <w:r>
+        <w:rPr>
+          <w:rStyle w:val="VerbatimChar"/>
+        </w:rPr>
+        <w:t xml:space="preserve">    ├── domain/</w:t>
+      </w:r>
+      <w:r>
+        <w:br/>
+      </w:r>
+      <w:r>
+        <w:rPr>
+          <w:rStyle w:val="VerbatimChar"/>
+        </w:rPr>
+        <w:t xml:space="preserve">    │   └── orders/</w:t>
+      </w:r>
+      <w:r>
+        <w:br/>
+      </w:r>
+      <w:r>
+        <w:rPr>
+          <w:rStyle w:val="VerbatimChar"/>
+        </w:rPr>
+        <w:t xml:space="preserve">    └── application/</w:t>
+      </w:r>
+      <w:r>
+        <w:br/>
+      </w:r>
+      <w:r>
+        <w:rPr>
+          <w:rStyle w:val="VerbatimChar"/>
+        </w:rPr>
+        <w:t xml:space="preserve">        └── orders/</w:t>
+      </w:r>
+    </w:p>
+    <w:p>
+      <w:pPr>
+        <w:pStyle w:val="FirstParagraph"/>
+      </w:pPr>
+      <w:r>
+        <w:t xml:space="preserve">Critical trading workflows require regression protection.</w:t>
+      </w:r>
+    </w:p>
+    <w:p>
+      <w:r>
+        <w:pict>
+          <v:rect style="width:0;height:1.5pt" o:hralign="center" o:hrstd="t" o:hr="t"/>
+        </w:pict>
+      </w:r>
+    </w:p>
+    <w:bookmarkEnd w:id="38"/>
+    <w:bookmarkStart w:id="39" w:name="configuration"/>
+    <w:p>
+      <w:pPr>
+        <w:pStyle w:val="Heading1"/>
+      </w:pPr>
+      <w:r>
+        <w:t xml:space="preserve">Configuration</w:t>
+      </w:r>
+    </w:p>
+    <w:p>
+      <w:pPr>
+        <w:pStyle w:val="FirstParagraph"/>
+      </w:pPr>
+      <w:r>
+        <w:t xml:space="preserve">Configuration files reside under:</w:t>
+      </w:r>
+    </w:p>
+    <w:p>
+      <w:pPr>
+        <w:pStyle w:val="SourceCode"/>
+      </w:pPr>
+      <w:r>
+        <w:rPr>
+          <w:rStyle w:val="VerbatimChar"/>
+        </w:rPr>
+        <w:t xml:space="preserve">config/</w:t>
+      </w:r>
+    </w:p>
+    <w:p>
+      <w:pPr>
+        <w:pStyle w:val="FirstParagraph"/>
+      </w:pPr>
+      <w:r>
+        <w:t xml:space="preserve">Configuration shall remain externalized and environment-aware.</w:t>
+      </w:r>
+    </w:p>
+    <w:p>
+      <w:pPr>
+        <w:pStyle w:val="BodyText"/>
+      </w:pPr>
+      <w:r>
+        <w:t xml:space="preserve">Possible environments:</w:t>
+      </w:r>
+    </w:p>
+    <w:p>
+      <w:pPr>
+        <w:pStyle w:val="SourceCode"/>
+      </w:pPr>
+      <w:r>
+        <w:rPr>
+          <w:rStyle w:val="VerbatimChar"/>
+        </w:rPr>
+        <w:t xml:space="preserve">config/</w:t>
+      </w:r>
+      <w:r>
+        <w:br/>
+      </w:r>
+      <w:r>
+        <w:rPr>
+          <w:rStyle w:val="VerbatimChar"/>
+        </w:rPr>
+        <w:t xml:space="preserve">│</w:t>
+      </w:r>
+      <w:r>
+        <w:br/>
+      </w:r>
+      <w:r>
+        <w:rPr>
+          <w:rStyle w:val="VerbatimChar"/>
+        </w:rPr>
+        <w:t xml:space="preserve">├── development/</w:t>
+      </w:r>
+      <w:r>
+        <w:br/>
+      </w:r>
+      <w:r>
+        <w:rPr>
+          <w:rStyle w:val="VerbatimChar"/>
+        </w:rPr>
+        <w:t xml:space="preserve">├── testing/</w:t>
+      </w:r>
+      <w:r>
+        <w:br/>
+      </w:r>
+      <w:r>
+        <w:rPr>
+          <w:rStyle w:val="VerbatimChar"/>
+        </w:rPr>
+        <w:t xml:space="preserve">├── paper/</w:t>
+      </w:r>
+      <w:r>
+        <w:br/>
+      </w:r>
+      <w:r>
+        <w:rPr>
+          <w:rStyle w:val="VerbatimChar"/>
+        </w:rPr>
+        <w:t xml:space="preserve">└── live/</w:t>
+      </w:r>
+    </w:p>
+    <w:p>
+      <w:pPr>
+        <w:pStyle w:val="FirstParagraph"/>
+      </w:pPr>
+      <w:r>
+        <w:t xml:space="preserve">PAPER and LIVE configuration shall remain explicitly distinguishable.</w:t>
+      </w:r>
+    </w:p>
+    <w:p>
+      <w:pPr>
+        <w:pStyle w:val="BodyText"/>
+      </w:pPr>
+      <w:r>
+        <w:t xml:space="preserve">Secrets shall not be stored in source-controlled configuration.</w:t>
+      </w:r>
+    </w:p>
+    <w:p>
+      <w:r>
+        <w:pict>
+          <v:rect style="width:0;height:1.5pt" o:hralign="center" o:hrstd="t" o:hr="t"/>
+        </w:pict>
+      </w:r>
+    </w:p>
+    <w:bookmarkEnd w:id="39"/>
+    <w:bookmarkStart w:id="40" w:name="scripts"/>
+    <w:p>
+      <w:pPr>
+        <w:pStyle w:val="Heading1"/>
+      </w:pPr>
+      <w:r>
+        <w:t xml:space="preserve">Scripts</w:t>
+      </w:r>
+    </w:p>
+    <w:p>
+      <w:pPr>
+        <w:pStyle w:val="FirstParagraph"/>
+      </w:pPr>
+      <w:r>
+        <w:t xml:space="preserve">Reusable project automation resides under:</w:t>
+      </w:r>
+    </w:p>
+    <w:p>
+      <w:pPr>
+        <w:pStyle w:val="SourceCode"/>
+      </w:pPr>
+      <w:r>
+        <w:rPr>
+          <w:rStyle w:val="VerbatimChar"/>
+        </w:rPr>
+        <w:t xml:space="preserve">scripts/</w:t>
+      </w:r>
+    </w:p>
+    <w:p>
+      <w:pPr>
+        <w:pStyle w:val="FirstParagraph"/>
+      </w:pPr>
+      <w:r>
+        <w:t xml:space="preserve">Examples:</w:t>
+      </w:r>
+    </w:p>
+    <w:p>
+      <w:pPr>
+        <w:pStyle w:val="Compact"/>
+        <w:numPr>
+          <w:ilvl w:val="0"/>
+          <w:numId w:val="1014"/>
+        </w:numPr>
+      </w:pPr>
+      <w:r>
+        <w:t xml:space="preserve">documentation generation</w:t>
+      </w:r>
+    </w:p>
+    <w:p>
+      <w:pPr>
+        <w:pStyle w:val="Compact"/>
+        <w:numPr>
+          <w:ilvl w:val="0"/>
+          <w:numId w:val="1014"/>
+        </w:numPr>
+      </w:pPr>
+      <w:r>
+        <w:t xml:space="preserve">build automation</w:t>
+      </w:r>
+    </w:p>
+    <w:p>
+      <w:pPr>
+        <w:pStyle w:val="Compact"/>
+        <w:numPr>
+          <w:ilvl w:val="0"/>
+          <w:numId w:val="1014"/>
+        </w:numPr>
+      </w:pPr>
+      <w:r>
+        <w:t xml:space="preserve">release automation</w:t>
+      </w:r>
+    </w:p>
+    <w:p>
+      <w:pPr>
+        <w:pStyle w:val="Compact"/>
+        <w:numPr>
+          <w:ilvl w:val="0"/>
+          <w:numId w:val="1014"/>
+        </w:numPr>
+      </w:pPr>
+      <w:r>
+        <w:t xml:space="preserve">maintenance utilities</w:t>
+      </w:r>
+    </w:p>
+    <w:p>
+      <w:pPr>
+        <w:pStyle w:val="FirstParagraph"/>
+      </w:pPr>
+      <w:r>
+        <w:t xml:space="preserve">Scripts shall not contain application business logic.</w:t>
+      </w:r>
+    </w:p>
+    <w:p>
+      <w:r>
+        <w:pict>
+          <v:rect style="width:0;height:1.5pt" o:hralign="center" o:hrstd="t" o:hr="t"/>
+        </w:pict>
+      </w:r>
+    </w:p>
+    <w:bookmarkEnd w:id="40"/>
+    <w:bookmarkStart w:id="41" w:name="tools"/>
+    <w:p>
+      <w:pPr>
+        <w:pStyle w:val="Heading1"/>
+      </w:pPr>
+      <w:r>
+        <w:t xml:space="preserve">Tools</w:t>
+      </w:r>
+    </w:p>
+    <w:p>
+      <w:pPr>
+        <w:pStyle w:val="FirstParagraph"/>
+      </w:pPr>
+      <w:r>
+        <w:t xml:space="preserve">Developer and repository tools may reside under:</w:t>
+      </w:r>
+    </w:p>
+    <w:p>
+      <w:pPr>
+        <w:pStyle w:val="SourceCode"/>
+      </w:pPr>
+      <w:r>
+        <w:rPr>
+          <w:rStyle w:val="VerbatimChar"/>
+        </w:rPr>
+        <w:t xml:space="preserve">tools/</w:t>
+      </w:r>
+    </w:p>
+    <w:p>
+      <w:pPr>
+        <w:pStyle w:val="FirstParagraph"/>
+      </w:pPr>
+      <w:r>
+        <w:t xml:space="preserve">Tools are not production application components.</w:t>
+      </w:r>
+    </w:p>
+    <w:p>
+      <w:pPr>
+        <w:pStyle w:val="BodyText"/>
+      </w:pPr>
+      <w:r>
+        <w:t xml:space="preserve">Tool dependencies shall not leak into production runtime unless explicitly required.</w:t>
+      </w:r>
+    </w:p>
+    <w:p>
+      <w:r>
+        <w:pict>
+          <v:rect style="width:0;height:1.5pt" o:hralign="center" o:hrstd="t" o:hr="t"/>
+        </w:pict>
+      </w:r>
+    </w:p>
+    <w:bookmarkEnd w:id="41"/>
+    <w:bookmarkStart w:id="42" w:name="temporary-files"/>
+    <w:p>
+      <w:pPr>
+        <w:pStyle w:val="Heading1"/>
+      </w:pPr>
+      <w:r>
+        <w:t xml:space="preserve">Temporary Files</w:t>
+      </w:r>
+    </w:p>
+    <w:p>
+      <w:pPr>
+        <w:pStyle w:val="FirstParagraph"/>
+      </w:pPr>
+      <w:r>
+        <w:t xml:space="preserve">Temporary local working files may reside under:</w:t>
+      </w:r>
+    </w:p>
+    <w:p>
+      <w:pPr>
+        <w:pStyle w:val="SourceCode"/>
+      </w:pPr>
+      <w:r>
+        <w:rPr>
+          <w:rStyle w:val="VerbatimChar"/>
+        </w:rPr>
+        <w:t xml:space="preserve">temp/</w:t>
+      </w:r>
+    </w:p>
+    <w:p>
+      <w:pPr>
+        <w:pStyle w:val="FirstParagraph"/>
+      </w:pPr>
+      <w:r>
+        <w:rPr>
+          <w:rStyle w:val="VerbatimChar"/>
+        </w:rPr>
+        <w:t xml:space="preserve">temp/</w:t>
+      </w:r>
+      <w:r>
+        <w:t xml:space="preserve"> </w:t>
+      </w:r>
+      <w:r>
+        <w:t xml:space="preserve">is intended for development and temporary processing artifacts.</w:t>
+      </w:r>
+    </w:p>
+    <w:p>
+      <w:pPr>
+        <w:pStyle w:val="BodyText"/>
+      </w:pPr>
+      <w:r>
+        <w:t xml:space="preserve">Production application behaviour shall not depend on files under</w:t>
+      </w:r>
+      <w:r>
+        <w:t xml:space="preserve"> </w:t>
+      </w:r>
+      <w:r>
+        <w:rPr>
+          <w:rStyle w:val="VerbatimChar"/>
+        </w:rPr>
+        <w:t xml:space="preserve">temp/</w:t>
+      </w:r>
+      <w:r>
+        <w:t xml:space="preserve">.</w:t>
+      </w:r>
+    </w:p>
+    <w:p>
+      <w:r>
+        <w:pict>
+          <v:rect style="width:0;height:1.5pt" o:hralign="center" o:hrstd="t" o:hr="t"/>
+        </w:pict>
+      </w:r>
+    </w:p>
+    <w:bookmarkEnd w:id="42"/>
+    <w:bookmarkStart w:id="43" w:name="github-automation"/>
+    <w:p>
+      <w:pPr>
+        <w:pStyle w:val="Heading1"/>
+      </w:pPr>
+      <w:r>
+        <w:t xml:space="preserve">GitHub Automation</w:t>
+      </w:r>
+    </w:p>
+    <w:p>
+      <w:pPr>
+        <w:pStyle w:val="FirstParagraph"/>
+      </w:pPr>
+      <w:r>
+        <w:t xml:space="preserve">Repository automation resides under:</w:t>
+      </w:r>
+    </w:p>
+    <w:p>
+      <w:pPr>
+        <w:pStyle w:val="SourceCode"/>
+      </w:pPr>
+      <w:r>
+        <w:rPr>
+          <w:rStyle w:val="VerbatimChar"/>
+        </w:rPr>
+        <w:t xml:space="preserve">.github/</w:t>
+      </w:r>
+    </w:p>
+    <w:p>
+      <w:pPr>
+        <w:pStyle w:val="FirstParagraph"/>
+      </w:pPr>
+      <w:r>
+        <w:t xml:space="preserve">Structure may include:</w:t>
+      </w:r>
+    </w:p>
+    <w:p>
+      <w:pPr>
+        <w:pStyle w:val="SourceCode"/>
+      </w:pPr>
+      <w:r>
+        <w:rPr>
+          <w:rStyle w:val="VerbatimChar"/>
+        </w:rPr>
+        <w:t xml:space="preserve">.github/</w:t>
+      </w:r>
+      <w:r>
+        <w:br/>
+      </w:r>
+      <w:r>
+        <w:rPr>
+          <w:rStyle w:val="VerbatimChar"/>
+        </w:rPr>
+        <w:t xml:space="preserve">├── workflows/</w:t>
+      </w:r>
+      <w:r>
+        <w:br/>
+      </w:r>
+      <w:r>
+        <w:rPr>
+          <w:rStyle w:val="VerbatimChar"/>
+        </w:rPr>
+        <w:t xml:space="preserve">├── ISSUE_TEMPLATE/</w:t>
+      </w:r>
+      <w:r>
+        <w:br/>
+      </w:r>
+      <w:r>
+        <w:rPr>
+          <w:rStyle w:val="VerbatimChar"/>
+        </w:rPr>
+        <w:t xml:space="preserve">└── PULL_REQUEST_TEMPLATE/</w:t>
+      </w:r>
+    </w:p>
+    <w:p>
+      <w:pPr>
+        <w:pStyle w:val="FirstParagraph"/>
+      </w:pPr>
+      <w:r>
+        <w:t xml:space="preserve">GitHub Actions may provide:</w:t>
+      </w:r>
+    </w:p>
+    <w:p>
+      <w:pPr>
+        <w:pStyle w:val="Compact"/>
+        <w:numPr>
+          <w:ilvl w:val="0"/>
+          <w:numId w:val="1015"/>
+        </w:numPr>
+      </w:pPr>
+      <w:r>
+        <w:t xml:space="preserve">quality checks</w:t>
+      </w:r>
+    </w:p>
+    <w:p>
+      <w:pPr>
+        <w:pStyle w:val="Compact"/>
+        <w:numPr>
+          <w:ilvl w:val="0"/>
+          <w:numId w:val="1015"/>
+        </w:numPr>
+      </w:pPr>
+      <w:r>
+        <w:t xml:space="preserve">automated tests</w:t>
+      </w:r>
+    </w:p>
+    <w:p>
+      <w:pPr>
+        <w:pStyle w:val="Compact"/>
+        <w:numPr>
+          <w:ilvl w:val="0"/>
+          <w:numId w:val="1015"/>
+        </w:numPr>
+      </w:pPr>
+      <w:r>
+        <w:t xml:space="preserve">documentation generation</w:t>
+      </w:r>
+    </w:p>
+    <w:p>
+      <w:pPr>
+        <w:pStyle w:val="Compact"/>
+        <w:numPr>
+          <w:ilvl w:val="0"/>
+          <w:numId w:val="1015"/>
+        </w:numPr>
+      </w:pPr>
+      <w:r>
+        <w:t xml:space="preserve">release automation</w:t>
+      </w:r>
+    </w:p>
+    <w:p>
+      <w:r>
+        <w:pict>
+          <v:rect style="width:0;height:1.5pt" o:hralign="center" o:hrstd="t" o:hr="t"/>
+        </w:pict>
+      </w:r>
+    </w:p>
+    <w:bookmarkEnd w:id="43"/>
+    <w:bookmarkStart w:id="44" w:name="naming-conventions"/>
+    <w:p>
+      <w:pPr>
+        <w:pStyle w:val="Heading1"/>
+      </w:pPr>
+      <w:r>
+        <w:t xml:space="preserve">Naming Conventions</w:t>
+      </w:r>
+    </w:p>
+    <w:p>
+      <w:pPr>
+        <w:pStyle w:val="FirstParagraph"/>
+      </w:pPr>
+      <w:r>
+        <w:t xml:space="preserve">Directories:</w:t>
+      </w:r>
+    </w:p>
+    <w:p>
+      <w:pPr>
+        <w:pStyle w:val="Compact"/>
+        <w:numPr>
+          <w:ilvl w:val="0"/>
+          <w:numId w:val="1016"/>
+        </w:numPr>
+      </w:pPr>
+      <w:r>
+        <w:t xml:space="preserve">lowercase</w:t>
+      </w:r>
+    </w:p>
+    <w:p>
+      <w:pPr>
+        <w:pStyle w:val="Compact"/>
+        <w:numPr>
+          <w:ilvl w:val="0"/>
+          <w:numId w:val="1016"/>
+        </w:numPr>
+      </w:pPr>
+      <w:r>
+        <w:t xml:space="preserve">snake_case where multiple words are required</w:t>
+      </w:r>
+    </w:p>
+    <w:p>
+      <w:pPr>
+        <w:pStyle w:val="Compact"/>
+        <w:numPr>
+          <w:ilvl w:val="0"/>
+          <w:numId w:val="1016"/>
+        </w:numPr>
+      </w:pPr>
+      <w:r>
+        <w:t xml:space="preserve">descriptive names</w:t>
+      </w:r>
+    </w:p>
+    <w:p>
+      <w:pPr>
+        <w:pStyle w:val="Compact"/>
+        <w:numPr>
+          <w:ilvl w:val="0"/>
+          <w:numId w:val="1016"/>
+        </w:numPr>
+      </w:pPr>
+      <w:r>
+        <w:t xml:space="preserve">singular or plural according to capability meaning</w:t>
+      </w:r>
+    </w:p>
+    <w:p>
+      <w:pPr>
+        <w:pStyle w:val="FirstParagraph"/>
+      </w:pPr>
+      <w:r>
+        <w:t xml:space="preserve">Python files:</w:t>
+      </w:r>
+    </w:p>
+    <w:p>
+      <w:pPr>
+        <w:pStyle w:val="Compact"/>
+        <w:numPr>
+          <w:ilvl w:val="0"/>
+          <w:numId w:val="1017"/>
+        </w:numPr>
+      </w:pPr>
+      <w:r>
+        <w:t xml:space="preserve">snake_case</w:t>
+      </w:r>
+    </w:p>
+    <w:p>
+      <w:pPr>
+        <w:pStyle w:val="FirstParagraph"/>
+      </w:pPr>
+      <w:r>
+        <w:t xml:space="preserve">Classes:</w:t>
+      </w:r>
+    </w:p>
+    <w:p>
+      <w:pPr>
+        <w:pStyle w:val="Compact"/>
+        <w:numPr>
+          <w:ilvl w:val="0"/>
+          <w:numId w:val="1018"/>
+        </w:numPr>
+      </w:pPr>
+      <w:r>
+        <w:t xml:space="preserve">PascalCase</w:t>
+      </w:r>
+    </w:p>
+    <w:p>
+      <w:pPr>
+        <w:pStyle w:val="FirstParagraph"/>
+      </w:pPr>
+      <w:r>
+        <w:t xml:space="preserve">Functions and methods:</w:t>
+      </w:r>
+    </w:p>
+    <w:p>
+      <w:pPr>
+        <w:pStyle w:val="Compact"/>
+        <w:numPr>
+          <w:ilvl w:val="0"/>
+          <w:numId w:val="1019"/>
+        </w:numPr>
+      </w:pPr>
+      <w:r>
+        <w:t xml:space="preserve">snake_case</w:t>
+      </w:r>
+    </w:p>
+    <w:p>
+      <w:pPr>
+        <w:pStyle w:val="FirstParagraph"/>
+      </w:pPr>
+      <w:r>
+        <w:t xml:space="preserve">Constants:</w:t>
+      </w:r>
+    </w:p>
+    <w:p>
+      <w:pPr>
+        <w:pStyle w:val="Compact"/>
+        <w:numPr>
+          <w:ilvl w:val="0"/>
+          <w:numId w:val="1020"/>
+        </w:numPr>
+      </w:pPr>
+      <w:r>
+        <w:t xml:space="preserve">UPPER_CASE</w:t>
+      </w:r>
+    </w:p>
+    <w:p>
+      <w:pPr>
+        <w:pStyle w:val="FirstParagraph"/>
+      </w:pPr>
+      <w:r>
+        <w:t xml:space="preserve">Tests:</w:t>
+      </w:r>
+    </w:p>
+    <w:p>
+      <w:pPr>
+        <w:pStyle w:val="SourceCode"/>
+      </w:pPr>
+      <w:r>
+        <w:rPr>
+          <w:rStyle w:val="VerbatimChar"/>
+        </w:rPr>
+        <w:t xml:space="preserve">test_&lt;subject&gt;.py</w:t>
+      </w:r>
+    </w:p>
+    <w:p>
+      <w:r>
+        <w:pict>
+          <v:rect style="width:0;height:1.5pt" o:hralign="center" o:hrstd="t" o:hr="t"/>
+        </w:pict>
+      </w:r>
+    </w:p>
+    <w:bookmarkEnd w:id="44"/>
+    <w:bookmarkStart w:id="45" w:name="file-responsibility"/>
+    <w:p>
+      <w:pPr>
+        <w:pStyle w:val="Heading1"/>
+      </w:pPr>
+      <w:r>
+        <w:t xml:space="preserve">File Responsibility</w:t>
+      </w:r>
+    </w:p>
+    <w:p>
+      <w:pPr>
+        <w:pStyle w:val="FirstParagraph"/>
+      </w:pPr>
+      <w:r>
+        <w:t xml:space="preserve">Each file shall have one clear primary responsibility.</w:t>
+      </w:r>
+    </w:p>
+    <w:p>
+      <w:pPr>
+        <w:pStyle w:val="BodyText"/>
+      </w:pPr>
+      <w:r>
+        <w:t xml:space="preserve">Avoid large generic files such as:</w:t>
+      </w:r>
+    </w:p>
+    <w:p>
+      <w:pPr>
+        <w:pStyle w:val="Compact"/>
+        <w:numPr>
+          <w:ilvl w:val="0"/>
+          <w:numId w:val="1021"/>
+        </w:numPr>
+      </w:pPr>
+      <w:r>
+        <w:t xml:space="preserve">helpers.py</w:t>
+      </w:r>
+    </w:p>
+    <w:p>
+      <w:pPr>
+        <w:pStyle w:val="Compact"/>
+        <w:numPr>
+          <w:ilvl w:val="0"/>
+          <w:numId w:val="1021"/>
+        </w:numPr>
+      </w:pPr>
+      <w:r>
+        <w:t xml:space="preserve">utils.py</w:t>
+      </w:r>
+    </w:p>
+    <w:p>
+      <w:pPr>
+        <w:pStyle w:val="Compact"/>
+        <w:numPr>
+          <w:ilvl w:val="0"/>
+          <w:numId w:val="1021"/>
+        </w:numPr>
+      </w:pPr>
+      <w:r>
+        <w:t xml:space="preserve">common.py</w:t>
+      </w:r>
+    </w:p>
+    <w:p>
+      <w:pPr>
+        <w:pStyle w:val="Compact"/>
+        <w:numPr>
+          <w:ilvl w:val="0"/>
+          <w:numId w:val="1021"/>
+        </w:numPr>
+      </w:pPr>
+      <w:r>
+        <w:t xml:space="preserve">manager.py</w:t>
+      </w:r>
+    </w:p>
+    <w:p>
+      <w:pPr>
+        <w:pStyle w:val="FirstParagraph"/>
+      </w:pPr>
+      <w:r>
+        <w:t xml:space="preserve">unless the responsibility is explicitly defined and documented.</w:t>
+      </w:r>
+    </w:p>
+    <w:p>
+      <w:pPr>
+        <w:pStyle w:val="BodyText"/>
+      </w:pPr>
+      <w:r>
+        <w:t xml:space="preserve">Prefer domain or technical language that identifies actual ownership.</w:t>
+      </w:r>
+    </w:p>
+    <w:p>
+      <w:r>
+        <w:pict>
+          <v:rect style="width:0;height:1.5pt" o:hralign="center" o:hrstd="t" o:hr="t"/>
+        </w:pict>
+      </w:r>
+    </w:p>
+    <w:bookmarkEnd w:id="45"/>
+    <w:bookmarkStart w:id="46" w:name="package-responsibility"/>
+    <w:p>
+      <w:pPr>
+        <w:pStyle w:val="Heading1"/>
+      </w:pPr>
+      <w:r>
+        <w:t xml:space="preserve">Package Responsibility</w:t>
+      </w:r>
+    </w:p>
+    <w:p>
+      <w:pPr>
+        <w:pStyle w:val="FirstParagraph"/>
+      </w:pPr>
+      <w:r>
+        <w:t xml:space="preserve">Each package shall represent:</w:t>
+      </w:r>
+    </w:p>
+    <w:p>
+      <w:pPr>
+        <w:pStyle w:val="Compact"/>
+        <w:numPr>
+          <w:ilvl w:val="0"/>
+          <w:numId w:val="1022"/>
+        </w:numPr>
+      </w:pPr>
+      <w:r>
+        <w:t xml:space="preserve">a business capability</w:t>
+      </w:r>
+    </w:p>
+    <w:p>
+      <w:pPr>
+        <w:pStyle w:val="Compact"/>
+        <w:numPr>
+          <w:ilvl w:val="0"/>
+          <w:numId w:val="1022"/>
+        </w:numPr>
+      </w:pPr>
+      <w:r>
+        <w:t xml:space="preserve">an architecture responsibility</w:t>
+      </w:r>
+    </w:p>
+    <w:p>
+      <w:pPr>
+        <w:pStyle w:val="Compact"/>
+        <w:numPr>
+          <w:ilvl w:val="0"/>
+          <w:numId w:val="1022"/>
+        </w:numPr>
+      </w:pPr>
+      <w:r>
+        <w:t xml:space="preserve">a technical infrastructure capability</w:t>
+      </w:r>
+    </w:p>
+    <w:p>
+      <w:pPr>
+        <w:pStyle w:val="Compact"/>
+        <w:numPr>
+          <w:ilvl w:val="0"/>
+          <w:numId w:val="1022"/>
+        </w:numPr>
+      </w:pPr>
+      <w:r>
+        <w:t xml:space="preserve">a defined presentation responsibility</w:t>
+      </w:r>
+    </w:p>
+    <w:p>
+      <w:pPr>
+        <w:pStyle w:val="FirstParagraph"/>
+      </w:pPr>
+      <w:r>
+        <w:t xml:space="preserve">Avoid packages created only to group unrelated files.</w:t>
+      </w:r>
+    </w:p>
+    <w:p>
+      <w:r>
+        <w:pict>
+          <v:rect style="width:0;height:1.5pt" o:hralign="center" o:hrstd="t" o:hr="t"/>
+        </w:pict>
+      </w:r>
+    </w:p>
+    <w:bookmarkEnd w:id="46"/>
+    <w:bookmarkStart w:id="47" w:name="structure-evolution-rules"/>
+    <w:p>
+      <w:pPr>
+        <w:pStyle w:val="Heading1"/>
+      </w:pPr>
+      <w:r>
+        <w:t xml:space="preserve">Structure Evolution Rules</w:t>
+      </w:r>
+    </w:p>
+    <w:p>
+      <w:pPr>
+        <w:pStyle w:val="FirstParagraph"/>
+      </w:pPr>
+      <w:r>
+        <w:t xml:space="preserve">When introducing a new directory or package:</w:t>
+      </w:r>
+    </w:p>
+    <w:p>
+      <w:pPr>
+        <w:pStyle w:val="Compact"/>
+        <w:numPr>
+          <w:ilvl w:val="0"/>
+          <w:numId w:val="1023"/>
+        </w:numPr>
+      </w:pPr>
+      <w:r>
+        <w:t xml:space="preserve">Identify the product or technical requirement.</w:t>
+      </w:r>
+    </w:p>
+    <w:p>
+      <w:pPr>
+        <w:pStyle w:val="Compact"/>
+        <w:numPr>
+          <w:ilvl w:val="0"/>
+          <w:numId w:val="1023"/>
+        </w:numPr>
+      </w:pPr>
+      <w:r>
+        <w:t xml:space="preserve">Identify the owning architecture layer.</w:t>
+      </w:r>
+    </w:p>
+    <w:p>
+      <w:pPr>
+        <w:pStyle w:val="Compact"/>
+        <w:numPr>
+          <w:ilvl w:val="0"/>
+          <w:numId w:val="1023"/>
+        </w:numPr>
+      </w:pPr>
+      <w:r>
+        <w:t xml:space="preserve">Identify the capability or technical responsibility.</w:t>
+      </w:r>
+    </w:p>
+    <w:p>
+      <w:pPr>
+        <w:pStyle w:val="Compact"/>
+        <w:numPr>
+          <w:ilvl w:val="0"/>
+          <w:numId w:val="1023"/>
+        </w:numPr>
+      </w:pPr>
+      <w:r>
+        <w:t xml:space="preserve">Check whether an existing package already owns the responsibility.</w:t>
+      </w:r>
+    </w:p>
+    <w:p>
+      <w:pPr>
+        <w:pStyle w:val="Compact"/>
+        <w:numPr>
+          <w:ilvl w:val="0"/>
+          <w:numId w:val="1023"/>
+        </w:numPr>
+      </w:pPr>
+      <w:r>
+        <w:t xml:space="preserve">Avoid duplicate structures.</w:t>
+      </w:r>
+    </w:p>
+    <w:p>
+      <w:pPr>
+        <w:pStyle w:val="Compact"/>
+        <w:numPr>
+          <w:ilvl w:val="0"/>
+          <w:numId w:val="1023"/>
+        </w:numPr>
+      </w:pPr>
+      <w:r>
+        <w:t xml:space="preserve">Update documentation where structural boundaries change.</w:t>
+      </w:r>
+    </w:p>
+    <w:p>
+      <w:pPr>
+        <w:pStyle w:val="FirstParagraph"/>
+      </w:pPr>
+      <w:r>
+        <w:t xml:space="preserve">Do not create directory trees for future features before implementation requires them.</w:t>
+      </w:r>
+    </w:p>
+    <w:p>
+      <w:r>
+        <w:pict>
+          <v:rect style="width:0;height:1.5pt" o:hralign="center" o:hrstd="t" o:hr="t"/>
+        </w:pict>
+      </w:r>
+    </w:p>
+    <w:bookmarkEnd w:id="47"/>
+    <w:bookmarkStart w:id="48" w:name="repository-growth-principles"/>
+    <w:p>
+      <w:pPr>
+        <w:pStyle w:val="Heading1"/>
+      </w:pPr>
+      <w:r>
+        <w:t xml:space="preserve">Repository Growth Principles</w:t>
+      </w:r>
+    </w:p>
+    <w:p>
+      <w:pPr>
+        <w:pStyle w:val="FirstParagraph"/>
+      </w:pPr>
+      <w:r>
+        <w:t xml:space="preserve">As the project evolves:</w:t>
+      </w:r>
+    </w:p>
+    <w:p>
+      <w:pPr>
+        <w:pStyle w:val="Compact"/>
+        <w:numPr>
+          <w:ilvl w:val="0"/>
+          <w:numId w:val="1024"/>
+        </w:numPr>
+      </w:pPr>
+      <w:r>
+        <w:t xml:space="preserve">extend existing capability boundaries where appropriate</w:t>
+      </w:r>
+    </w:p>
+    <w:p>
+      <w:pPr>
+        <w:pStyle w:val="Compact"/>
+        <w:numPr>
+          <w:ilvl w:val="0"/>
+          <w:numId w:val="1024"/>
+        </w:numPr>
+      </w:pPr>
+      <w:r>
+        <w:t xml:space="preserve">preserve dependency direction</w:t>
+      </w:r>
+    </w:p>
+    <w:p>
+      <w:pPr>
+        <w:pStyle w:val="Compact"/>
+        <w:numPr>
+          <w:ilvl w:val="0"/>
+          <w:numId w:val="1024"/>
+        </w:numPr>
+      </w:pPr>
+      <w:r>
+        <w:t xml:space="preserve">avoid parallel implementations</w:t>
+      </w:r>
+    </w:p>
+    <w:p>
+      <w:pPr>
+        <w:pStyle w:val="Compact"/>
+        <w:numPr>
+          <w:ilvl w:val="0"/>
+          <w:numId w:val="1024"/>
+        </w:numPr>
+      </w:pPr>
+      <w:r>
+        <w:t xml:space="preserve">avoid speculative shared packages</w:t>
+      </w:r>
+    </w:p>
+    <w:p>
+      <w:pPr>
+        <w:pStyle w:val="Compact"/>
+        <w:numPr>
+          <w:ilvl w:val="0"/>
+          <w:numId w:val="1024"/>
+        </w:numPr>
+      </w:pPr>
+      <w:r>
+        <w:t xml:space="preserve">keep directory depth practical</w:t>
+      </w:r>
+    </w:p>
+    <w:p>
+      <w:pPr>
+        <w:pStyle w:val="Compact"/>
+        <w:numPr>
+          <w:ilvl w:val="0"/>
+          <w:numId w:val="1024"/>
+        </w:numPr>
+      </w:pPr>
+      <w:r>
+        <w:t xml:space="preserve">keep responsibilities explicit</w:t>
+      </w:r>
+    </w:p>
+    <w:p>
+      <w:pPr>
+        <w:pStyle w:val="Compact"/>
+        <w:numPr>
+          <w:ilvl w:val="0"/>
+          <w:numId w:val="1024"/>
+        </w:numPr>
+      </w:pPr>
+      <w:r>
+        <w:t xml:space="preserve">review repository structure regularly</w:t>
+      </w:r>
+    </w:p>
+    <w:p>
+      <w:pPr>
+        <w:pStyle w:val="FirstParagraph"/>
+      </w:pPr>
+      <w:r>
+        <w:t xml:space="preserve">Repository structure shall evolve with implemented product workflows.</w:t>
+      </w:r>
+    </w:p>
+    <w:p>
+      <w:r>
+        <w:pict>
+          <v:rect style="width:0;height:1.5pt" o:hralign="center" o:hrstd="t" o:hr="t"/>
+        </w:pict>
+      </w:r>
+    </w:p>
+    <w:bookmarkEnd w:id="48"/>
+    <w:bookmarkStart w:id="49" w:name="structure-review-checklist"/>
+    <w:p>
+      <w:pPr>
+        <w:pStyle w:val="Heading1"/>
+      </w:pPr>
+      <w:r>
+        <w:t xml:space="preserve">Structure Review Checklist</w:t>
+      </w:r>
+    </w:p>
+    <w:p>
+      <w:pPr>
+        <w:pStyle w:val="FirstParagraph"/>
+      </w:pPr>
+      <w:r>
+        <w:t xml:space="preserve">Before introducing or changing project structure verify:</w:t>
+      </w:r>
+    </w:p>
+    <w:p>
+      <w:pPr>
+        <w:pStyle w:val="Compact"/>
+        <w:numPr>
+          <w:ilvl w:val="0"/>
+          <w:numId w:val="1025"/>
+        </w:numPr>
+      </w:pPr>
+      <w:r>
+        <w:t xml:space="preserve">product or technical requirement identified</w:t>
+      </w:r>
+    </w:p>
+    <w:p>
+      <w:pPr>
+        <w:pStyle w:val="Compact"/>
+        <w:numPr>
+          <w:ilvl w:val="0"/>
+          <w:numId w:val="1025"/>
+        </w:numPr>
+      </w:pPr>
+      <w:r>
+        <w:t xml:space="preserve">architecture layer identified</w:t>
+      </w:r>
+    </w:p>
+    <w:p>
+      <w:pPr>
+        <w:pStyle w:val="Compact"/>
+        <w:numPr>
+          <w:ilvl w:val="0"/>
+          <w:numId w:val="1025"/>
+        </w:numPr>
+      </w:pPr>
+      <w:r>
+        <w:t xml:space="preserve">capability owner identified</w:t>
+      </w:r>
+    </w:p>
+    <w:p>
+      <w:pPr>
+        <w:pStyle w:val="Compact"/>
+        <w:numPr>
+          <w:ilvl w:val="0"/>
+          <w:numId w:val="1025"/>
+        </w:numPr>
+      </w:pPr>
+      <w:r>
+        <w:t xml:space="preserve">existing location cannot be reused</w:t>
+      </w:r>
+    </w:p>
+    <w:p>
+      <w:pPr>
+        <w:pStyle w:val="Compact"/>
+        <w:numPr>
+          <w:ilvl w:val="0"/>
+          <w:numId w:val="1025"/>
+        </w:numPr>
+      </w:pPr>
+      <w:r>
+        <w:t xml:space="preserve">dependency direction preserved</w:t>
+      </w:r>
+    </w:p>
+    <w:p>
+      <w:pPr>
+        <w:pStyle w:val="Compact"/>
+        <w:numPr>
+          <w:ilvl w:val="0"/>
+          <w:numId w:val="1025"/>
+        </w:numPr>
+      </w:pPr>
+      <w:r>
+        <w:t xml:space="preserve">no duplicate responsibility introduced</w:t>
+      </w:r>
+    </w:p>
+    <w:p>
+      <w:pPr>
+        <w:pStyle w:val="Compact"/>
+        <w:numPr>
+          <w:ilvl w:val="0"/>
+          <w:numId w:val="1025"/>
+        </w:numPr>
+      </w:pPr>
+      <w:r>
+        <w:t xml:space="preserve">no speculative package introduced</w:t>
+      </w:r>
+    </w:p>
+    <w:p>
+      <w:pPr>
+        <w:pStyle w:val="Compact"/>
+        <w:numPr>
+          <w:ilvl w:val="0"/>
+          <w:numId w:val="1025"/>
+        </w:numPr>
+      </w:pPr>
+      <w:r>
+        <w:rPr>
+          <w:rStyle w:val="VerbatimChar"/>
+        </w:rPr>
+        <w:t xml:space="preserve">shared/</w:t>
+      </w:r>
+      <w:r>
+        <w:t xml:space="preserve"> </w:t>
+      </w:r>
+      <w:r>
+        <w:t xml:space="preserve">usage justified</w:t>
+      </w:r>
+    </w:p>
+    <w:p>
+      <w:pPr>
+        <w:pStyle w:val="Compact"/>
+        <w:numPr>
+          <w:ilvl w:val="0"/>
+          <w:numId w:val="1025"/>
+        </w:numPr>
+      </w:pPr>
+      <w:r>
+        <w:t xml:space="preserve">test location defined</w:t>
+      </w:r>
+    </w:p>
+    <w:p>
+      <w:pPr>
+        <w:pStyle w:val="Compact"/>
+        <w:numPr>
+          <w:ilvl w:val="0"/>
+          <w:numId w:val="1025"/>
+        </w:numPr>
+      </w:pPr>
+      <w:r>
+        <w:t xml:space="preserve">documentation location defined</w:t>
+      </w:r>
+    </w:p>
+    <w:p>
+      <w:pPr>
+        <w:pStyle w:val="Compact"/>
+        <w:numPr>
+          <w:ilvl w:val="0"/>
+          <w:numId w:val="1025"/>
+        </w:numPr>
+      </w:pPr>
+      <w:r>
+        <w:t xml:space="preserve">documentation updated</w:t>
+      </w:r>
+    </w:p>
+    <w:p>
+      <w:r>
+        <w:pict>
+          <v:rect style="width:0;height:1.5pt" o:hralign="center" o:hrstd="t" o:hr="t"/>
+        </w:pict>
+      </w:r>
+    </w:p>
+    <w:bookmarkEnd w:id="49"/>
+    <w:bookmarkStart w:id="50" w:name="related-documents"/>
+    <w:p>
+      <w:pPr>
+        <w:pStyle w:val="Heading1"/>
+      </w:pPr>
+      <w:r>
         <w:t xml:space="preserve">Related Documents</w:t>
       </w:r>
     </w:p>
@@ -1525,7 +5431,43 @@
         <w:pStyle w:val="Compact"/>
         <w:numPr>
           <w:ilvl w:val="0"/>
-          <w:numId w:val="1015"/>
+          <w:numId w:val="1026"/>
+        </w:numPr>
+      </w:pPr>
+      <w:r>
+        <w:t xml:space="preserve">Product_Vision.md</w:t>
+      </w:r>
+    </w:p>
+    <w:p>
+      <w:pPr>
+        <w:pStyle w:val="Compact"/>
+        <w:numPr>
+          <w:ilvl w:val="0"/>
+          <w:numId w:val="1026"/>
+        </w:numPr>
+      </w:pPr>
+      <w:r>
+        <w:t xml:space="preserve">Product_Roadmap.md</w:t>
+      </w:r>
+    </w:p>
+    <w:p>
+      <w:pPr>
+        <w:pStyle w:val="Compact"/>
+        <w:numPr>
+          <w:ilvl w:val="0"/>
+          <w:numId w:val="1026"/>
+        </w:numPr>
+      </w:pPr>
+      <w:r>
+        <w:t xml:space="preserve">Project_Overview.md</w:t>
+      </w:r>
+    </w:p>
+    <w:p>
+      <w:pPr>
+        <w:pStyle w:val="Compact"/>
+        <w:numPr>
+          <w:ilvl w:val="0"/>
+          <w:numId w:val="1026"/>
         </w:numPr>
       </w:pPr>
       <w:r>
@@ -1537,7 +5479,19 @@
         <w:pStyle w:val="Compact"/>
         <w:numPr>
           <w:ilvl w:val="0"/>
-          <w:numId w:val="1015"/>
+          <w:numId w:val="1026"/>
+        </w:numPr>
+      </w:pPr>
+      <w:r>
+        <w:t xml:space="preserve">Domain_Model.md</w:t>
+      </w:r>
+    </w:p>
+    <w:p>
+      <w:pPr>
+        <w:pStyle w:val="Compact"/>
+        <w:numPr>
+          <w:ilvl w:val="0"/>
+          <w:numId w:val="1026"/>
         </w:numPr>
       </w:pPr>
       <w:r>
@@ -1549,14 +5503,62 @@
         <w:pStyle w:val="Compact"/>
         <w:numPr>
           <w:ilvl w:val="0"/>
-          <w:numId w:val="1015"/>
-        </w:numPr>
-      </w:pPr>
-      <w:r>
-        <w:t xml:space="preserve">AGENTS.md</w:t>
-      </w:r>
-    </w:p>
-    <w:bookmarkEnd w:id="25"/>
+          <w:numId w:val="1026"/>
+        </w:numPr>
+      </w:pPr>
+      <w:r>
+        <w:t xml:space="preserve">Technical_Specifications.md</w:t>
+      </w:r>
+    </w:p>
+    <w:p>
+      <w:pPr>
+        <w:pStyle w:val="Compact"/>
+        <w:numPr>
+          <w:ilvl w:val="0"/>
+          <w:numId w:val="1026"/>
+        </w:numPr>
+      </w:pPr>
+      <w:r>
+        <w:t xml:space="preserve">Widget_Catalog.md</w:t>
+      </w:r>
+    </w:p>
+    <w:p>
+      <w:pPr>
+        <w:pStyle w:val="Compact"/>
+        <w:numPr>
+          <w:ilvl w:val="0"/>
+          <w:numId w:val="1026"/>
+        </w:numPr>
+      </w:pPr>
+      <w:r>
+        <w:t xml:space="preserve">Testing_Strategy.md</w:t>
+      </w:r>
+    </w:p>
+    <w:p>
+      <w:pPr>
+        <w:pStyle w:val="Compact"/>
+        <w:numPr>
+          <w:ilvl w:val="0"/>
+          <w:numId w:val="1026"/>
+        </w:numPr>
+      </w:pPr>
+      <w:r>
+        <w:t xml:space="preserve">Coding_Standards.md</w:t>
+      </w:r>
+    </w:p>
+    <w:p>
+      <w:pPr>
+        <w:pStyle w:val="Compact"/>
+        <w:numPr>
+          <w:ilvl w:val="0"/>
+          <w:numId w:val="1026"/>
+        </w:numPr>
+      </w:pPr>
+      <w:r>
+        <w:t xml:space="preserve">AGENTS.mdClean</w:t>
+      </w:r>
+    </w:p>
+    <w:bookmarkEnd w:id="50"/>
     <w:sectPr>
       <w:footnotePr>
         <w:numRestart w:val="eachSect"/>
@@ -1768,6 +5770,91 @@
       <w:rPr>
         <w:rFonts w:ascii="Wingdings" w:hAnsi="Wingdings" w:cs="Wingdings" w:hint="default"/>
       </w:rPr>
+    </w:lvl>
+  </w:abstractNum>
+  <w:abstractNum w:abstractNumId="99411">
+    <w:nsid w:val="00A99411"/>
+    <w:multiLevelType w:val="multilevel"/>
+    <w:lvl w:ilvl="0">
+      <w:start w:val="1"/>
+      <w:numFmt w:val="decimal"/>
+      <w:lvlText w:val="%1."/>
+      <w:lvlJc w:val="left"/>
+      <w:pPr>
+        <w:ind w:left="720" w:hanging="360"/>
+      </w:pPr>
+    </w:lvl>
+    <w:lvl w:ilvl="1">
+      <w:start w:val="1"/>
+      <w:numFmt w:val="decimal"/>
+      <w:lvlText w:val="%2."/>
+      <w:lvlJc w:val="left"/>
+      <w:pPr>
+        <w:ind w:left="1440" w:hanging="360"/>
+      </w:pPr>
+    </w:lvl>
+    <w:lvl w:ilvl="2">
+      <w:start w:val="1"/>
+      <w:numFmt w:val="decimal"/>
+      <w:lvlText w:val="%3."/>
+      <w:lvlJc w:val="left"/>
+      <w:pPr>
+        <w:ind w:left="2160" w:hanging="360"/>
+      </w:pPr>
+    </w:lvl>
+    <w:lvl w:ilvl="3">
+      <w:start w:val="1"/>
+      <w:numFmt w:val="decimal"/>
+      <w:lvlText w:val="%4."/>
+      <w:lvlJc w:val="left"/>
+      <w:pPr>
+        <w:ind w:left="2880" w:hanging="360"/>
+      </w:pPr>
+    </w:lvl>
+    <w:lvl w:ilvl="4">
+      <w:start w:val="1"/>
+      <w:numFmt w:val="decimal"/>
+      <w:lvlText w:val="%5."/>
+      <w:lvlJc w:val="left"/>
+      <w:pPr>
+        <w:ind w:left="3600" w:hanging="360"/>
+      </w:pPr>
+    </w:lvl>
+    <w:lvl w:ilvl="5">
+      <w:start w:val="1"/>
+      <w:numFmt w:val="decimal"/>
+      <w:lvlText w:val="%6."/>
+      <w:lvlJc w:val="left"/>
+      <w:pPr>
+        <w:ind w:left="4320" w:hanging="360"/>
+      </w:pPr>
+    </w:lvl>
+    <w:lvl w:ilvl="6">
+      <w:start w:val="1"/>
+      <w:numFmt w:val="decimal"/>
+      <w:lvlText w:val="%7."/>
+      <w:lvlJc w:val="left"/>
+      <w:pPr>
+        <w:ind w:left="5040" w:hanging="360"/>
+      </w:pPr>
+    </w:lvl>
+    <w:lvl w:ilvl="7">
+      <w:start w:val="1"/>
+      <w:numFmt w:val="decimal"/>
+      <w:lvlText w:val="%8."/>
+      <w:lvlJc w:val="left"/>
+      <w:pPr>
+        <w:ind w:left="5760" w:hanging="360"/>
+      </w:pPr>
+    </w:lvl>
+    <w:lvl w:ilvl="8">
+      <w:start w:val="1"/>
+      <w:numFmt w:val="decimal"/>
+      <w:lvlText w:val="%9."/>
+      <w:lvlJc w:val="left"/>
+      <w:pPr>
+        <w:ind w:left="6480" w:hanging="360"/>
+      </w:pPr>
     </w:lvl>
   </w:abstractNum>
   <w:num w:numId="1000">
@@ -1816,6 +5903,66 @@
     <w:abstractNumId w:val="991"/>
   </w:num>
   <w:num w:numId="1015">
+    <w:abstractNumId w:val="991"/>
+  </w:num>
+  <w:num w:numId="1016">
+    <w:abstractNumId w:val="991"/>
+  </w:num>
+  <w:num w:numId="1017">
+    <w:abstractNumId w:val="991"/>
+  </w:num>
+  <w:num w:numId="1018">
+    <w:abstractNumId w:val="991"/>
+  </w:num>
+  <w:num w:numId="1019">
+    <w:abstractNumId w:val="991"/>
+  </w:num>
+  <w:num w:numId="1020">
+    <w:abstractNumId w:val="991"/>
+  </w:num>
+  <w:num w:numId="1021">
+    <w:abstractNumId w:val="991"/>
+  </w:num>
+  <w:num w:numId="1022">
+    <w:abstractNumId w:val="991"/>
+  </w:num>
+  <w:num w:numId="1023">
+    <w:abstractNumId w:val="99411"/>
+    <w:lvlOverride w:ilvl="0">
+      <w:startOverride w:val="1"/>
+    </w:lvlOverride>
+    <w:lvlOverride w:ilvl="1">
+      <w:startOverride w:val="1"/>
+    </w:lvlOverride>
+    <w:lvlOverride w:ilvl="2">
+      <w:startOverride w:val="1"/>
+    </w:lvlOverride>
+    <w:lvlOverride w:ilvl="3">
+      <w:startOverride w:val="1"/>
+    </w:lvlOverride>
+    <w:lvlOverride w:ilvl="4">
+      <w:startOverride w:val="1"/>
+    </w:lvlOverride>
+    <w:lvlOverride w:ilvl="5">
+      <w:startOverride w:val="1"/>
+    </w:lvlOverride>
+    <w:lvlOverride w:ilvl="6">
+      <w:startOverride w:val="1"/>
+    </w:lvlOverride>
+    <w:lvlOverride w:ilvl="7">
+      <w:startOverride w:val="1"/>
+    </w:lvlOverride>
+    <w:lvlOverride w:ilvl="8">
+      <w:startOverride w:val="1"/>
+    </w:lvlOverride>
+  </w:num>
+  <w:num w:numId="1024">
+    <w:abstractNumId w:val="991"/>
+  </w:num>
+  <w:num w:numId="1025">
+    <w:abstractNumId w:val="991"/>
+  </w:num>
+  <w:num w:numId="1026">
     <w:abstractNumId w:val="991"/>
   </w:num>
 </w:numbering>
